--- a/list new set.docx
+++ b/list new set.docx
@@ -299,7 +299,7 @@
           <w:lang w:eastAsia="en-IN"/>
         </w:rPr>
         <w:pict w14:anchorId="3E873712">
-          <v:rect id="_x0000_i1033" style="width:0;height:1.5pt" o:hralign="center" o:hrstd="t" o:hr="t" fillcolor="#a0a0a0" stroked="f"/>
+          <v:rect id="_x0000_i1025" style="width:0;height:1.5pt" o:hralign="center" o:hrstd="t" o:hr="t" fillcolor="#a0a0a0" stroked="f"/>
         </w:pict>
       </w:r>
     </w:p>
@@ -600,7 +600,7 @@
           <w:lang w:eastAsia="en-IN"/>
         </w:rPr>
         <w:pict w14:anchorId="64588919">
-          <v:rect id="_x0000_i1034" style="width:0;height:1.5pt" o:hralign="center" o:hrstd="t" o:hr="t" fillcolor="#a0a0a0" stroked="f"/>
+          <v:rect id="_x0000_i1026" style="width:0;height:1.5pt" o:hralign="center" o:hrstd="t" o:hr="t" fillcolor="#a0a0a0" stroked="f"/>
         </w:pict>
       </w:r>
     </w:p>
@@ -902,7 +902,7 @@
           <w:lang w:eastAsia="en-IN"/>
         </w:rPr>
         <w:pict w14:anchorId="339082F0">
-          <v:rect id="_x0000_i1035" style="width:0;height:1.5pt" o:hralign="center" o:hrstd="t" o:hr="t" fillcolor="#a0a0a0" stroked="f"/>
+          <v:rect id="_x0000_i1027" style="width:0;height:1.5pt" o:hralign="center" o:hrstd="t" o:hr="t" fillcolor="#a0a0a0" stroked="f"/>
         </w:pict>
       </w:r>
     </w:p>
@@ -1203,7 +1203,7 @@
           <w:lang w:eastAsia="en-IN"/>
         </w:rPr>
         <w:pict w14:anchorId="49FBF885">
-          <v:rect id="_x0000_i1036" style="width:0;height:1.5pt" o:hralign="center" o:hrstd="t" o:hr="t" fillcolor="#a0a0a0" stroked="f"/>
+          <v:rect id="_x0000_i1028" style="width:0;height:1.5pt" o:hralign="center" o:hrstd="t" o:hr="t" fillcolor="#a0a0a0" stroked="f"/>
         </w:pict>
       </w:r>
     </w:p>
@@ -1317,6 +1317,15 @@
         </w:rPr>
         <w:t xml:space="preserve">Count elements whose sorted digits equal original </w:t>
       </w:r>
+      <w:r>
+        <w:rPr>
+          <w:rFonts w:ascii="Times New Roman" w:eastAsia="Times New Roman" w:hAnsi="Times New Roman" w:cs="Times New Roman"/>
+          <w:sz w:val="24"/>
+          <w:szCs w:val="24"/>
+          <w:lang w:eastAsia="en-IN"/>
+        </w:rPr>
+        <w:t xml:space="preserve"> (leave)</w:t>
+      </w:r>
     </w:p>
     <w:p>
       <w:pPr>
@@ -1341,6 +1350,15 @@
         </w:rPr>
         <w:t xml:space="preserve">Keep numbers where alternating digit sum is even </w:t>
       </w:r>
+      <w:r>
+        <w:rPr>
+          <w:rFonts w:ascii="Times New Roman" w:eastAsia="Times New Roman" w:hAnsi="Times New Roman" w:cs="Times New Roman"/>
+          <w:sz w:val="24"/>
+          <w:szCs w:val="24"/>
+          <w:lang w:eastAsia="en-IN"/>
+        </w:rPr>
+        <w:t>(leave)</w:t>
+      </w:r>
     </w:p>
     <w:p>
       <w:pPr>
@@ -1504,310 +1522,10 @@
           <w:lang w:eastAsia="en-IN"/>
         </w:rPr>
         <w:pict w14:anchorId="2BC8FE4A">
-          <v:rect id="_x0000_i1028" style="width:0;height:1.5pt" o:hralign="center" o:hrstd="t" o:hr="t" fillcolor="#a0a0a0" stroked="f"/>
-        </w:pict>
-      </w:r>
-    </w:p>
-    <w:p>
-      <w:pPr>
-        <w:spacing w:before="100" w:beforeAutospacing="1" w:after="100" w:afterAutospacing="1" w:line="240" w:lineRule="auto"/>
-        <w:outlineLvl w:val="1"/>
-        <w:rPr>
-          <w:rFonts w:ascii="Times New Roman" w:eastAsia="Times New Roman" w:hAnsi="Times New Roman" w:cs="Times New Roman"/>
-          <w:b/>
-          <w:bCs/>
-          <w:sz w:val="36"/>
-          <w:szCs w:val="36"/>
-          <w:lang w:eastAsia="en-IN"/>
-        </w:rPr>
-      </w:pPr>
-      <w:r>
-        <w:rPr>
-          <w:rFonts w:ascii="Segoe UI Emoji" w:eastAsia="Times New Roman" w:hAnsi="Segoe UI Emoji" w:cs="Segoe UI Emoji"/>
-          <w:b/>
-          <w:bCs/>
-          <w:sz w:val="36"/>
-          <w:szCs w:val="36"/>
-          <w:lang w:eastAsia="en-IN"/>
-        </w:rPr>
-        <w:t>🔹</w:t>
-      </w:r>
-      <w:r>
-        <w:rPr>
-          <w:rFonts w:ascii="Times New Roman" w:eastAsia="Times New Roman" w:hAnsi="Times New Roman" w:cs="Times New Roman"/>
-          <w:b/>
-          <w:bCs/>
-          <w:sz w:val="36"/>
-          <w:szCs w:val="36"/>
-          <w:lang w:eastAsia="en-IN"/>
-        </w:rPr>
-        <w:t xml:space="preserve"> SECTION 5: Rearrangement + Patterns (10)</w:t>
-      </w:r>
-    </w:p>
-    <w:p>
-      <w:pPr>
-        <w:numPr>
-          <w:ilvl w:val="0"/>
-          <w:numId w:val="5"/>
-        </w:numPr>
-        <w:spacing w:before="100" w:beforeAutospacing="1" w:after="100" w:afterAutospacing="1" w:line="240" w:lineRule="auto"/>
-        <w:rPr>
-          <w:rFonts w:ascii="Times New Roman" w:eastAsia="Times New Roman" w:hAnsi="Times New Roman" w:cs="Times New Roman"/>
-          <w:sz w:val="24"/>
-          <w:szCs w:val="24"/>
-          <w:lang w:eastAsia="en-IN"/>
-        </w:rPr>
-      </w:pPr>
-      <w:r>
-        <w:rPr>
-          <w:rFonts w:ascii="Times New Roman" w:eastAsia="Times New Roman" w:hAnsi="Times New Roman" w:cs="Times New Roman"/>
-          <w:sz w:val="24"/>
-          <w:szCs w:val="24"/>
-          <w:lang w:eastAsia="en-IN"/>
-        </w:rPr>
-        <w:t xml:space="preserve">Rearrange array such that positives and negatives alternate (stable) </w:t>
-      </w:r>
-    </w:p>
-    <w:p>
-      <w:pPr>
-        <w:numPr>
-          <w:ilvl w:val="0"/>
-          <w:numId w:val="5"/>
-        </w:numPr>
-        <w:spacing w:before="100" w:beforeAutospacing="1" w:after="100" w:afterAutospacing="1" w:line="240" w:lineRule="auto"/>
-        <w:rPr>
-          <w:rFonts w:ascii="Times New Roman" w:eastAsia="Times New Roman" w:hAnsi="Times New Roman" w:cs="Times New Roman"/>
-          <w:sz w:val="24"/>
-          <w:szCs w:val="24"/>
-          <w:lang w:eastAsia="en-IN"/>
-        </w:rPr>
-      </w:pPr>
-      <w:r>
-        <w:rPr>
-          <w:rFonts w:ascii="Times New Roman" w:eastAsia="Times New Roman" w:hAnsi="Times New Roman" w:cs="Times New Roman"/>
-          <w:sz w:val="24"/>
-          <w:szCs w:val="24"/>
-          <w:lang w:eastAsia="en-IN"/>
-        </w:rPr>
-        <w:t xml:space="preserve">Move all elements divisible by 3 to middle, others on sides </w:t>
-      </w:r>
-    </w:p>
-    <w:p>
-      <w:pPr>
-        <w:numPr>
-          <w:ilvl w:val="0"/>
-          <w:numId w:val="5"/>
-        </w:numPr>
-        <w:spacing w:before="100" w:beforeAutospacing="1" w:after="100" w:afterAutospacing="1" w:line="240" w:lineRule="auto"/>
-        <w:rPr>
-          <w:rFonts w:ascii="Times New Roman" w:eastAsia="Times New Roman" w:hAnsi="Times New Roman" w:cs="Times New Roman"/>
-          <w:sz w:val="24"/>
-          <w:szCs w:val="24"/>
-          <w:lang w:eastAsia="en-IN"/>
-        </w:rPr>
-      </w:pPr>
-      <w:r>
-        <w:rPr>
-          <w:rFonts w:ascii="Times New Roman" w:eastAsia="Times New Roman" w:hAnsi="Times New Roman" w:cs="Times New Roman"/>
-          <w:sz w:val="24"/>
-          <w:szCs w:val="24"/>
-          <w:lang w:eastAsia="en-IN"/>
-        </w:rPr>
-        <w:t xml:space="preserve">Arrange elements by distance from median </w:t>
-      </w:r>
-    </w:p>
-    <w:p>
-      <w:pPr>
-        <w:numPr>
-          <w:ilvl w:val="0"/>
-          <w:numId w:val="5"/>
-        </w:numPr>
-        <w:spacing w:before="100" w:beforeAutospacing="1" w:after="100" w:afterAutospacing="1" w:line="240" w:lineRule="auto"/>
-        <w:rPr>
-          <w:rFonts w:ascii="Times New Roman" w:eastAsia="Times New Roman" w:hAnsi="Times New Roman" w:cs="Times New Roman"/>
-          <w:sz w:val="24"/>
-          <w:szCs w:val="24"/>
-          <w:lang w:eastAsia="en-IN"/>
-        </w:rPr>
-      </w:pPr>
-      <w:r>
-        <w:rPr>
-          <w:rFonts w:ascii="Times New Roman" w:eastAsia="Times New Roman" w:hAnsi="Times New Roman" w:cs="Times New Roman"/>
-          <w:sz w:val="24"/>
-          <w:szCs w:val="24"/>
-          <w:lang w:eastAsia="en-IN"/>
-        </w:rPr>
-        <w:t xml:space="preserve">Reverse elements at prime indexes only </w:t>
-      </w:r>
-    </w:p>
-    <w:p>
-      <w:pPr>
-        <w:numPr>
-          <w:ilvl w:val="0"/>
-          <w:numId w:val="5"/>
-        </w:numPr>
-        <w:spacing w:before="100" w:beforeAutospacing="1" w:after="100" w:afterAutospacing="1" w:line="240" w:lineRule="auto"/>
-        <w:rPr>
-          <w:rFonts w:ascii="Times New Roman" w:eastAsia="Times New Roman" w:hAnsi="Times New Roman" w:cs="Times New Roman"/>
-          <w:sz w:val="24"/>
-          <w:szCs w:val="24"/>
-          <w:lang w:eastAsia="en-IN"/>
-        </w:rPr>
-      </w:pPr>
-      <w:r>
-        <w:rPr>
-          <w:rFonts w:ascii="Times New Roman" w:eastAsia="Times New Roman" w:hAnsi="Times New Roman" w:cs="Times New Roman"/>
-          <w:sz w:val="24"/>
-          <w:szCs w:val="24"/>
-          <w:lang w:eastAsia="en-IN"/>
-        </w:rPr>
-        <w:t xml:space="preserve">Swap elements at even and odd indexes </w:t>
-      </w:r>
-    </w:p>
-    <w:p>
-      <w:pPr>
-        <w:numPr>
-          <w:ilvl w:val="0"/>
-          <w:numId w:val="5"/>
-        </w:numPr>
-        <w:spacing w:before="100" w:beforeAutospacing="1" w:after="100" w:afterAutospacing="1" w:line="240" w:lineRule="auto"/>
-        <w:rPr>
-          <w:rFonts w:ascii="Times New Roman" w:eastAsia="Times New Roman" w:hAnsi="Times New Roman" w:cs="Times New Roman"/>
-          <w:sz w:val="24"/>
-          <w:szCs w:val="24"/>
-          <w:lang w:eastAsia="en-IN"/>
-        </w:rPr>
-      </w:pPr>
-      <w:r>
-        <w:rPr>
-          <w:rFonts w:ascii="Times New Roman" w:eastAsia="Times New Roman" w:hAnsi="Times New Roman" w:cs="Times New Roman"/>
-          <w:sz w:val="24"/>
-          <w:szCs w:val="24"/>
-          <w:lang w:eastAsia="en-IN"/>
-        </w:rPr>
-        <w:t xml:space="preserve">Rotate array by number of odd elements </w:t>
-      </w:r>
-    </w:p>
-    <w:p>
-      <w:pPr>
-        <w:numPr>
-          <w:ilvl w:val="0"/>
-          <w:numId w:val="5"/>
-        </w:numPr>
-        <w:spacing w:before="100" w:beforeAutospacing="1" w:after="100" w:afterAutospacing="1" w:line="240" w:lineRule="auto"/>
-        <w:rPr>
-          <w:rFonts w:ascii="Times New Roman" w:eastAsia="Times New Roman" w:hAnsi="Times New Roman" w:cs="Times New Roman"/>
-          <w:sz w:val="24"/>
-          <w:szCs w:val="24"/>
-          <w:lang w:eastAsia="en-IN"/>
-        </w:rPr>
-      </w:pPr>
-      <w:r>
-        <w:rPr>
-          <w:rFonts w:ascii="Times New Roman" w:eastAsia="Times New Roman" w:hAnsi="Times New Roman" w:cs="Times New Roman"/>
-          <w:sz w:val="24"/>
-          <w:szCs w:val="24"/>
-          <w:lang w:eastAsia="en-IN"/>
-        </w:rPr>
-        <w:lastRenderedPageBreak/>
-        <w:t xml:space="preserve">Group elements by number of digits </w:t>
-      </w:r>
-    </w:p>
-    <w:p>
-      <w:pPr>
-        <w:numPr>
-          <w:ilvl w:val="0"/>
-          <w:numId w:val="5"/>
-        </w:numPr>
-        <w:spacing w:before="100" w:beforeAutospacing="1" w:after="100" w:afterAutospacing="1" w:line="240" w:lineRule="auto"/>
-        <w:rPr>
-          <w:rFonts w:ascii="Times New Roman" w:eastAsia="Times New Roman" w:hAnsi="Times New Roman" w:cs="Times New Roman"/>
-          <w:sz w:val="24"/>
-          <w:szCs w:val="24"/>
-          <w:lang w:eastAsia="en-IN"/>
-        </w:rPr>
-      </w:pPr>
-      <w:r>
-        <w:rPr>
-          <w:rFonts w:ascii="Times New Roman" w:eastAsia="Times New Roman" w:hAnsi="Times New Roman" w:cs="Times New Roman"/>
-          <w:sz w:val="24"/>
-          <w:szCs w:val="24"/>
-          <w:lang w:eastAsia="en-IN"/>
-        </w:rPr>
-        <w:t xml:space="preserve">Arrange numbers so that even digits come before odd digits (inside number) </w:t>
-      </w:r>
-    </w:p>
-    <w:p>
-      <w:pPr>
-        <w:numPr>
-          <w:ilvl w:val="0"/>
-          <w:numId w:val="5"/>
-        </w:numPr>
-        <w:spacing w:before="100" w:beforeAutospacing="1" w:after="100" w:afterAutospacing="1" w:line="240" w:lineRule="auto"/>
-        <w:rPr>
-          <w:rFonts w:ascii="Times New Roman" w:eastAsia="Times New Roman" w:hAnsi="Times New Roman" w:cs="Times New Roman"/>
-          <w:sz w:val="24"/>
-          <w:szCs w:val="24"/>
-          <w:lang w:eastAsia="en-IN"/>
-        </w:rPr>
-      </w:pPr>
-      <w:r>
-        <w:rPr>
-          <w:rFonts w:ascii="Times New Roman" w:eastAsia="Times New Roman" w:hAnsi="Times New Roman" w:cs="Times New Roman"/>
-          <w:sz w:val="24"/>
-          <w:szCs w:val="24"/>
-          <w:lang w:eastAsia="en-IN"/>
-        </w:rPr>
-        <w:t xml:space="preserve">Reverse subarray where sum is maximum </w:t>
-      </w:r>
-    </w:p>
-    <w:p>
-      <w:pPr>
-        <w:numPr>
-          <w:ilvl w:val="0"/>
-          <w:numId w:val="5"/>
-        </w:numPr>
-        <w:spacing w:before="100" w:beforeAutospacing="1" w:after="100" w:afterAutospacing="1" w:line="240" w:lineRule="auto"/>
-        <w:rPr>
-          <w:rFonts w:ascii="Times New Roman" w:eastAsia="Times New Roman" w:hAnsi="Times New Roman" w:cs="Times New Roman"/>
-          <w:sz w:val="24"/>
-          <w:szCs w:val="24"/>
-          <w:lang w:eastAsia="en-IN"/>
-        </w:rPr>
-      </w:pPr>
-      <w:r>
-        <w:rPr>
-          <w:rFonts w:ascii="Times New Roman" w:eastAsia="Times New Roman" w:hAnsi="Times New Roman" w:cs="Times New Roman"/>
-          <w:sz w:val="24"/>
-          <w:szCs w:val="24"/>
-          <w:lang w:eastAsia="en-IN"/>
-        </w:rPr>
-        <w:t xml:space="preserve">Arrange array in wave form (a ≥ b ≤ c ≥ d...) </w:t>
-      </w:r>
-    </w:p>
-    <w:p>
-      <w:pPr>
-        <w:spacing w:after="0" w:line="240" w:lineRule="auto"/>
-        <w:rPr>
-          <w:rFonts w:ascii="Times New Roman" w:eastAsia="Times New Roman" w:hAnsi="Times New Roman" w:cs="Times New Roman"/>
-          <w:sz w:val="24"/>
-          <w:szCs w:val="24"/>
-          <w:lang w:eastAsia="en-IN"/>
-        </w:rPr>
-      </w:pPr>
-      <w:r>
-        <w:rPr>
-          <w:rFonts w:ascii="Times New Roman" w:eastAsia="Times New Roman" w:hAnsi="Times New Roman" w:cs="Times New Roman"/>
-          <w:sz w:val="24"/>
-          <w:szCs w:val="24"/>
-          <w:lang w:eastAsia="en-IN"/>
-        </w:rPr>
-        <w:pict w14:anchorId="58D0276F">
           <v:rect id="_x0000_i1029" style="width:0;height:1.5pt" o:hralign="center" o:hrstd="t" o:hr="t" fillcolor="#a0a0a0" stroked="f"/>
         </w:pict>
       </w:r>
     </w:p>
-    <w:p/>
     <w:sectPr>
       <w:pgSz w:w="11906" w:h="16838"/>
       <w:pgMar w:top="1440" w:right="1440" w:bottom="1440" w:left="1440" w:header="708" w:footer="708" w:gutter="0"/>

--- a/list new set.docx
+++ b/list new set.docx
@@ -1315,16 +1315,36 @@
           <w:szCs w:val="24"/>
           <w:lang w:eastAsia="en-IN"/>
         </w:rPr>
-        <w:t xml:space="preserve">Count elements whose sorted digits equal original </w:t>
-      </w:r>
-      <w:r>
-        <w:rPr>
-          <w:rFonts w:ascii="Times New Roman" w:eastAsia="Times New Roman" w:hAnsi="Times New Roman" w:cs="Times New Roman"/>
-          <w:sz w:val="24"/>
-          <w:szCs w:val="24"/>
-          <w:lang w:eastAsia="en-IN"/>
-        </w:rPr>
-        <w:t xml:space="preserve"> (leave)</w:t>
+        <w:t xml:space="preserve">Count elements whose sorted digits equal </w:t>
+      </w:r>
+      <w:proofErr w:type="gramStart"/>
+      <w:r>
+        <w:rPr>
+          <w:rFonts w:ascii="Times New Roman" w:eastAsia="Times New Roman" w:hAnsi="Times New Roman" w:cs="Times New Roman"/>
+          <w:sz w:val="24"/>
+          <w:szCs w:val="24"/>
+          <w:lang w:eastAsia="en-IN"/>
+        </w:rPr>
+        <w:t xml:space="preserve">original </w:t>
+      </w:r>
+      <w:r>
+        <w:rPr>
+          <w:rFonts w:ascii="Times New Roman" w:eastAsia="Times New Roman" w:hAnsi="Times New Roman" w:cs="Times New Roman"/>
+          <w:sz w:val="24"/>
+          <w:szCs w:val="24"/>
+          <w:lang w:eastAsia="en-IN"/>
+        </w:rPr>
+        <w:t xml:space="preserve"> (</w:t>
+      </w:r>
+      <w:proofErr w:type="gramEnd"/>
+      <w:r>
+        <w:rPr>
+          <w:rFonts w:ascii="Times New Roman" w:eastAsia="Times New Roman" w:hAnsi="Times New Roman" w:cs="Times New Roman"/>
+          <w:sz w:val="24"/>
+          <w:szCs w:val="24"/>
+          <w:lang w:eastAsia="en-IN"/>
+        </w:rPr>
+        <w:t>leave)</w:t>
       </w:r>
     </w:p>
     <w:p>
@@ -1506,6 +1526,286 @@
     </w:p>
     <w:p>
       <w:pPr>
+        <w:spacing w:before="100" w:beforeAutospacing="1" w:after="100" w:afterAutospacing="1" w:line="240" w:lineRule="auto"/>
+        <w:outlineLvl w:val="0"/>
+        <w:rPr>
+          <w:rFonts w:ascii="Times New Roman" w:eastAsia="Times New Roman" w:hAnsi="Times New Roman" w:cs="Times New Roman"/>
+          <w:b/>
+          <w:bCs/>
+          <w:kern w:val="36"/>
+          <w:sz w:val="48"/>
+          <w:szCs w:val="48"/>
+          <w:lang w:eastAsia="en-IN"/>
+        </w:rPr>
+      </w:pPr>
+      <w:r>
+        <w:rPr>
+          <w:rFonts w:ascii="Segoe UI Emoji" w:eastAsia="Times New Roman" w:hAnsi="Segoe UI Emoji" w:cs="Segoe UI Emoji"/>
+          <w:b/>
+          <w:bCs/>
+          <w:kern w:val="36"/>
+          <w:sz w:val="48"/>
+          <w:szCs w:val="48"/>
+          <w:lang w:eastAsia="en-IN"/>
+        </w:rPr>
+        <w:t>🔹</w:t>
+      </w:r>
+      <w:r>
+        <w:rPr>
+          <w:rFonts w:ascii="Times New Roman" w:eastAsia="Times New Roman" w:hAnsi="Times New Roman" w:cs="Times New Roman"/>
+          <w:b/>
+          <w:bCs/>
+          <w:kern w:val="36"/>
+          <w:sz w:val="48"/>
+          <w:szCs w:val="48"/>
+          <w:lang w:eastAsia="en-IN"/>
+        </w:rPr>
+        <w:t xml:space="preserve"> SECTION 9: Mixed Digit Transform Logic (10)</w:t>
+      </w:r>
+    </w:p>
+    <w:p>
+      <w:pPr>
+        <w:numPr>
+          <w:ilvl w:val="0"/>
+          <w:numId w:val="12"/>
+        </w:numPr>
+        <w:spacing w:before="100" w:beforeAutospacing="1" w:after="100" w:afterAutospacing="1" w:line="240" w:lineRule="auto"/>
+        <w:rPr>
+          <w:rFonts w:ascii="Times New Roman" w:eastAsia="Times New Roman" w:hAnsi="Times New Roman" w:cs="Times New Roman"/>
+          <w:sz w:val="24"/>
+          <w:szCs w:val="24"/>
+          <w:lang w:eastAsia="en-IN"/>
+        </w:rPr>
+      </w:pPr>
+      <w:r>
+        <w:rPr>
+          <w:rFonts w:ascii="Times New Roman" w:eastAsia="Times New Roman" w:hAnsi="Times New Roman" w:cs="Times New Roman"/>
+          <w:sz w:val="24"/>
+          <w:szCs w:val="24"/>
+          <w:lang w:eastAsia="en-IN"/>
+        </w:rPr>
+        <w:t xml:space="preserve">Replace elements whose digit sum is even with their reverse </w:t>
+      </w:r>
+    </w:p>
+    <w:p>
+      <w:pPr>
+        <w:numPr>
+          <w:ilvl w:val="0"/>
+          <w:numId w:val="12"/>
+        </w:numPr>
+        <w:spacing w:before="100" w:beforeAutospacing="1" w:after="100" w:afterAutospacing="1" w:line="240" w:lineRule="auto"/>
+        <w:rPr>
+          <w:rFonts w:ascii="Times New Roman" w:eastAsia="Times New Roman" w:hAnsi="Times New Roman" w:cs="Times New Roman"/>
+          <w:sz w:val="24"/>
+          <w:szCs w:val="24"/>
+          <w:lang w:eastAsia="en-IN"/>
+        </w:rPr>
+      </w:pPr>
+      <w:r>
+        <w:rPr>
+          <w:rFonts w:ascii="Times New Roman" w:eastAsia="Times New Roman" w:hAnsi="Times New Roman" w:cs="Times New Roman"/>
+          <w:sz w:val="24"/>
+          <w:szCs w:val="24"/>
+          <w:lang w:eastAsia="en-IN"/>
+        </w:rPr>
+        <w:t xml:space="preserve">Keep numbers whose largest digit is prime </w:t>
+      </w:r>
+    </w:p>
+    <w:p>
+      <w:pPr>
+        <w:numPr>
+          <w:ilvl w:val="0"/>
+          <w:numId w:val="12"/>
+        </w:numPr>
+        <w:spacing w:before="100" w:beforeAutospacing="1" w:after="100" w:afterAutospacing="1" w:line="240" w:lineRule="auto"/>
+        <w:rPr>
+          <w:rFonts w:ascii="Times New Roman" w:eastAsia="Times New Roman" w:hAnsi="Times New Roman" w:cs="Times New Roman"/>
+          <w:sz w:val="24"/>
+          <w:szCs w:val="24"/>
+          <w:lang w:eastAsia="en-IN"/>
+        </w:rPr>
+      </w:pPr>
+      <w:r>
+        <w:rPr>
+          <w:rFonts w:ascii="Times New Roman" w:eastAsia="Times New Roman" w:hAnsi="Times New Roman" w:cs="Times New Roman"/>
+          <w:sz w:val="24"/>
+          <w:szCs w:val="24"/>
+          <w:lang w:eastAsia="en-IN"/>
+        </w:rPr>
+        <w:t xml:space="preserve">Replace elements whose digit product is odd with 0 </w:t>
+      </w:r>
+    </w:p>
+    <w:p>
+      <w:pPr>
+        <w:numPr>
+          <w:ilvl w:val="0"/>
+          <w:numId w:val="12"/>
+        </w:numPr>
+        <w:spacing w:before="100" w:beforeAutospacing="1" w:after="100" w:afterAutospacing="1" w:line="240" w:lineRule="auto"/>
+        <w:rPr>
+          <w:rFonts w:ascii="Times New Roman" w:eastAsia="Times New Roman" w:hAnsi="Times New Roman" w:cs="Times New Roman"/>
+          <w:sz w:val="24"/>
+          <w:szCs w:val="24"/>
+          <w:lang w:eastAsia="en-IN"/>
+        </w:rPr>
+      </w:pPr>
+      <w:r>
+        <w:rPr>
+          <w:rFonts w:ascii="Times New Roman" w:eastAsia="Times New Roman" w:hAnsi="Times New Roman" w:cs="Times New Roman"/>
+          <w:sz w:val="24"/>
+          <w:szCs w:val="24"/>
+          <w:lang w:eastAsia="en-IN"/>
+        </w:rPr>
+        <w:t xml:space="preserve">Count elements whose first and last digit are same </w:t>
+      </w:r>
+    </w:p>
+    <w:p>
+      <w:pPr>
+        <w:numPr>
+          <w:ilvl w:val="0"/>
+          <w:numId w:val="12"/>
+        </w:numPr>
+        <w:spacing w:before="100" w:beforeAutospacing="1" w:after="100" w:afterAutospacing="1" w:line="240" w:lineRule="auto"/>
+        <w:rPr>
+          <w:rFonts w:ascii="Times New Roman" w:eastAsia="Times New Roman" w:hAnsi="Times New Roman" w:cs="Times New Roman"/>
+          <w:sz w:val="24"/>
+          <w:szCs w:val="24"/>
+          <w:lang w:eastAsia="en-IN"/>
+        </w:rPr>
+      </w:pPr>
+      <w:r>
+        <w:rPr>
+          <w:rFonts w:ascii="Times New Roman" w:eastAsia="Times New Roman" w:hAnsi="Times New Roman" w:cs="Times New Roman"/>
+          <w:sz w:val="24"/>
+          <w:szCs w:val="24"/>
+          <w:lang w:eastAsia="en-IN"/>
+        </w:rPr>
+        <w:t xml:space="preserve">Keep numbers where middle digit is even </w:t>
+      </w:r>
+    </w:p>
+    <w:p>
+      <w:pPr>
+        <w:numPr>
+          <w:ilvl w:val="0"/>
+          <w:numId w:val="12"/>
+        </w:numPr>
+        <w:spacing w:before="100" w:beforeAutospacing="1" w:after="100" w:afterAutospacing="1" w:line="240" w:lineRule="auto"/>
+        <w:rPr>
+          <w:rFonts w:ascii="Times New Roman" w:eastAsia="Times New Roman" w:hAnsi="Times New Roman" w:cs="Times New Roman"/>
+          <w:sz w:val="24"/>
+          <w:szCs w:val="24"/>
+          <w:lang w:eastAsia="en-IN"/>
+        </w:rPr>
+      </w:pPr>
+      <w:r>
+        <w:rPr>
+          <w:rFonts w:ascii="Times New Roman" w:eastAsia="Times New Roman" w:hAnsi="Times New Roman" w:cs="Times New Roman"/>
+          <w:sz w:val="24"/>
+          <w:szCs w:val="24"/>
+          <w:lang w:eastAsia="en-IN"/>
+        </w:rPr>
+        <w:lastRenderedPageBreak/>
+        <w:t xml:space="preserve">Replace numbers having more even digits than odd digits with -1 </w:t>
+      </w:r>
+    </w:p>
+    <w:p>
+      <w:pPr>
+        <w:numPr>
+          <w:ilvl w:val="0"/>
+          <w:numId w:val="12"/>
+        </w:numPr>
+        <w:spacing w:before="100" w:beforeAutospacing="1" w:after="100" w:afterAutospacing="1" w:line="240" w:lineRule="auto"/>
+        <w:rPr>
+          <w:rFonts w:ascii="Times New Roman" w:eastAsia="Times New Roman" w:hAnsi="Times New Roman" w:cs="Times New Roman"/>
+          <w:sz w:val="24"/>
+          <w:szCs w:val="24"/>
+          <w:lang w:eastAsia="en-IN"/>
+        </w:rPr>
+      </w:pPr>
+      <w:r>
+        <w:rPr>
+          <w:rFonts w:ascii="Times New Roman" w:eastAsia="Times New Roman" w:hAnsi="Times New Roman" w:cs="Times New Roman"/>
+          <w:sz w:val="24"/>
+          <w:szCs w:val="24"/>
+          <w:lang w:eastAsia="en-IN"/>
+        </w:rPr>
+        <w:t xml:space="preserve">Count elements whose reverse is palindrome </w:t>
+      </w:r>
+    </w:p>
+    <w:p>
+      <w:pPr>
+        <w:numPr>
+          <w:ilvl w:val="0"/>
+          <w:numId w:val="12"/>
+        </w:numPr>
+        <w:spacing w:before="100" w:beforeAutospacing="1" w:after="100" w:afterAutospacing="1" w:line="240" w:lineRule="auto"/>
+        <w:rPr>
+          <w:rFonts w:ascii="Times New Roman" w:eastAsia="Times New Roman" w:hAnsi="Times New Roman" w:cs="Times New Roman"/>
+          <w:sz w:val="24"/>
+          <w:szCs w:val="24"/>
+          <w:lang w:eastAsia="en-IN"/>
+        </w:rPr>
+      </w:pPr>
+      <w:r>
+        <w:rPr>
+          <w:rFonts w:ascii="Times New Roman" w:eastAsia="Times New Roman" w:hAnsi="Times New Roman" w:cs="Times New Roman"/>
+          <w:sz w:val="24"/>
+          <w:szCs w:val="24"/>
+          <w:lang w:eastAsia="en-IN"/>
+        </w:rPr>
+        <w:t xml:space="preserve">Replace each element with sum of even digits </w:t>
+      </w:r>
+    </w:p>
+    <w:p>
+      <w:pPr>
+        <w:numPr>
+          <w:ilvl w:val="0"/>
+          <w:numId w:val="12"/>
+        </w:numPr>
+        <w:spacing w:before="100" w:beforeAutospacing="1" w:after="100" w:afterAutospacing="1" w:line="240" w:lineRule="auto"/>
+        <w:rPr>
+          <w:rFonts w:ascii="Times New Roman" w:eastAsia="Times New Roman" w:hAnsi="Times New Roman" w:cs="Times New Roman"/>
+          <w:sz w:val="24"/>
+          <w:szCs w:val="24"/>
+          <w:lang w:eastAsia="en-IN"/>
+        </w:rPr>
+      </w:pPr>
+      <w:r>
+        <w:rPr>
+          <w:rFonts w:ascii="Times New Roman" w:eastAsia="Times New Roman" w:hAnsi="Times New Roman" w:cs="Times New Roman"/>
+          <w:sz w:val="24"/>
+          <w:szCs w:val="24"/>
+          <w:lang w:eastAsia="en-IN"/>
+        </w:rPr>
+        <w:t xml:space="preserve">Keep numbers whose digit sum equals product of digits </w:t>
+      </w:r>
+    </w:p>
+    <w:p>
+      <w:pPr>
+        <w:numPr>
+          <w:ilvl w:val="0"/>
+          <w:numId w:val="12"/>
+        </w:numPr>
+        <w:spacing w:before="100" w:beforeAutospacing="1" w:after="100" w:afterAutospacing="1" w:line="240" w:lineRule="auto"/>
+        <w:rPr>
+          <w:rFonts w:ascii="Times New Roman" w:eastAsia="Times New Roman" w:hAnsi="Times New Roman" w:cs="Times New Roman"/>
+          <w:sz w:val="24"/>
+          <w:szCs w:val="24"/>
+          <w:lang w:eastAsia="en-IN"/>
+        </w:rPr>
+      </w:pPr>
+      <w:r>
+        <w:rPr>
+          <w:rFonts w:ascii="Times New Roman" w:eastAsia="Times New Roman" w:hAnsi="Times New Roman" w:cs="Times New Roman"/>
+          <w:sz w:val="24"/>
+          <w:szCs w:val="24"/>
+          <w:lang w:eastAsia="en-IN"/>
+        </w:rPr>
+        <w:t xml:space="preserve">Replace elements whose digits are in decreasing order with 0 </w:t>
+      </w:r>
+    </w:p>
+    <w:p>
+      <w:pPr>
         <w:spacing w:after="0" w:line="240" w:lineRule="auto"/>
         <w:rPr>
           <w:rFonts w:ascii="Times New Roman" w:eastAsia="Times New Roman" w:hAnsi="Times New Roman" w:cs="Times New Roman"/>
@@ -1521,10 +1821,1392 @@
           <w:szCs w:val="24"/>
           <w:lang w:eastAsia="en-IN"/>
         </w:rPr>
-        <w:pict w14:anchorId="2BC8FE4A">
-          <v:rect id="_x0000_i1029" style="width:0;height:1.5pt" o:hralign="center" o:hrstd="t" o:hr="t" fillcolor="#a0a0a0" stroked="f"/>
+        <w:pict w14:anchorId="3E6C9CF5">
+          <v:rect id="_x0000_i1031" style="width:0;height:1.5pt" o:hralign="center" o:hrstd="t" o:hr="t" fillcolor="#a0a0a0" stroked="f"/>
         </w:pict>
       </w:r>
+    </w:p>
+    <w:p>
+      <w:pPr>
+        <w:spacing w:before="100" w:beforeAutospacing="1" w:after="100" w:afterAutospacing="1" w:line="240" w:lineRule="auto"/>
+        <w:outlineLvl w:val="0"/>
+        <w:rPr>
+          <w:rFonts w:ascii="Times New Roman" w:eastAsia="Times New Roman" w:hAnsi="Times New Roman" w:cs="Times New Roman"/>
+          <w:b/>
+          <w:bCs/>
+          <w:kern w:val="36"/>
+          <w:sz w:val="48"/>
+          <w:szCs w:val="48"/>
+          <w:lang w:eastAsia="en-IN"/>
+        </w:rPr>
+      </w:pPr>
+      <w:r>
+        <w:rPr>
+          <w:rFonts w:ascii="Segoe UI Emoji" w:eastAsia="Times New Roman" w:hAnsi="Segoe UI Emoji" w:cs="Segoe UI Emoji"/>
+          <w:b/>
+          <w:bCs/>
+          <w:kern w:val="36"/>
+          <w:sz w:val="48"/>
+          <w:szCs w:val="48"/>
+          <w:lang w:eastAsia="en-IN"/>
+        </w:rPr>
+        <w:t>🔹</w:t>
+      </w:r>
+      <w:r>
+        <w:rPr>
+          <w:rFonts w:ascii="Times New Roman" w:eastAsia="Times New Roman" w:hAnsi="Times New Roman" w:cs="Times New Roman"/>
+          <w:b/>
+          <w:bCs/>
+          <w:kern w:val="36"/>
+          <w:sz w:val="48"/>
+          <w:szCs w:val="48"/>
+          <w:lang w:eastAsia="en-IN"/>
+        </w:rPr>
+        <w:t xml:space="preserve"> SECTION 10: Position + Number Logic (10)</w:t>
+      </w:r>
+    </w:p>
+    <w:p>
+      <w:pPr>
+        <w:numPr>
+          <w:ilvl w:val="0"/>
+          <w:numId w:val="13"/>
+        </w:numPr>
+        <w:spacing w:before="100" w:beforeAutospacing="1" w:after="100" w:afterAutospacing="1" w:line="240" w:lineRule="auto"/>
+        <w:rPr>
+          <w:rFonts w:ascii="Times New Roman" w:eastAsia="Times New Roman" w:hAnsi="Times New Roman" w:cs="Times New Roman"/>
+          <w:sz w:val="24"/>
+          <w:szCs w:val="24"/>
+          <w:lang w:eastAsia="en-IN"/>
+        </w:rPr>
+      </w:pPr>
+      <w:r>
+        <w:rPr>
+          <w:rFonts w:ascii="Times New Roman" w:eastAsia="Times New Roman" w:hAnsi="Times New Roman" w:cs="Times New Roman"/>
+          <w:sz w:val="24"/>
+          <w:szCs w:val="24"/>
+          <w:lang w:eastAsia="en-IN"/>
+        </w:rPr>
+        <w:t xml:space="preserve">Replace elements where element + index is prime with 1 </w:t>
+      </w:r>
+    </w:p>
+    <w:p>
+      <w:pPr>
+        <w:numPr>
+          <w:ilvl w:val="0"/>
+          <w:numId w:val="13"/>
+        </w:numPr>
+        <w:spacing w:before="100" w:beforeAutospacing="1" w:after="100" w:afterAutospacing="1" w:line="240" w:lineRule="auto"/>
+        <w:rPr>
+          <w:rFonts w:ascii="Times New Roman" w:eastAsia="Times New Roman" w:hAnsi="Times New Roman" w:cs="Times New Roman"/>
+          <w:sz w:val="24"/>
+          <w:szCs w:val="24"/>
+          <w:lang w:eastAsia="en-IN"/>
+        </w:rPr>
+      </w:pPr>
+      <w:r>
+        <w:rPr>
+          <w:rFonts w:ascii="Times New Roman" w:eastAsia="Times New Roman" w:hAnsi="Times New Roman" w:cs="Times New Roman"/>
+          <w:sz w:val="24"/>
+          <w:szCs w:val="24"/>
+          <w:lang w:eastAsia="en-IN"/>
+        </w:rPr>
+        <w:t xml:space="preserve">Count positions where element = square of position </w:t>
+      </w:r>
+    </w:p>
+    <w:p>
+      <w:pPr>
+        <w:numPr>
+          <w:ilvl w:val="0"/>
+          <w:numId w:val="13"/>
+        </w:numPr>
+        <w:spacing w:before="100" w:beforeAutospacing="1" w:after="100" w:afterAutospacing="1" w:line="240" w:lineRule="auto"/>
+        <w:rPr>
+          <w:rFonts w:ascii="Times New Roman" w:eastAsia="Times New Roman" w:hAnsi="Times New Roman" w:cs="Times New Roman"/>
+          <w:sz w:val="24"/>
+          <w:szCs w:val="24"/>
+          <w:lang w:eastAsia="en-IN"/>
+        </w:rPr>
+      </w:pPr>
+      <w:r>
+        <w:rPr>
+          <w:rFonts w:ascii="Times New Roman" w:eastAsia="Times New Roman" w:hAnsi="Times New Roman" w:cs="Times New Roman"/>
+          <w:sz w:val="24"/>
+          <w:szCs w:val="24"/>
+          <w:lang w:eastAsia="en-IN"/>
+        </w:rPr>
+        <w:t xml:space="preserve">Replace elements where element × index ends with 5 by 0 </w:t>
+      </w:r>
+    </w:p>
+    <w:p>
+      <w:pPr>
+        <w:numPr>
+          <w:ilvl w:val="0"/>
+          <w:numId w:val="13"/>
+        </w:numPr>
+        <w:spacing w:before="100" w:beforeAutospacing="1" w:after="100" w:afterAutospacing="1" w:line="240" w:lineRule="auto"/>
+        <w:rPr>
+          <w:rFonts w:ascii="Times New Roman" w:eastAsia="Times New Roman" w:hAnsi="Times New Roman" w:cs="Times New Roman"/>
+          <w:sz w:val="24"/>
+          <w:szCs w:val="24"/>
+          <w:lang w:eastAsia="en-IN"/>
+        </w:rPr>
+      </w:pPr>
+      <w:r>
+        <w:rPr>
+          <w:rFonts w:ascii="Times New Roman" w:eastAsia="Times New Roman" w:hAnsi="Times New Roman" w:cs="Times New Roman"/>
+          <w:sz w:val="24"/>
+          <w:szCs w:val="24"/>
+          <w:lang w:eastAsia="en-IN"/>
+        </w:rPr>
+        <w:t xml:space="preserve">Keep elements where index factorial is even </w:t>
+      </w:r>
+    </w:p>
+    <w:p>
+      <w:pPr>
+        <w:numPr>
+          <w:ilvl w:val="0"/>
+          <w:numId w:val="13"/>
+        </w:numPr>
+        <w:spacing w:before="100" w:beforeAutospacing="1" w:after="100" w:afterAutospacing="1" w:line="240" w:lineRule="auto"/>
+        <w:rPr>
+          <w:rFonts w:ascii="Times New Roman" w:eastAsia="Times New Roman" w:hAnsi="Times New Roman" w:cs="Times New Roman"/>
+          <w:sz w:val="24"/>
+          <w:szCs w:val="24"/>
+          <w:lang w:eastAsia="en-IN"/>
+        </w:rPr>
+      </w:pPr>
+      <w:r>
+        <w:rPr>
+          <w:rFonts w:ascii="Times New Roman" w:eastAsia="Times New Roman" w:hAnsi="Times New Roman" w:cs="Times New Roman"/>
+          <w:sz w:val="24"/>
+          <w:szCs w:val="24"/>
+          <w:lang w:eastAsia="en-IN"/>
+        </w:rPr>
+        <w:t xml:space="preserve">Replace elements whose index is palindrome with -1 </w:t>
+      </w:r>
+    </w:p>
+    <w:p>
+      <w:pPr>
+        <w:numPr>
+          <w:ilvl w:val="0"/>
+          <w:numId w:val="13"/>
+        </w:numPr>
+        <w:spacing w:before="100" w:beforeAutospacing="1" w:after="100" w:afterAutospacing="1" w:line="240" w:lineRule="auto"/>
+        <w:rPr>
+          <w:rFonts w:ascii="Times New Roman" w:eastAsia="Times New Roman" w:hAnsi="Times New Roman" w:cs="Times New Roman"/>
+          <w:sz w:val="24"/>
+          <w:szCs w:val="24"/>
+          <w:lang w:eastAsia="en-IN"/>
+        </w:rPr>
+      </w:pPr>
+      <w:r>
+        <w:rPr>
+          <w:rFonts w:ascii="Times New Roman" w:eastAsia="Times New Roman" w:hAnsi="Times New Roman" w:cs="Times New Roman"/>
+          <w:sz w:val="24"/>
+          <w:szCs w:val="24"/>
+          <w:lang w:eastAsia="en-IN"/>
+        </w:rPr>
+        <w:t xml:space="preserve">Count elements where element² + index is odd </w:t>
+      </w:r>
+    </w:p>
+    <w:p>
+      <w:pPr>
+        <w:numPr>
+          <w:ilvl w:val="0"/>
+          <w:numId w:val="13"/>
+        </w:numPr>
+        <w:spacing w:before="100" w:beforeAutospacing="1" w:after="100" w:afterAutospacing="1" w:line="240" w:lineRule="auto"/>
+        <w:rPr>
+          <w:rFonts w:ascii="Times New Roman" w:eastAsia="Times New Roman" w:hAnsi="Times New Roman" w:cs="Times New Roman"/>
+          <w:sz w:val="24"/>
+          <w:szCs w:val="24"/>
+          <w:lang w:eastAsia="en-IN"/>
+        </w:rPr>
+      </w:pPr>
+      <w:r>
+        <w:rPr>
+          <w:rFonts w:ascii="Times New Roman" w:eastAsia="Times New Roman" w:hAnsi="Times New Roman" w:cs="Times New Roman"/>
+          <w:sz w:val="24"/>
+          <w:szCs w:val="24"/>
+          <w:lang w:eastAsia="en-IN"/>
+        </w:rPr>
+        <w:t xml:space="preserve">Replace elements whose index digit sum equals element with 9 </w:t>
+      </w:r>
+    </w:p>
+    <w:p>
+      <w:pPr>
+        <w:numPr>
+          <w:ilvl w:val="0"/>
+          <w:numId w:val="13"/>
+        </w:numPr>
+        <w:spacing w:before="100" w:beforeAutospacing="1" w:after="100" w:afterAutospacing="1" w:line="240" w:lineRule="auto"/>
+        <w:rPr>
+          <w:rFonts w:ascii="Times New Roman" w:eastAsia="Times New Roman" w:hAnsi="Times New Roman" w:cs="Times New Roman"/>
+          <w:sz w:val="24"/>
+          <w:szCs w:val="24"/>
+          <w:lang w:eastAsia="en-IN"/>
+        </w:rPr>
+      </w:pPr>
+      <w:r>
+        <w:rPr>
+          <w:rFonts w:ascii="Times New Roman" w:eastAsia="Times New Roman" w:hAnsi="Times New Roman" w:cs="Times New Roman"/>
+          <w:sz w:val="24"/>
+          <w:szCs w:val="24"/>
+          <w:lang w:eastAsia="en-IN"/>
+        </w:rPr>
+        <w:t xml:space="preserve">Keep elements where element XOR index is prime </w:t>
+      </w:r>
+    </w:p>
+    <w:p>
+      <w:pPr>
+        <w:numPr>
+          <w:ilvl w:val="0"/>
+          <w:numId w:val="13"/>
+        </w:numPr>
+        <w:spacing w:before="100" w:beforeAutospacing="1" w:after="100" w:afterAutospacing="1" w:line="240" w:lineRule="auto"/>
+        <w:rPr>
+          <w:rFonts w:ascii="Times New Roman" w:eastAsia="Times New Roman" w:hAnsi="Times New Roman" w:cs="Times New Roman"/>
+          <w:sz w:val="24"/>
+          <w:szCs w:val="24"/>
+          <w:lang w:eastAsia="en-IN"/>
+        </w:rPr>
+      </w:pPr>
+      <w:r>
+        <w:rPr>
+          <w:rFonts w:ascii="Times New Roman" w:eastAsia="Times New Roman" w:hAnsi="Times New Roman" w:cs="Times New Roman"/>
+          <w:sz w:val="24"/>
+          <w:szCs w:val="24"/>
+          <w:lang w:eastAsia="en-IN"/>
+        </w:rPr>
+        <w:t xml:space="preserve">Replace elements where index cube ends with same digit as element </w:t>
+      </w:r>
+    </w:p>
+    <w:p>
+      <w:pPr>
+        <w:numPr>
+          <w:ilvl w:val="0"/>
+          <w:numId w:val="13"/>
+        </w:numPr>
+        <w:spacing w:before="100" w:beforeAutospacing="1" w:after="100" w:afterAutospacing="1" w:line="240" w:lineRule="auto"/>
+        <w:rPr>
+          <w:rFonts w:ascii="Times New Roman" w:eastAsia="Times New Roman" w:hAnsi="Times New Roman" w:cs="Times New Roman"/>
+          <w:sz w:val="24"/>
+          <w:szCs w:val="24"/>
+          <w:lang w:eastAsia="en-IN"/>
+        </w:rPr>
+      </w:pPr>
+      <w:r>
+        <w:rPr>
+          <w:rFonts w:ascii="Times New Roman" w:eastAsia="Times New Roman" w:hAnsi="Times New Roman" w:cs="Times New Roman"/>
+          <w:sz w:val="24"/>
+          <w:szCs w:val="24"/>
+          <w:lang w:eastAsia="en-IN"/>
+        </w:rPr>
+        <w:t xml:space="preserve">Count positions where reverse(index) equals element </w:t>
+      </w:r>
+    </w:p>
+    <w:p>
+      <w:pPr>
+        <w:spacing w:after="0" w:line="240" w:lineRule="auto"/>
+        <w:rPr>
+          <w:rFonts w:ascii="Times New Roman" w:eastAsia="Times New Roman" w:hAnsi="Times New Roman" w:cs="Times New Roman"/>
+          <w:sz w:val="24"/>
+          <w:szCs w:val="24"/>
+          <w:lang w:eastAsia="en-IN"/>
+        </w:rPr>
+      </w:pPr>
+      <w:r>
+        <w:rPr>
+          <w:rFonts w:ascii="Times New Roman" w:eastAsia="Times New Roman" w:hAnsi="Times New Roman" w:cs="Times New Roman"/>
+          <w:sz w:val="24"/>
+          <w:szCs w:val="24"/>
+          <w:lang w:eastAsia="en-IN"/>
+        </w:rPr>
+        <w:pict w14:anchorId="67CE35FC">
+          <v:rect id="_x0000_i1032" style="width:0;height:1.5pt" o:hralign="center" o:hrstd="t" o:hr="t" fillcolor="#a0a0a0" stroked="f"/>
+        </w:pict>
+      </w:r>
+    </w:p>
+    <w:p>
+      <w:pPr>
+        <w:spacing w:before="100" w:beforeAutospacing="1" w:after="100" w:afterAutospacing="1" w:line="240" w:lineRule="auto"/>
+        <w:outlineLvl w:val="0"/>
+        <w:rPr>
+          <w:rFonts w:ascii="Times New Roman" w:eastAsia="Times New Roman" w:hAnsi="Times New Roman" w:cs="Times New Roman"/>
+          <w:b/>
+          <w:bCs/>
+          <w:kern w:val="36"/>
+          <w:sz w:val="48"/>
+          <w:szCs w:val="48"/>
+          <w:lang w:eastAsia="en-IN"/>
+        </w:rPr>
+      </w:pPr>
+      <w:r>
+        <w:rPr>
+          <w:rFonts w:ascii="Segoe UI Emoji" w:eastAsia="Times New Roman" w:hAnsi="Segoe UI Emoji" w:cs="Segoe UI Emoji"/>
+          <w:b/>
+          <w:bCs/>
+          <w:kern w:val="36"/>
+          <w:sz w:val="48"/>
+          <w:szCs w:val="48"/>
+          <w:lang w:eastAsia="en-IN"/>
+        </w:rPr>
+        <w:t>🔹</w:t>
+      </w:r>
+      <w:r>
+        <w:rPr>
+          <w:rFonts w:ascii="Times New Roman" w:eastAsia="Times New Roman" w:hAnsi="Times New Roman" w:cs="Times New Roman"/>
+          <w:b/>
+          <w:bCs/>
+          <w:kern w:val="36"/>
+          <w:sz w:val="48"/>
+          <w:szCs w:val="48"/>
+          <w:lang w:eastAsia="en-IN"/>
+        </w:rPr>
+        <w:t xml:space="preserve"> SECTION 11: Frequency + Streak Logic (10)</w:t>
+      </w:r>
+    </w:p>
+    <w:p>
+      <w:pPr>
+        <w:numPr>
+          <w:ilvl w:val="0"/>
+          <w:numId w:val="14"/>
+        </w:numPr>
+        <w:spacing w:before="100" w:beforeAutospacing="1" w:after="100" w:afterAutospacing="1" w:line="240" w:lineRule="auto"/>
+        <w:rPr>
+          <w:rFonts w:ascii="Times New Roman" w:eastAsia="Times New Roman" w:hAnsi="Times New Roman" w:cs="Times New Roman"/>
+          <w:sz w:val="24"/>
+          <w:szCs w:val="24"/>
+          <w:lang w:eastAsia="en-IN"/>
+        </w:rPr>
+      </w:pPr>
+      <w:r>
+        <w:rPr>
+          <w:rFonts w:ascii="Times New Roman" w:eastAsia="Times New Roman" w:hAnsi="Times New Roman" w:cs="Times New Roman"/>
+          <w:sz w:val="24"/>
+          <w:szCs w:val="24"/>
+          <w:lang w:eastAsia="en-IN"/>
+        </w:rPr>
+        <w:t xml:space="preserve">Find elements whose frequency is odd and value is even </w:t>
+      </w:r>
+    </w:p>
+    <w:p>
+      <w:pPr>
+        <w:numPr>
+          <w:ilvl w:val="0"/>
+          <w:numId w:val="14"/>
+        </w:numPr>
+        <w:spacing w:before="100" w:beforeAutospacing="1" w:after="100" w:afterAutospacing="1" w:line="240" w:lineRule="auto"/>
+        <w:rPr>
+          <w:rFonts w:ascii="Times New Roman" w:eastAsia="Times New Roman" w:hAnsi="Times New Roman" w:cs="Times New Roman"/>
+          <w:sz w:val="24"/>
+          <w:szCs w:val="24"/>
+          <w:lang w:eastAsia="en-IN"/>
+        </w:rPr>
+      </w:pPr>
+      <w:r>
+        <w:rPr>
+          <w:rFonts w:ascii="Times New Roman" w:eastAsia="Times New Roman" w:hAnsi="Times New Roman" w:cs="Times New Roman"/>
+          <w:sz w:val="24"/>
+          <w:szCs w:val="24"/>
+          <w:lang w:eastAsia="en-IN"/>
+        </w:rPr>
+        <w:t xml:space="preserve">Replace elements appearing consecutively exactly twice with 0 </w:t>
+      </w:r>
+    </w:p>
+    <w:p>
+      <w:pPr>
+        <w:numPr>
+          <w:ilvl w:val="0"/>
+          <w:numId w:val="14"/>
+        </w:numPr>
+        <w:spacing w:before="100" w:beforeAutospacing="1" w:after="100" w:afterAutospacing="1" w:line="240" w:lineRule="auto"/>
+        <w:rPr>
+          <w:rFonts w:ascii="Times New Roman" w:eastAsia="Times New Roman" w:hAnsi="Times New Roman" w:cs="Times New Roman"/>
+          <w:sz w:val="24"/>
+          <w:szCs w:val="24"/>
+          <w:lang w:eastAsia="en-IN"/>
+        </w:rPr>
+      </w:pPr>
+      <w:r>
+        <w:rPr>
+          <w:rFonts w:ascii="Times New Roman" w:eastAsia="Times New Roman" w:hAnsi="Times New Roman" w:cs="Times New Roman"/>
+          <w:sz w:val="24"/>
+          <w:szCs w:val="24"/>
+          <w:lang w:eastAsia="en-IN"/>
+        </w:rPr>
+        <w:t xml:space="preserve">Count streaks of odd numbers </w:t>
+      </w:r>
+    </w:p>
+    <w:p>
+      <w:pPr>
+        <w:numPr>
+          <w:ilvl w:val="0"/>
+          <w:numId w:val="14"/>
+        </w:numPr>
+        <w:spacing w:before="100" w:beforeAutospacing="1" w:after="100" w:afterAutospacing="1" w:line="240" w:lineRule="auto"/>
+        <w:rPr>
+          <w:rFonts w:ascii="Times New Roman" w:eastAsia="Times New Roman" w:hAnsi="Times New Roman" w:cs="Times New Roman"/>
+          <w:sz w:val="24"/>
+          <w:szCs w:val="24"/>
+          <w:lang w:eastAsia="en-IN"/>
+        </w:rPr>
+      </w:pPr>
+      <w:r>
+        <w:rPr>
+          <w:rFonts w:ascii="Times New Roman" w:eastAsia="Times New Roman" w:hAnsi="Times New Roman" w:cs="Times New Roman"/>
+          <w:sz w:val="24"/>
+          <w:szCs w:val="24"/>
+          <w:lang w:eastAsia="en-IN"/>
+        </w:rPr>
+        <w:t xml:space="preserve">Find longest streak of increasing numbers </w:t>
+      </w:r>
+    </w:p>
+    <w:p>
+      <w:pPr>
+        <w:numPr>
+          <w:ilvl w:val="0"/>
+          <w:numId w:val="14"/>
+        </w:numPr>
+        <w:spacing w:before="100" w:beforeAutospacing="1" w:after="100" w:afterAutospacing="1" w:line="240" w:lineRule="auto"/>
+        <w:rPr>
+          <w:rFonts w:ascii="Times New Roman" w:eastAsia="Times New Roman" w:hAnsi="Times New Roman" w:cs="Times New Roman"/>
+          <w:sz w:val="24"/>
+          <w:szCs w:val="24"/>
+          <w:lang w:eastAsia="en-IN"/>
+        </w:rPr>
+      </w:pPr>
+      <w:r>
+        <w:rPr>
+          <w:rFonts w:ascii="Times New Roman" w:eastAsia="Times New Roman" w:hAnsi="Times New Roman" w:cs="Times New Roman"/>
+          <w:sz w:val="24"/>
+          <w:szCs w:val="24"/>
+          <w:lang w:eastAsia="en-IN"/>
+        </w:rPr>
+        <w:t xml:space="preserve">Replace elements whose frequency is greater than their digit sum with -1 </w:t>
+      </w:r>
+    </w:p>
+    <w:p>
+      <w:pPr>
+        <w:numPr>
+          <w:ilvl w:val="0"/>
+          <w:numId w:val="14"/>
+        </w:numPr>
+        <w:spacing w:before="100" w:beforeAutospacing="1" w:after="100" w:afterAutospacing="1" w:line="240" w:lineRule="auto"/>
+        <w:rPr>
+          <w:rFonts w:ascii="Times New Roman" w:eastAsia="Times New Roman" w:hAnsi="Times New Roman" w:cs="Times New Roman"/>
+          <w:sz w:val="24"/>
+          <w:szCs w:val="24"/>
+          <w:lang w:eastAsia="en-IN"/>
+        </w:rPr>
+      </w:pPr>
+      <w:r>
+        <w:rPr>
+          <w:rFonts w:ascii="Times New Roman" w:eastAsia="Times New Roman" w:hAnsi="Times New Roman" w:cs="Times New Roman"/>
+          <w:sz w:val="24"/>
+          <w:szCs w:val="24"/>
+          <w:lang w:eastAsia="en-IN"/>
+        </w:rPr>
+        <w:t xml:space="preserve">Keep elements appearing only in even indexes </w:t>
+      </w:r>
+    </w:p>
+    <w:p>
+      <w:pPr>
+        <w:numPr>
+          <w:ilvl w:val="0"/>
+          <w:numId w:val="14"/>
+        </w:numPr>
+        <w:spacing w:before="100" w:beforeAutospacing="1" w:after="100" w:afterAutospacing="1" w:line="240" w:lineRule="auto"/>
+        <w:rPr>
+          <w:rFonts w:ascii="Times New Roman" w:eastAsia="Times New Roman" w:hAnsi="Times New Roman" w:cs="Times New Roman"/>
+          <w:sz w:val="24"/>
+          <w:szCs w:val="24"/>
+          <w:lang w:eastAsia="en-IN"/>
+        </w:rPr>
+      </w:pPr>
+      <w:r>
+        <w:rPr>
+          <w:rFonts w:ascii="Times New Roman" w:eastAsia="Times New Roman" w:hAnsi="Times New Roman" w:cs="Times New Roman"/>
+          <w:sz w:val="24"/>
+          <w:szCs w:val="24"/>
+          <w:lang w:eastAsia="en-IN"/>
+        </w:rPr>
+        <w:t xml:space="preserve">Find element with highest frequency among odd numbers </w:t>
+      </w:r>
+    </w:p>
+    <w:p>
+      <w:pPr>
+        <w:numPr>
+          <w:ilvl w:val="0"/>
+          <w:numId w:val="14"/>
+        </w:numPr>
+        <w:spacing w:before="100" w:beforeAutospacing="1" w:after="100" w:afterAutospacing="1" w:line="240" w:lineRule="auto"/>
+        <w:rPr>
+          <w:rFonts w:ascii="Times New Roman" w:eastAsia="Times New Roman" w:hAnsi="Times New Roman" w:cs="Times New Roman"/>
+          <w:sz w:val="24"/>
+          <w:szCs w:val="24"/>
+          <w:lang w:eastAsia="en-IN"/>
+        </w:rPr>
+      </w:pPr>
+      <w:r>
+        <w:rPr>
+          <w:rFonts w:ascii="Times New Roman" w:eastAsia="Times New Roman" w:hAnsi="Times New Roman" w:cs="Times New Roman"/>
+          <w:sz w:val="24"/>
+          <w:szCs w:val="24"/>
+          <w:lang w:eastAsia="en-IN"/>
+        </w:rPr>
+        <w:t xml:space="preserve">Replace least frequent elements with 0 </w:t>
+      </w:r>
+    </w:p>
+    <w:p>
+      <w:pPr>
+        <w:numPr>
+          <w:ilvl w:val="0"/>
+          <w:numId w:val="14"/>
+        </w:numPr>
+        <w:spacing w:before="100" w:beforeAutospacing="1" w:after="100" w:afterAutospacing="1" w:line="240" w:lineRule="auto"/>
+        <w:rPr>
+          <w:rFonts w:ascii="Times New Roman" w:eastAsia="Times New Roman" w:hAnsi="Times New Roman" w:cs="Times New Roman"/>
+          <w:sz w:val="24"/>
+          <w:szCs w:val="24"/>
+          <w:lang w:eastAsia="en-IN"/>
+        </w:rPr>
+      </w:pPr>
+      <w:r>
+        <w:rPr>
+          <w:rFonts w:ascii="Times New Roman" w:eastAsia="Times New Roman" w:hAnsi="Times New Roman" w:cs="Times New Roman"/>
+          <w:sz w:val="24"/>
+          <w:szCs w:val="24"/>
+          <w:lang w:eastAsia="en-IN"/>
+        </w:rPr>
+        <w:t xml:space="preserve">Count elements whose frequency equals divisor count </w:t>
+      </w:r>
+    </w:p>
+    <w:p>
+      <w:pPr>
+        <w:numPr>
+          <w:ilvl w:val="0"/>
+          <w:numId w:val="14"/>
+        </w:numPr>
+        <w:spacing w:before="100" w:beforeAutospacing="1" w:after="100" w:afterAutospacing="1" w:line="240" w:lineRule="auto"/>
+        <w:rPr>
+          <w:rFonts w:ascii="Times New Roman" w:eastAsia="Times New Roman" w:hAnsi="Times New Roman" w:cs="Times New Roman"/>
+          <w:sz w:val="24"/>
+          <w:szCs w:val="24"/>
+          <w:lang w:eastAsia="en-IN"/>
+        </w:rPr>
+      </w:pPr>
+      <w:r>
+        <w:rPr>
+          <w:rFonts w:ascii="Times New Roman" w:eastAsia="Times New Roman" w:hAnsi="Times New Roman" w:cs="Times New Roman"/>
+          <w:sz w:val="24"/>
+          <w:szCs w:val="24"/>
+          <w:lang w:eastAsia="en-IN"/>
+        </w:rPr>
+        <w:t xml:space="preserve">Keep elements whose consecutive streak length is prime </w:t>
+      </w:r>
+    </w:p>
+    <w:p>
+      <w:pPr>
+        <w:spacing w:after="0" w:line="240" w:lineRule="auto"/>
+        <w:rPr>
+          <w:rFonts w:ascii="Times New Roman" w:eastAsia="Times New Roman" w:hAnsi="Times New Roman" w:cs="Times New Roman"/>
+          <w:sz w:val="24"/>
+          <w:szCs w:val="24"/>
+          <w:lang w:eastAsia="en-IN"/>
+        </w:rPr>
+      </w:pPr>
+      <w:r>
+        <w:rPr>
+          <w:rFonts w:ascii="Times New Roman" w:eastAsia="Times New Roman" w:hAnsi="Times New Roman" w:cs="Times New Roman"/>
+          <w:sz w:val="24"/>
+          <w:szCs w:val="24"/>
+          <w:lang w:eastAsia="en-IN"/>
+        </w:rPr>
+        <w:pict w14:anchorId="6CF9F7EF">
+          <v:rect id="_x0000_i1033" style="width:0;height:1.5pt" o:hralign="center" o:hrstd="t" o:hr="t" fillcolor="#a0a0a0" stroked="f"/>
+        </w:pict>
+      </w:r>
+    </w:p>
+    <w:p>
+      <w:pPr>
+        <w:spacing w:before="100" w:beforeAutospacing="1" w:after="100" w:afterAutospacing="1" w:line="240" w:lineRule="auto"/>
+        <w:outlineLvl w:val="0"/>
+        <w:rPr>
+          <w:rFonts w:ascii="Times New Roman" w:eastAsia="Times New Roman" w:hAnsi="Times New Roman" w:cs="Times New Roman"/>
+          <w:b/>
+          <w:bCs/>
+          <w:kern w:val="36"/>
+          <w:sz w:val="48"/>
+          <w:szCs w:val="48"/>
+          <w:lang w:eastAsia="en-IN"/>
+        </w:rPr>
+      </w:pPr>
+      <w:r>
+        <w:rPr>
+          <w:rFonts w:ascii="Segoe UI Emoji" w:eastAsia="Times New Roman" w:hAnsi="Segoe UI Emoji" w:cs="Segoe UI Emoji"/>
+          <w:b/>
+          <w:bCs/>
+          <w:kern w:val="36"/>
+          <w:sz w:val="48"/>
+          <w:szCs w:val="48"/>
+          <w:lang w:eastAsia="en-IN"/>
+        </w:rPr>
+        <w:t>🔹</w:t>
+      </w:r>
+      <w:r>
+        <w:rPr>
+          <w:rFonts w:ascii="Times New Roman" w:eastAsia="Times New Roman" w:hAnsi="Times New Roman" w:cs="Times New Roman"/>
+          <w:b/>
+          <w:bCs/>
+          <w:kern w:val="36"/>
+          <w:sz w:val="48"/>
+          <w:szCs w:val="48"/>
+          <w:lang w:eastAsia="en-IN"/>
+        </w:rPr>
+        <w:t xml:space="preserve"> SECTION 12: Advanced Replacement Thinking (10)</w:t>
+      </w:r>
+    </w:p>
+    <w:p>
+      <w:pPr>
+        <w:numPr>
+          <w:ilvl w:val="0"/>
+          <w:numId w:val="15"/>
+        </w:numPr>
+        <w:spacing w:before="100" w:beforeAutospacing="1" w:after="100" w:afterAutospacing="1" w:line="240" w:lineRule="auto"/>
+        <w:rPr>
+          <w:rFonts w:ascii="Times New Roman" w:eastAsia="Times New Roman" w:hAnsi="Times New Roman" w:cs="Times New Roman"/>
+          <w:sz w:val="24"/>
+          <w:szCs w:val="24"/>
+          <w:lang w:eastAsia="en-IN"/>
+        </w:rPr>
+      </w:pPr>
+      <w:r>
+        <w:rPr>
+          <w:rFonts w:ascii="Times New Roman" w:eastAsia="Times New Roman" w:hAnsi="Times New Roman" w:cs="Times New Roman"/>
+          <w:sz w:val="24"/>
+          <w:szCs w:val="24"/>
+          <w:lang w:eastAsia="en-IN"/>
+        </w:rPr>
+        <w:lastRenderedPageBreak/>
+        <w:t xml:space="preserve">Replace each element with sum of prime factors </w:t>
+      </w:r>
+    </w:p>
+    <w:p>
+      <w:pPr>
+        <w:numPr>
+          <w:ilvl w:val="0"/>
+          <w:numId w:val="15"/>
+        </w:numPr>
+        <w:spacing w:before="100" w:beforeAutospacing="1" w:after="100" w:afterAutospacing="1" w:line="240" w:lineRule="auto"/>
+        <w:rPr>
+          <w:rFonts w:ascii="Times New Roman" w:eastAsia="Times New Roman" w:hAnsi="Times New Roman" w:cs="Times New Roman"/>
+          <w:sz w:val="24"/>
+          <w:szCs w:val="24"/>
+          <w:lang w:eastAsia="en-IN"/>
+        </w:rPr>
+      </w:pPr>
+      <w:r>
+        <w:rPr>
+          <w:rFonts w:ascii="Times New Roman" w:eastAsia="Times New Roman" w:hAnsi="Times New Roman" w:cs="Times New Roman"/>
+          <w:sz w:val="24"/>
+          <w:szCs w:val="24"/>
+          <w:lang w:eastAsia="en-IN"/>
+        </w:rPr>
+        <w:t xml:space="preserve">Replace each element with reverse of binary representation </w:t>
+      </w:r>
+    </w:p>
+    <w:p>
+      <w:pPr>
+        <w:numPr>
+          <w:ilvl w:val="0"/>
+          <w:numId w:val="15"/>
+        </w:numPr>
+        <w:spacing w:before="100" w:beforeAutospacing="1" w:after="100" w:afterAutospacing="1" w:line="240" w:lineRule="auto"/>
+        <w:rPr>
+          <w:rFonts w:ascii="Times New Roman" w:eastAsia="Times New Roman" w:hAnsi="Times New Roman" w:cs="Times New Roman"/>
+          <w:sz w:val="24"/>
+          <w:szCs w:val="24"/>
+          <w:lang w:eastAsia="en-IN"/>
+        </w:rPr>
+      </w:pPr>
+      <w:r>
+        <w:rPr>
+          <w:rFonts w:ascii="Times New Roman" w:eastAsia="Times New Roman" w:hAnsi="Times New Roman" w:cs="Times New Roman"/>
+          <w:sz w:val="24"/>
+          <w:szCs w:val="24"/>
+          <w:lang w:eastAsia="en-IN"/>
+        </w:rPr>
+        <w:t xml:space="preserve">Replace each element with difference between largest and smallest digit </w:t>
+      </w:r>
+    </w:p>
+    <w:p>
+      <w:pPr>
+        <w:numPr>
+          <w:ilvl w:val="0"/>
+          <w:numId w:val="15"/>
+        </w:numPr>
+        <w:spacing w:before="100" w:beforeAutospacing="1" w:after="100" w:afterAutospacing="1" w:line="240" w:lineRule="auto"/>
+        <w:rPr>
+          <w:rFonts w:ascii="Times New Roman" w:eastAsia="Times New Roman" w:hAnsi="Times New Roman" w:cs="Times New Roman"/>
+          <w:sz w:val="24"/>
+          <w:szCs w:val="24"/>
+          <w:lang w:eastAsia="en-IN"/>
+        </w:rPr>
+      </w:pPr>
+      <w:r>
+        <w:rPr>
+          <w:rFonts w:ascii="Times New Roman" w:eastAsia="Times New Roman" w:hAnsi="Times New Roman" w:cs="Times New Roman"/>
+          <w:sz w:val="24"/>
+          <w:szCs w:val="24"/>
+          <w:lang w:eastAsia="en-IN"/>
+        </w:rPr>
+        <w:t xml:space="preserve">Replace each element with nearest multiple of 7 </w:t>
+      </w:r>
+    </w:p>
+    <w:p>
+      <w:pPr>
+        <w:numPr>
+          <w:ilvl w:val="0"/>
+          <w:numId w:val="15"/>
+        </w:numPr>
+        <w:spacing w:before="100" w:beforeAutospacing="1" w:after="100" w:afterAutospacing="1" w:line="240" w:lineRule="auto"/>
+        <w:rPr>
+          <w:rFonts w:ascii="Times New Roman" w:eastAsia="Times New Roman" w:hAnsi="Times New Roman" w:cs="Times New Roman"/>
+          <w:sz w:val="24"/>
+          <w:szCs w:val="24"/>
+          <w:lang w:eastAsia="en-IN"/>
+        </w:rPr>
+      </w:pPr>
+      <w:r>
+        <w:rPr>
+          <w:rFonts w:ascii="Times New Roman" w:eastAsia="Times New Roman" w:hAnsi="Times New Roman" w:cs="Times New Roman"/>
+          <w:sz w:val="24"/>
+          <w:szCs w:val="24"/>
+          <w:lang w:eastAsia="en-IN"/>
+        </w:rPr>
+        <w:t xml:space="preserve">Replace each element with count of odd divisors </w:t>
+      </w:r>
+    </w:p>
+    <w:p>
+      <w:pPr>
+        <w:numPr>
+          <w:ilvl w:val="0"/>
+          <w:numId w:val="15"/>
+        </w:numPr>
+        <w:spacing w:before="100" w:beforeAutospacing="1" w:after="100" w:afterAutospacing="1" w:line="240" w:lineRule="auto"/>
+        <w:rPr>
+          <w:rFonts w:ascii="Times New Roman" w:eastAsia="Times New Roman" w:hAnsi="Times New Roman" w:cs="Times New Roman"/>
+          <w:sz w:val="24"/>
+          <w:szCs w:val="24"/>
+          <w:lang w:eastAsia="en-IN"/>
+        </w:rPr>
+      </w:pPr>
+      <w:r>
+        <w:rPr>
+          <w:rFonts w:ascii="Times New Roman" w:eastAsia="Times New Roman" w:hAnsi="Times New Roman" w:cs="Times New Roman"/>
+          <w:sz w:val="24"/>
+          <w:szCs w:val="24"/>
+          <w:lang w:eastAsia="en-IN"/>
+        </w:rPr>
+        <w:t xml:space="preserve">Replace each element with product of prime digits </w:t>
+      </w:r>
+    </w:p>
+    <w:p>
+      <w:pPr>
+        <w:numPr>
+          <w:ilvl w:val="0"/>
+          <w:numId w:val="15"/>
+        </w:numPr>
+        <w:spacing w:before="100" w:beforeAutospacing="1" w:after="100" w:afterAutospacing="1" w:line="240" w:lineRule="auto"/>
+        <w:rPr>
+          <w:rFonts w:ascii="Times New Roman" w:eastAsia="Times New Roman" w:hAnsi="Times New Roman" w:cs="Times New Roman"/>
+          <w:sz w:val="24"/>
+          <w:szCs w:val="24"/>
+          <w:lang w:eastAsia="en-IN"/>
+        </w:rPr>
+      </w:pPr>
+      <w:r>
+        <w:rPr>
+          <w:rFonts w:ascii="Times New Roman" w:eastAsia="Times New Roman" w:hAnsi="Times New Roman" w:cs="Times New Roman"/>
+          <w:sz w:val="24"/>
+          <w:szCs w:val="24"/>
+          <w:lang w:eastAsia="en-IN"/>
+        </w:rPr>
+        <w:t xml:space="preserve">Replace each element with count of unique digits </w:t>
+      </w:r>
+    </w:p>
+    <w:p>
+      <w:pPr>
+        <w:numPr>
+          <w:ilvl w:val="0"/>
+          <w:numId w:val="15"/>
+        </w:numPr>
+        <w:spacing w:before="100" w:beforeAutospacing="1" w:after="100" w:afterAutospacing="1" w:line="240" w:lineRule="auto"/>
+        <w:rPr>
+          <w:rFonts w:ascii="Times New Roman" w:eastAsia="Times New Roman" w:hAnsi="Times New Roman" w:cs="Times New Roman"/>
+          <w:sz w:val="24"/>
+          <w:szCs w:val="24"/>
+          <w:lang w:eastAsia="en-IN"/>
+        </w:rPr>
+      </w:pPr>
+      <w:r>
+        <w:rPr>
+          <w:rFonts w:ascii="Times New Roman" w:eastAsia="Times New Roman" w:hAnsi="Times New Roman" w:cs="Times New Roman"/>
+          <w:sz w:val="24"/>
+          <w:szCs w:val="24"/>
+          <w:lang w:eastAsia="en-IN"/>
+        </w:rPr>
+        <w:t xml:space="preserve">Replace each element with smallest prime factor </w:t>
+      </w:r>
+    </w:p>
+    <w:p>
+      <w:pPr>
+        <w:numPr>
+          <w:ilvl w:val="0"/>
+          <w:numId w:val="15"/>
+        </w:numPr>
+        <w:spacing w:before="100" w:beforeAutospacing="1" w:after="100" w:afterAutospacing="1" w:line="240" w:lineRule="auto"/>
+        <w:rPr>
+          <w:rFonts w:ascii="Times New Roman" w:eastAsia="Times New Roman" w:hAnsi="Times New Roman" w:cs="Times New Roman"/>
+          <w:sz w:val="24"/>
+          <w:szCs w:val="24"/>
+          <w:lang w:eastAsia="en-IN"/>
+        </w:rPr>
+      </w:pPr>
+      <w:r>
+        <w:rPr>
+          <w:rFonts w:ascii="Times New Roman" w:eastAsia="Times New Roman" w:hAnsi="Times New Roman" w:cs="Times New Roman"/>
+          <w:sz w:val="24"/>
+          <w:szCs w:val="24"/>
+          <w:lang w:eastAsia="en-IN"/>
+        </w:rPr>
+        <w:t xml:space="preserve">Replace each element with next perfect square </w:t>
+      </w:r>
+    </w:p>
+    <w:p>
+      <w:pPr>
+        <w:numPr>
+          <w:ilvl w:val="0"/>
+          <w:numId w:val="15"/>
+        </w:numPr>
+        <w:spacing w:before="100" w:beforeAutospacing="1" w:after="100" w:afterAutospacing="1" w:line="240" w:lineRule="auto"/>
+        <w:rPr>
+          <w:rFonts w:ascii="Times New Roman" w:eastAsia="Times New Roman" w:hAnsi="Times New Roman" w:cs="Times New Roman"/>
+          <w:sz w:val="24"/>
+          <w:szCs w:val="24"/>
+          <w:lang w:eastAsia="en-IN"/>
+        </w:rPr>
+      </w:pPr>
+      <w:r>
+        <w:rPr>
+          <w:rFonts w:ascii="Times New Roman" w:eastAsia="Times New Roman" w:hAnsi="Times New Roman" w:cs="Times New Roman"/>
+          <w:sz w:val="24"/>
+          <w:szCs w:val="24"/>
+          <w:lang w:eastAsia="en-IN"/>
+        </w:rPr>
+        <w:t xml:space="preserve">Replace each element with count of digits dividing the number itself </w:t>
+      </w:r>
+    </w:p>
+    <w:p>
+      <w:pPr>
+        <w:spacing w:after="0" w:line="240" w:lineRule="auto"/>
+        <w:rPr>
+          <w:rFonts w:ascii="Times New Roman" w:eastAsia="Times New Roman" w:hAnsi="Times New Roman" w:cs="Times New Roman"/>
+          <w:sz w:val="24"/>
+          <w:szCs w:val="24"/>
+          <w:lang w:eastAsia="en-IN"/>
+        </w:rPr>
+      </w:pPr>
+      <w:r>
+        <w:rPr>
+          <w:rFonts w:ascii="Times New Roman" w:eastAsia="Times New Roman" w:hAnsi="Times New Roman" w:cs="Times New Roman"/>
+          <w:sz w:val="24"/>
+          <w:szCs w:val="24"/>
+          <w:lang w:eastAsia="en-IN"/>
+        </w:rPr>
+        <w:pict w14:anchorId="4CA98189">
+          <v:rect id="_x0000_i1034" style="width:0;height:1.5pt" o:hralign="center" o:hrstd="t" o:hr="t" fillcolor="#a0a0a0" stroked="f"/>
+        </w:pict>
+      </w:r>
+    </w:p>
+    <w:p>
+      <w:pPr>
+        <w:spacing w:before="100" w:beforeAutospacing="1" w:after="100" w:afterAutospacing="1" w:line="240" w:lineRule="auto"/>
+        <w:outlineLvl w:val="0"/>
+        <w:rPr>
+          <w:rFonts w:ascii="Times New Roman" w:eastAsia="Times New Roman" w:hAnsi="Times New Roman" w:cs="Times New Roman"/>
+          <w:b/>
+          <w:bCs/>
+          <w:kern w:val="36"/>
+          <w:sz w:val="48"/>
+          <w:szCs w:val="48"/>
+          <w:lang w:eastAsia="en-IN"/>
+        </w:rPr>
+      </w:pPr>
+      <w:r>
+        <w:rPr>
+          <w:rFonts w:ascii="Segoe UI Emoji" w:eastAsia="Times New Roman" w:hAnsi="Segoe UI Emoji" w:cs="Segoe UI Emoji"/>
+          <w:b/>
+          <w:bCs/>
+          <w:kern w:val="36"/>
+          <w:sz w:val="48"/>
+          <w:szCs w:val="48"/>
+          <w:lang w:eastAsia="en-IN"/>
+        </w:rPr>
+        <w:t>🔹</w:t>
+      </w:r>
+      <w:r>
+        <w:rPr>
+          <w:rFonts w:ascii="Times New Roman" w:eastAsia="Times New Roman" w:hAnsi="Times New Roman" w:cs="Times New Roman"/>
+          <w:b/>
+          <w:bCs/>
+          <w:kern w:val="36"/>
+          <w:sz w:val="48"/>
+          <w:szCs w:val="48"/>
+          <w:lang w:eastAsia="en-IN"/>
+        </w:rPr>
+        <w:t xml:space="preserve"> BONUS HARD MIXED QUESTIONS</w:t>
+      </w:r>
+    </w:p>
+    <w:p>
+      <w:pPr>
+        <w:numPr>
+          <w:ilvl w:val="0"/>
+          <w:numId w:val="16"/>
+        </w:numPr>
+        <w:spacing w:before="100" w:beforeAutospacing="1" w:after="100" w:afterAutospacing="1" w:line="240" w:lineRule="auto"/>
+        <w:rPr>
+          <w:rFonts w:ascii="Times New Roman" w:eastAsia="Times New Roman" w:hAnsi="Times New Roman" w:cs="Times New Roman"/>
+          <w:sz w:val="24"/>
+          <w:szCs w:val="24"/>
+          <w:lang w:eastAsia="en-IN"/>
+        </w:rPr>
+      </w:pPr>
+      <w:r>
+        <w:rPr>
+          <w:rFonts w:ascii="Times New Roman" w:eastAsia="Times New Roman" w:hAnsi="Times New Roman" w:cs="Times New Roman"/>
+          <w:sz w:val="24"/>
+          <w:szCs w:val="24"/>
+          <w:lang w:eastAsia="en-IN"/>
+        </w:rPr>
+        <w:t xml:space="preserve">Find numbers whose reverse frequency equals original frequency </w:t>
+      </w:r>
+    </w:p>
+    <w:p>
+      <w:pPr>
+        <w:numPr>
+          <w:ilvl w:val="0"/>
+          <w:numId w:val="16"/>
+        </w:numPr>
+        <w:spacing w:before="100" w:beforeAutospacing="1" w:after="100" w:afterAutospacing="1" w:line="240" w:lineRule="auto"/>
+        <w:rPr>
+          <w:rFonts w:ascii="Times New Roman" w:eastAsia="Times New Roman" w:hAnsi="Times New Roman" w:cs="Times New Roman"/>
+          <w:sz w:val="24"/>
+          <w:szCs w:val="24"/>
+          <w:lang w:eastAsia="en-IN"/>
+        </w:rPr>
+      </w:pPr>
+      <w:r>
+        <w:rPr>
+          <w:rFonts w:ascii="Times New Roman" w:eastAsia="Times New Roman" w:hAnsi="Times New Roman" w:cs="Times New Roman"/>
+          <w:sz w:val="24"/>
+          <w:szCs w:val="24"/>
+          <w:lang w:eastAsia="en-IN"/>
+        </w:rPr>
+        <w:t xml:space="preserve">Replace elements whose square root is integer with 0 </w:t>
+      </w:r>
+    </w:p>
+    <w:p>
+      <w:pPr>
+        <w:numPr>
+          <w:ilvl w:val="0"/>
+          <w:numId w:val="16"/>
+        </w:numPr>
+        <w:spacing w:before="100" w:beforeAutospacing="1" w:after="100" w:afterAutospacing="1" w:line="240" w:lineRule="auto"/>
+        <w:rPr>
+          <w:rFonts w:ascii="Times New Roman" w:eastAsia="Times New Roman" w:hAnsi="Times New Roman" w:cs="Times New Roman"/>
+          <w:sz w:val="24"/>
+          <w:szCs w:val="24"/>
+          <w:lang w:eastAsia="en-IN"/>
+        </w:rPr>
+      </w:pPr>
+      <w:r>
+        <w:rPr>
+          <w:rFonts w:ascii="Times New Roman" w:eastAsia="Times New Roman" w:hAnsi="Times New Roman" w:cs="Times New Roman"/>
+          <w:sz w:val="24"/>
+          <w:szCs w:val="24"/>
+          <w:lang w:eastAsia="en-IN"/>
+        </w:rPr>
+        <w:t xml:space="preserve">Count elements whose binary form is palindrome </w:t>
+      </w:r>
+    </w:p>
+    <w:p>
+      <w:pPr>
+        <w:numPr>
+          <w:ilvl w:val="0"/>
+          <w:numId w:val="16"/>
+        </w:numPr>
+        <w:spacing w:before="100" w:beforeAutospacing="1" w:after="100" w:afterAutospacing="1" w:line="240" w:lineRule="auto"/>
+        <w:rPr>
+          <w:rFonts w:ascii="Times New Roman" w:eastAsia="Times New Roman" w:hAnsi="Times New Roman" w:cs="Times New Roman"/>
+          <w:sz w:val="24"/>
+          <w:szCs w:val="24"/>
+          <w:lang w:eastAsia="en-IN"/>
+        </w:rPr>
+      </w:pPr>
+      <w:r>
+        <w:rPr>
+          <w:rFonts w:ascii="Times New Roman" w:eastAsia="Times New Roman" w:hAnsi="Times New Roman" w:cs="Times New Roman"/>
+          <w:sz w:val="24"/>
+          <w:szCs w:val="24"/>
+          <w:lang w:eastAsia="en-IN"/>
+        </w:rPr>
+        <w:t xml:space="preserve">Keep numbers whose alternating product of digits is even </w:t>
+      </w:r>
+    </w:p>
+    <w:p>
+      <w:pPr>
+        <w:numPr>
+          <w:ilvl w:val="0"/>
+          <w:numId w:val="16"/>
+        </w:numPr>
+        <w:spacing w:before="100" w:beforeAutospacing="1" w:after="100" w:afterAutospacing="1" w:line="240" w:lineRule="auto"/>
+        <w:rPr>
+          <w:rFonts w:ascii="Times New Roman" w:eastAsia="Times New Roman" w:hAnsi="Times New Roman" w:cs="Times New Roman"/>
+          <w:sz w:val="24"/>
+          <w:szCs w:val="24"/>
+          <w:lang w:eastAsia="en-IN"/>
+        </w:rPr>
+      </w:pPr>
+      <w:r>
+        <w:rPr>
+          <w:rFonts w:ascii="Times New Roman" w:eastAsia="Times New Roman" w:hAnsi="Times New Roman" w:cs="Times New Roman"/>
+          <w:sz w:val="24"/>
+          <w:szCs w:val="24"/>
+          <w:lang w:eastAsia="en-IN"/>
+        </w:rPr>
+        <w:t xml:space="preserve">Replace elements whose digit sum frequency is prime with -1 </w:t>
+      </w:r>
+    </w:p>
+    <w:p>
+      <w:pPr>
+        <w:numPr>
+          <w:ilvl w:val="0"/>
+          <w:numId w:val="16"/>
+        </w:numPr>
+        <w:spacing w:before="100" w:beforeAutospacing="1" w:after="100" w:afterAutospacing="1" w:line="240" w:lineRule="auto"/>
+        <w:rPr>
+          <w:rFonts w:ascii="Times New Roman" w:eastAsia="Times New Roman" w:hAnsi="Times New Roman" w:cs="Times New Roman"/>
+          <w:sz w:val="24"/>
+          <w:szCs w:val="24"/>
+          <w:lang w:eastAsia="en-IN"/>
+        </w:rPr>
+      </w:pPr>
+      <w:r>
+        <w:rPr>
+          <w:rFonts w:ascii="Times New Roman" w:eastAsia="Times New Roman" w:hAnsi="Times New Roman" w:cs="Times New Roman"/>
+          <w:sz w:val="24"/>
+          <w:szCs w:val="24"/>
+          <w:lang w:eastAsia="en-IN"/>
+        </w:rPr>
+        <w:t xml:space="preserve">Find longest streak of prime numbers </w:t>
+      </w:r>
+    </w:p>
+    <w:p>
+      <w:pPr>
+        <w:numPr>
+          <w:ilvl w:val="0"/>
+          <w:numId w:val="16"/>
+        </w:numPr>
+        <w:spacing w:before="100" w:beforeAutospacing="1" w:after="100" w:afterAutospacing="1" w:line="240" w:lineRule="auto"/>
+        <w:rPr>
+          <w:rFonts w:ascii="Times New Roman" w:eastAsia="Times New Roman" w:hAnsi="Times New Roman" w:cs="Times New Roman"/>
+          <w:sz w:val="24"/>
+          <w:szCs w:val="24"/>
+          <w:lang w:eastAsia="en-IN"/>
+        </w:rPr>
+      </w:pPr>
+      <w:r>
+        <w:rPr>
+          <w:rFonts w:ascii="Times New Roman" w:eastAsia="Times New Roman" w:hAnsi="Times New Roman" w:cs="Times New Roman"/>
+          <w:sz w:val="24"/>
+          <w:szCs w:val="24"/>
+          <w:lang w:eastAsia="en-IN"/>
+        </w:rPr>
+        <w:t xml:space="preserve">Replace each element with nearest Armstrong number </w:t>
+      </w:r>
+    </w:p>
+    <w:p>
+      <w:pPr>
+        <w:numPr>
+          <w:ilvl w:val="0"/>
+          <w:numId w:val="16"/>
+        </w:numPr>
+        <w:spacing w:before="100" w:beforeAutospacing="1" w:after="100" w:afterAutospacing="1" w:line="240" w:lineRule="auto"/>
+        <w:rPr>
+          <w:rFonts w:ascii="Times New Roman" w:eastAsia="Times New Roman" w:hAnsi="Times New Roman" w:cs="Times New Roman"/>
+          <w:sz w:val="24"/>
+          <w:szCs w:val="24"/>
+          <w:lang w:eastAsia="en-IN"/>
+        </w:rPr>
+      </w:pPr>
+      <w:r>
+        <w:rPr>
+          <w:rFonts w:ascii="Times New Roman" w:eastAsia="Times New Roman" w:hAnsi="Times New Roman" w:cs="Times New Roman"/>
+          <w:sz w:val="24"/>
+          <w:szCs w:val="24"/>
+          <w:lang w:eastAsia="en-IN"/>
+        </w:rPr>
+        <w:t xml:space="preserve">Keep numbers having more prime digits than composite digits </w:t>
+      </w:r>
+    </w:p>
+    <w:p>
+      <w:pPr>
+        <w:numPr>
+          <w:ilvl w:val="0"/>
+          <w:numId w:val="16"/>
+        </w:numPr>
+        <w:spacing w:before="100" w:beforeAutospacing="1" w:after="100" w:afterAutospacing="1" w:line="240" w:lineRule="auto"/>
+        <w:rPr>
+          <w:rFonts w:ascii="Times New Roman" w:eastAsia="Times New Roman" w:hAnsi="Times New Roman" w:cs="Times New Roman"/>
+          <w:sz w:val="24"/>
+          <w:szCs w:val="24"/>
+          <w:lang w:eastAsia="en-IN"/>
+        </w:rPr>
+      </w:pPr>
+      <w:r>
+        <w:rPr>
+          <w:rFonts w:ascii="Times New Roman" w:eastAsia="Times New Roman" w:hAnsi="Times New Roman" w:cs="Times New Roman"/>
+          <w:sz w:val="24"/>
+          <w:szCs w:val="24"/>
+          <w:lang w:eastAsia="en-IN"/>
+        </w:rPr>
+        <w:t xml:space="preserve">Replace elements whose reverse divisor count is even with 1 </w:t>
+      </w:r>
+    </w:p>
+    <w:p>
+      <w:pPr>
+        <w:numPr>
+          <w:ilvl w:val="0"/>
+          <w:numId w:val="16"/>
+        </w:numPr>
+        <w:spacing w:before="100" w:beforeAutospacing="1" w:after="100" w:afterAutospacing="1" w:line="240" w:lineRule="auto"/>
+        <w:rPr>
+          <w:rFonts w:ascii="Times New Roman" w:eastAsia="Times New Roman" w:hAnsi="Times New Roman" w:cs="Times New Roman"/>
+          <w:sz w:val="24"/>
+          <w:szCs w:val="24"/>
+          <w:lang w:eastAsia="en-IN"/>
+        </w:rPr>
+      </w:pPr>
+      <w:r>
+        <w:rPr>
+          <w:rFonts w:ascii="Times New Roman" w:eastAsia="Times New Roman" w:hAnsi="Times New Roman" w:cs="Times New Roman"/>
+          <w:sz w:val="24"/>
+          <w:szCs w:val="24"/>
+          <w:lang w:eastAsia="en-IN"/>
+        </w:rPr>
+        <w:t xml:space="preserve">Count elements whose sorted reverse equals original </w:t>
+      </w:r>
+    </w:p>
+    <w:p>
+      <w:pPr>
+        <w:spacing w:before="100" w:beforeAutospacing="1" w:after="100" w:afterAutospacing="1" w:line="240" w:lineRule="auto"/>
+        <w:rPr>
+          <w:rFonts w:ascii="Times New Roman" w:eastAsia="Times New Roman" w:hAnsi="Times New Roman" w:cs="Times New Roman"/>
+          <w:sz w:val="24"/>
+          <w:szCs w:val="24"/>
+          <w:lang w:eastAsia="en-IN"/>
+        </w:rPr>
+      </w:pPr>
+      <w:r>
+        <w:rPr>
+          <w:rFonts w:ascii="Times New Roman" w:eastAsia="Times New Roman" w:hAnsi="Times New Roman" w:cs="Times New Roman"/>
+          <w:sz w:val="24"/>
+          <w:szCs w:val="24"/>
+          <w:lang w:eastAsia="en-IN"/>
+        </w:rPr>
+        <w:t>These are excellent for mastering:</w:t>
+      </w:r>
+    </w:p>
+    <w:p>
+      <w:pPr>
+        <w:numPr>
+          <w:ilvl w:val="0"/>
+          <w:numId w:val="17"/>
+        </w:numPr>
+        <w:spacing w:before="100" w:beforeAutospacing="1" w:after="100" w:afterAutospacing="1" w:line="240" w:lineRule="auto"/>
+        <w:rPr>
+          <w:rFonts w:ascii="Times New Roman" w:eastAsia="Times New Roman" w:hAnsi="Times New Roman" w:cs="Times New Roman"/>
+          <w:sz w:val="24"/>
+          <w:szCs w:val="24"/>
+          <w:lang w:eastAsia="en-IN"/>
+        </w:rPr>
+      </w:pPr>
+      <w:r>
+        <w:rPr>
+          <w:rFonts w:ascii="Times New Roman" w:eastAsia="Times New Roman" w:hAnsi="Times New Roman" w:cs="Times New Roman"/>
+          <w:sz w:val="24"/>
+          <w:szCs w:val="24"/>
+          <w:lang w:eastAsia="en-IN"/>
+        </w:rPr>
+        <w:t xml:space="preserve">nested loops </w:t>
+      </w:r>
+    </w:p>
+    <w:p>
+      <w:pPr>
+        <w:numPr>
+          <w:ilvl w:val="0"/>
+          <w:numId w:val="17"/>
+        </w:numPr>
+        <w:spacing w:before="100" w:beforeAutospacing="1" w:after="100" w:afterAutospacing="1" w:line="240" w:lineRule="auto"/>
+        <w:rPr>
+          <w:rFonts w:ascii="Times New Roman" w:eastAsia="Times New Roman" w:hAnsi="Times New Roman" w:cs="Times New Roman"/>
+          <w:sz w:val="24"/>
+          <w:szCs w:val="24"/>
+          <w:lang w:eastAsia="en-IN"/>
+        </w:rPr>
+      </w:pPr>
+      <w:r>
+        <w:rPr>
+          <w:rFonts w:ascii="Times New Roman" w:eastAsia="Times New Roman" w:hAnsi="Times New Roman" w:cs="Times New Roman"/>
+          <w:sz w:val="24"/>
+          <w:szCs w:val="24"/>
+          <w:lang w:eastAsia="en-IN"/>
+        </w:rPr>
+        <w:t xml:space="preserve">digit extraction </w:t>
+      </w:r>
+    </w:p>
+    <w:p>
+      <w:pPr>
+        <w:numPr>
+          <w:ilvl w:val="0"/>
+          <w:numId w:val="17"/>
+        </w:numPr>
+        <w:spacing w:before="100" w:beforeAutospacing="1" w:after="100" w:afterAutospacing="1" w:line="240" w:lineRule="auto"/>
+        <w:rPr>
+          <w:rFonts w:ascii="Times New Roman" w:eastAsia="Times New Roman" w:hAnsi="Times New Roman" w:cs="Times New Roman"/>
+          <w:sz w:val="24"/>
+          <w:szCs w:val="24"/>
+          <w:lang w:eastAsia="en-IN"/>
+        </w:rPr>
+      </w:pPr>
+      <w:r>
+        <w:rPr>
+          <w:rFonts w:ascii="Times New Roman" w:eastAsia="Times New Roman" w:hAnsi="Times New Roman" w:cs="Times New Roman"/>
+          <w:sz w:val="24"/>
+          <w:szCs w:val="24"/>
+          <w:lang w:eastAsia="en-IN"/>
+        </w:rPr>
+        <w:t xml:space="preserve">reversal logic </w:t>
+      </w:r>
+    </w:p>
+    <w:p>
+      <w:pPr>
+        <w:numPr>
+          <w:ilvl w:val="0"/>
+          <w:numId w:val="17"/>
+        </w:numPr>
+        <w:spacing w:before="100" w:beforeAutospacing="1" w:after="100" w:afterAutospacing="1" w:line="240" w:lineRule="auto"/>
+        <w:rPr>
+          <w:rFonts w:ascii="Times New Roman" w:eastAsia="Times New Roman" w:hAnsi="Times New Roman" w:cs="Times New Roman"/>
+          <w:sz w:val="24"/>
+          <w:szCs w:val="24"/>
+          <w:lang w:eastAsia="en-IN"/>
+        </w:rPr>
+      </w:pPr>
+      <w:r>
+        <w:rPr>
+          <w:rFonts w:ascii="Times New Roman" w:eastAsia="Times New Roman" w:hAnsi="Times New Roman" w:cs="Times New Roman"/>
+          <w:sz w:val="24"/>
+          <w:szCs w:val="24"/>
+          <w:lang w:eastAsia="en-IN"/>
+        </w:rPr>
+        <w:t xml:space="preserve">factorial logic </w:t>
+      </w:r>
+    </w:p>
+    <w:p>
+      <w:pPr>
+        <w:numPr>
+          <w:ilvl w:val="0"/>
+          <w:numId w:val="17"/>
+        </w:numPr>
+        <w:spacing w:before="100" w:beforeAutospacing="1" w:after="100" w:afterAutospacing="1" w:line="240" w:lineRule="auto"/>
+        <w:rPr>
+          <w:rFonts w:ascii="Times New Roman" w:eastAsia="Times New Roman" w:hAnsi="Times New Roman" w:cs="Times New Roman"/>
+          <w:sz w:val="24"/>
+          <w:szCs w:val="24"/>
+          <w:lang w:eastAsia="en-IN"/>
+        </w:rPr>
+      </w:pPr>
+      <w:r>
+        <w:rPr>
+          <w:rFonts w:ascii="Times New Roman" w:eastAsia="Times New Roman" w:hAnsi="Times New Roman" w:cs="Times New Roman"/>
+          <w:sz w:val="24"/>
+          <w:szCs w:val="24"/>
+          <w:lang w:eastAsia="en-IN"/>
+        </w:rPr>
+        <w:t xml:space="preserve">frequency/streak logic </w:t>
+      </w:r>
+    </w:p>
+    <w:p>
+      <w:pPr>
+        <w:numPr>
+          <w:ilvl w:val="0"/>
+          <w:numId w:val="17"/>
+        </w:numPr>
+        <w:spacing w:before="100" w:beforeAutospacing="1" w:after="100" w:afterAutospacing="1" w:line="240" w:lineRule="auto"/>
+        <w:rPr>
+          <w:rFonts w:ascii="Times New Roman" w:eastAsia="Times New Roman" w:hAnsi="Times New Roman" w:cs="Times New Roman"/>
+          <w:sz w:val="24"/>
+          <w:szCs w:val="24"/>
+          <w:lang w:eastAsia="en-IN"/>
+        </w:rPr>
+      </w:pPr>
+      <w:r>
+        <w:rPr>
+          <w:rFonts w:ascii="Times New Roman" w:eastAsia="Times New Roman" w:hAnsi="Times New Roman" w:cs="Times New Roman"/>
+          <w:sz w:val="24"/>
+          <w:szCs w:val="24"/>
+          <w:lang w:eastAsia="en-IN"/>
+        </w:rPr>
+        <w:t xml:space="preserve">mixed conditions </w:t>
+      </w:r>
+    </w:p>
+    <w:p>
+      <w:pPr>
+        <w:numPr>
+          <w:ilvl w:val="0"/>
+          <w:numId w:val="17"/>
+        </w:numPr>
+        <w:spacing w:before="100" w:beforeAutospacing="1" w:after="100" w:afterAutospacing="1" w:line="240" w:lineRule="auto"/>
+        <w:rPr>
+          <w:rFonts w:ascii="Times New Roman" w:eastAsia="Times New Roman" w:hAnsi="Times New Roman" w:cs="Times New Roman"/>
+          <w:sz w:val="24"/>
+          <w:szCs w:val="24"/>
+          <w:lang w:eastAsia="en-IN"/>
+        </w:rPr>
+      </w:pPr>
+      <w:r>
+        <w:rPr>
+          <w:rFonts w:ascii="Times New Roman" w:eastAsia="Times New Roman" w:hAnsi="Times New Roman" w:cs="Times New Roman"/>
+          <w:sz w:val="24"/>
+          <w:szCs w:val="24"/>
+          <w:lang w:eastAsia="en-IN"/>
+        </w:rPr>
+        <w:t>interview-style reasoning</w:t>
+      </w:r>
+    </w:p>
+    <w:p>
+      <w:pPr>
+        <w:spacing w:after="0" w:line="240" w:lineRule="auto"/>
+        <w:rPr>
+          <w:rFonts w:ascii="Times New Roman" w:eastAsia="Times New Roman" w:hAnsi="Times New Roman" w:cs="Times New Roman"/>
+          <w:sz w:val="24"/>
+          <w:szCs w:val="24"/>
+          <w:lang w:eastAsia="en-IN"/>
+        </w:rPr>
+      </w:pPr>
     </w:p>
     <w:sectPr>
       <w:pgSz w:w="11906" w:h="16838"/>
@@ -1538,7 +3220,125 @@
 
 <file path=word/numbering.xml><?xml version="1.0" encoding="utf-8"?>
 <w:numbering xmlns:wpc="http://schemas.microsoft.com/office/word/2010/wordprocessingCanvas" xmlns:cx="http://schemas.microsoft.com/office/drawing/2014/chartex" xmlns:cx1="http://schemas.microsoft.com/office/drawing/2015/9/8/chartex" xmlns:cx2="http://schemas.microsoft.com/office/drawing/2015/10/21/chartex" xmlns:cx3="http://schemas.microsoft.com/office/drawing/2016/5/9/chartex" xmlns:cx4="http://schemas.microsoft.com/office/drawing/2016/5/10/chartex" xmlns:cx5="http://schemas.microsoft.com/office/drawing/2016/5/11/chartex" xmlns:cx6="http://schemas.microsoft.com/office/drawing/2016/5/12/chartex" xmlns:cx7="http://schemas.microsoft.com/office/drawing/2016/5/13/chartex" xmlns:cx8="http://schemas.microsoft.com/office/drawing/2016/5/14/chartex" xmlns:mc="http://schemas.openxmlformats.org/markup-compatibility/2006" xmlns:aink="http://schemas.microsoft.com/office/drawing/2016/ink" xmlns:am3d="http://schemas.microsoft.com/office/drawing/2017/model3d" xmlns:o="urn:schemas-microsoft-com:office:office" xmlns:oel="http://schemas.microsoft.com/office/2019/extlst" xmlns:r="http://schemas.openxmlformats.org/officeDocument/2006/relationships" xmlns:m="http://schemas.openxmlformats.org/officeDocument/2006/math" xmlns:v="urn:schemas-microsoft-com:vml" xmlns:wp14="http://schemas.microsoft.com/office/word/2010/wordprocessingDrawing" xmlns:wp="http://schemas.openxmlformats.org/drawingml/2006/wordprocessingDrawing" xmlns:w10="urn:schemas-microsoft-com:office:word" xmlns:w="http://schemas.openxmlformats.org/wordprocessingml/2006/main" xmlns:w14="http://schemas.microsoft.com/office/word/2010/wordml" xmlns:w15="http://schemas.microsoft.com/office/word/2012/wordml" xmlns:w16cex="http://schemas.microsoft.com/office/word/2018/wordml/cex" xmlns:w16cid="http://schemas.microsoft.com/office/word/2016/wordml/cid" xmlns:w16="http://schemas.microsoft.com/office/word/2018/wordml" xmlns:w16sdtdh="http://schemas.microsoft.com/office/word/2020/wordml/sdtdatahash" xmlns:w16se="http://schemas.microsoft.com/office/word/2015/wordml/symex" xmlns:wpg="http://schemas.microsoft.com/office/word/2010/wordprocessingGroup" xmlns:wpi="http://schemas.microsoft.com/office/word/2010/wordprocessingInk" xmlns:wne="http://schemas.microsoft.com/office/word/2006/wordml" xmlns:wps="http://schemas.microsoft.com/office/word/2010/wordprocessingShape" mc:Ignorable="w14 w15 w16se w16cid w16 w16cex w16sdtdh wp14">
+  <w:numPicBullet w:numPicBulletId="0">
+    <w:pict>
+      <v:rect id="_x0000_i1043" style="width:0;height:1.5pt" o:hralign="center" o:bullet="t" o:hrstd="t" o:hr="t" fillcolor="#a0a0a0" stroked="f"/>
+    </w:pict>
+  </w:numPicBullet>
   <w:abstractNum w:abstractNumId="0" w15:restartNumberingAfterBreak="0">
+    <w:nsid w:val="010C6A54"/>
+    <w:multiLevelType w:val="multilevel"/>
+    <w:tmpl w:val="C11CED00"/>
+    <w:lvl w:ilvl="0">
+      <w:start w:val="31"/>
+      <w:numFmt w:val="decimal"/>
+      <w:lvlText w:val="%1."/>
+      <w:lvlJc w:val="left"/>
+      <w:pPr>
+        <w:tabs>
+          <w:tab w:val="num" w:pos="720"/>
+        </w:tabs>
+        <w:ind w:left="720" w:hanging="360"/>
+      </w:pPr>
+    </w:lvl>
+    <w:lvl w:ilvl="1" w:tentative="1">
+      <w:start w:val="1"/>
+      <w:numFmt w:val="decimal"/>
+      <w:lvlText w:val="%2."/>
+      <w:lvlJc w:val="left"/>
+      <w:pPr>
+        <w:tabs>
+          <w:tab w:val="num" w:pos="1440"/>
+        </w:tabs>
+        <w:ind w:left="1440" w:hanging="360"/>
+      </w:pPr>
+    </w:lvl>
+    <w:lvl w:ilvl="2" w:tentative="1">
+      <w:start w:val="1"/>
+      <w:numFmt w:val="decimal"/>
+      <w:lvlText w:val="%3."/>
+      <w:lvlJc w:val="left"/>
+      <w:pPr>
+        <w:tabs>
+          <w:tab w:val="num" w:pos="2160"/>
+        </w:tabs>
+        <w:ind w:left="2160" w:hanging="360"/>
+      </w:pPr>
+    </w:lvl>
+    <w:lvl w:ilvl="3" w:tentative="1">
+      <w:start w:val="1"/>
+      <w:numFmt w:val="decimal"/>
+      <w:lvlText w:val="%4."/>
+      <w:lvlJc w:val="left"/>
+      <w:pPr>
+        <w:tabs>
+          <w:tab w:val="num" w:pos="2880"/>
+        </w:tabs>
+        <w:ind w:left="2880" w:hanging="360"/>
+      </w:pPr>
+    </w:lvl>
+    <w:lvl w:ilvl="4" w:tentative="1">
+      <w:start w:val="1"/>
+      <w:numFmt w:val="decimal"/>
+      <w:lvlText w:val="%5."/>
+      <w:lvlJc w:val="left"/>
+      <w:pPr>
+        <w:tabs>
+          <w:tab w:val="num" w:pos="3600"/>
+        </w:tabs>
+        <w:ind w:left="3600" w:hanging="360"/>
+      </w:pPr>
+    </w:lvl>
+    <w:lvl w:ilvl="5" w:tentative="1">
+      <w:start w:val="1"/>
+      <w:numFmt w:val="decimal"/>
+      <w:lvlText w:val="%6."/>
+      <w:lvlJc w:val="left"/>
+      <w:pPr>
+        <w:tabs>
+          <w:tab w:val="num" w:pos="4320"/>
+        </w:tabs>
+        <w:ind w:left="4320" w:hanging="360"/>
+      </w:pPr>
+    </w:lvl>
+    <w:lvl w:ilvl="6" w:tentative="1">
+      <w:start w:val="1"/>
+      <w:numFmt w:val="decimal"/>
+      <w:lvlText w:val="%7."/>
+      <w:lvlJc w:val="left"/>
+      <w:pPr>
+        <w:tabs>
+          <w:tab w:val="num" w:pos="5040"/>
+        </w:tabs>
+        <w:ind w:left="5040" w:hanging="360"/>
+      </w:pPr>
+    </w:lvl>
+    <w:lvl w:ilvl="7" w:tentative="1">
+      <w:start w:val="1"/>
+      <w:numFmt w:val="decimal"/>
+      <w:lvlText w:val="%8."/>
+      <w:lvlJc w:val="left"/>
+      <w:pPr>
+        <w:tabs>
+          <w:tab w:val="num" w:pos="5760"/>
+        </w:tabs>
+        <w:ind w:left="5760" w:hanging="360"/>
+      </w:pPr>
+    </w:lvl>
+    <w:lvl w:ilvl="8" w:tentative="1">
+      <w:start w:val="1"/>
+      <w:numFmt w:val="decimal"/>
+      <w:lvlText w:val="%9."/>
+      <w:lvlJc w:val="left"/>
+      <w:pPr>
+        <w:tabs>
+          <w:tab w:val="num" w:pos="6480"/>
+        </w:tabs>
+        <w:ind w:left="6480" w:hanging="360"/>
+      </w:pPr>
+    </w:lvl>
+  </w:abstractNum>
+  <w:abstractNum w:abstractNumId="1" w15:restartNumberingAfterBreak="0">
     <w:nsid w:val="0FA27D6E"/>
     <w:multiLevelType w:val="multilevel"/>
     <w:tmpl w:val="4B462012"/>
@@ -1651,7 +3451,148 @@
       </w:pPr>
     </w:lvl>
   </w:abstractNum>
-  <w:abstractNum w:abstractNumId="1" w15:restartNumberingAfterBreak="0">
+  <w:abstractNum w:abstractNumId="2" w15:restartNumberingAfterBreak="0">
+    <w:nsid w:val="159D634E"/>
+    <w:multiLevelType w:val="hybridMultilevel"/>
+    <w:tmpl w:val="E7FA0AC0"/>
+    <w:lvl w:ilvl="0" w:tplc="CB32FC78">
+      <w:start w:val="1"/>
+      <w:numFmt w:val="bullet"/>
+      <w:lvlText w:val=""/>
+      <w:lvlPicBulletId w:val="0"/>
+      <w:lvlJc w:val="left"/>
+      <w:pPr>
+        <w:tabs>
+          <w:tab w:val="num" w:pos="720"/>
+        </w:tabs>
+        <w:ind w:left="720" w:hanging="360"/>
+      </w:pPr>
+      <w:rPr>
+        <w:rFonts w:ascii="Symbol" w:hAnsi="Symbol" w:hint="default"/>
+      </w:rPr>
+    </w:lvl>
+    <w:lvl w:ilvl="1" w:tplc="4B94F880" w:tentative="1">
+      <w:start w:val="1"/>
+      <w:numFmt w:val="bullet"/>
+      <w:lvlText w:val=""/>
+      <w:lvlJc w:val="left"/>
+      <w:pPr>
+        <w:tabs>
+          <w:tab w:val="num" w:pos="1440"/>
+        </w:tabs>
+        <w:ind w:left="1440" w:hanging="360"/>
+      </w:pPr>
+      <w:rPr>
+        <w:rFonts w:ascii="Symbol" w:hAnsi="Symbol" w:hint="default"/>
+      </w:rPr>
+    </w:lvl>
+    <w:lvl w:ilvl="2" w:tplc="FA16BFE6" w:tentative="1">
+      <w:start w:val="1"/>
+      <w:numFmt w:val="bullet"/>
+      <w:lvlText w:val=""/>
+      <w:lvlJc w:val="left"/>
+      <w:pPr>
+        <w:tabs>
+          <w:tab w:val="num" w:pos="2160"/>
+        </w:tabs>
+        <w:ind w:left="2160" w:hanging="360"/>
+      </w:pPr>
+      <w:rPr>
+        <w:rFonts w:ascii="Symbol" w:hAnsi="Symbol" w:hint="default"/>
+      </w:rPr>
+    </w:lvl>
+    <w:lvl w:ilvl="3" w:tplc="670806B2" w:tentative="1">
+      <w:start w:val="1"/>
+      <w:numFmt w:val="bullet"/>
+      <w:lvlText w:val=""/>
+      <w:lvlJc w:val="left"/>
+      <w:pPr>
+        <w:tabs>
+          <w:tab w:val="num" w:pos="2880"/>
+        </w:tabs>
+        <w:ind w:left="2880" w:hanging="360"/>
+      </w:pPr>
+      <w:rPr>
+        <w:rFonts w:ascii="Symbol" w:hAnsi="Symbol" w:hint="default"/>
+      </w:rPr>
+    </w:lvl>
+    <w:lvl w:ilvl="4" w:tplc="2D06B610" w:tentative="1">
+      <w:start w:val="1"/>
+      <w:numFmt w:val="bullet"/>
+      <w:lvlText w:val=""/>
+      <w:lvlJc w:val="left"/>
+      <w:pPr>
+        <w:tabs>
+          <w:tab w:val="num" w:pos="3600"/>
+        </w:tabs>
+        <w:ind w:left="3600" w:hanging="360"/>
+      </w:pPr>
+      <w:rPr>
+        <w:rFonts w:ascii="Symbol" w:hAnsi="Symbol" w:hint="default"/>
+      </w:rPr>
+    </w:lvl>
+    <w:lvl w:ilvl="5" w:tplc="2B7CB550" w:tentative="1">
+      <w:start w:val="1"/>
+      <w:numFmt w:val="bullet"/>
+      <w:lvlText w:val=""/>
+      <w:lvlJc w:val="left"/>
+      <w:pPr>
+        <w:tabs>
+          <w:tab w:val="num" w:pos="4320"/>
+        </w:tabs>
+        <w:ind w:left="4320" w:hanging="360"/>
+      </w:pPr>
+      <w:rPr>
+        <w:rFonts w:ascii="Symbol" w:hAnsi="Symbol" w:hint="default"/>
+      </w:rPr>
+    </w:lvl>
+    <w:lvl w:ilvl="6" w:tplc="4AB43718" w:tentative="1">
+      <w:start w:val="1"/>
+      <w:numFmt w:val="bullet"/>
+      <w:lvlText w:val=""/>
+      <w:lvlJc w:val="left"/>
+      <w:pPr>
+        <w:tabs>
+          <w:tab w:val="num" w:pos="5040"/>
+        </w:tabs>
+        <w:ind w:left="5040" w:hanging="360"/>
+      </w:pPr>
+      <w:rPr>
+        <w:rFonts w:ascii="Symbol" w:hAnsi="Symbol" w:hint="default"/>
+      </w:rPr>
+    </w:lvl>
+    <w:lvl w:ilvl="7" w:tplc="FCF8689A" w:tentative="1">
+      <w:start w:val="1"/>
+      <w:numFmt w:val="bullet"/>
+      <w:lvlText w:val=""/>
+      <w:lvlJc w:val="left"/>
+      <w:pPr>
+        <w:tabs>
+          <w:tab w:val="num" w:pos="5760"/>
+        </w:tabs>
+        <w:ind w:left="5760" w:hanging="360"/>
+      </w:pPr>
+      <w:rPr>
+        <w:rFonts w:ascii="Symbol" w:hAnsi="Symbol" w:hint="default"/>
+      </w:rPr>
+    </w:lvl>
+    <w:lvl w:ilvl="8" w:tplc="6FDCC46C" w:tentative="1">
+      <w:start w:val="1"/>
+      <w:numFmt w:val="bullet"/>
+      <w:lvlText w:val=""/>
+      <w:lvlJc w:val="left"/>
+      <w:pPr>
+        <w:tabs>
+          <w:tab w:val="num" w:pos="6480"/>
+        </w:tabs>
+        <w:ind w:left="6480" w:hanging="360"/>
+      </w:pPr>
+      <w:rPr>
+        <w:rFonts w:ascii="Symbol" w:hAnsi="Symbol" w:hint="default"/>
+      </w:rPr>
+    </w:lvl>
+  </w:abstractNum>
+  <w:abstractNum w:abstractNumId="3" w15:restartNumberingAfterBreak="0">
     <w:nsid w:val="286B43A6"/>
     <w:multiLevelType w:val="multilevel"/>
     <w:tmpl w:val="CF8EF9D4"/>
@@ -1764,7 +3705,120 @@
       </w:pPr>
     </w:lvl>
   </w:abstractNum>
-  <w:abstractNum w:abstractNumId="2" w15:restartNumberingAfterBreak="0">
+  <w:abstractNum w:abstractNumId="4" w15:restartNumberingAfterBreak="0">
+    <w:nsid w:val="2C515536"/>
+    <w:multiLevelType w:val="multilevel"/>
+    <w:tmpl w:val="8378FEA4"/>
+    <w:lvl w:ilvl="0">
+      <w:start w:val="1"/>
+      <w:numFmt w:val="decimal"/>
+      <w:lvlText w:val="%1."/>
+      <w:lvlJc w:val="left"/>
+      <w:pPr>
+        <w:tabs>
+          <w:tab w:val="num" w:pos="720"/>
+        </w:tabs>
+        <w:ind w:left="720" w:hanging="360"/>
+      </w:pPr>
+    </w:lvl>
+    <w:lvl w:ilvl="1" w:tentative="1">
+      <w:start w:val="1"/>
+      <w:numFmt w:val="decimal"/>
+      <w:lvlText w:val="%2."/>
+      <w:lvlJc w:val="left"/>
+      <w:pPr>
+        <w:tabs>
+          <w:tab w:val="num" w:pos="1440"/>
+        </w:tabs>
+        <w:ind w:left="1440" w:hanging="360"/>
+      </w:pPr>
+    </w:lvl>
+    <w:lvl w:ilvl="2" w:tentative="1">
+      <w:start w:val="1"/>
+      <w:numFmt w:val="decimal"/>
+      <w:lvlText w:val="%3."/>
+      <w:lvlJc w:val="left"/>
+      <w:pPr>
+        <w:tabs>
+          <w:tab w:val="num" w:pos="2160"/>
+        </w:tabs>
+        <w:ind w:left="2160" w:hanging="360"/>
+      </w:pPr>
+    </w:lvl>
+    <w:lvl w:ilvl="3" w:tentative="1">
+      <w:start w:val="1"/>
+      <w:numFmt w:val="decimal"/>
+      <w:lvlText w:val="%4."/>
+      <w:lvlJc w:val="left"/>
+      <w:pPr>
+        <w:tabs>
+          <w:tab w:val="num" w:pos="2880"/>
+        </w:tabs>
+        <w:ind w:left="2880" w:hanging="360"/>
+      </w:pPr>
+    </w:lvl>
+    <w:lvl w:ilvl="4" w:tentative="1">
+      <w:start w:val="1"/>
+      <w:numFmt w:val="decimal"/>
+      <w:lvlText w:val="%5."/>
+      <w:lvlJc w:val="left"/>
+      <w:pPr>
+        <w:tabs>
+          <w:tab w:val="num" w:pos="3600"/>
+        </w:tabs>
+        <w:ind w:left="3600" w:hanging="360"/>
+      </w:pPr>
+    </w:lvl>
+    <w:lvl w:ilvl="5" w:tentative="1">
+      <w:start w:val="1"/>
+      <w:numFmt w:val="decimal"/>
+      <w:lvlText w:val="%6."/>
+      <w:lvlJc w:val="left"/>
+      <w:pPr>
+        <w:tabs>
+          <w:tab w:val="num" w:pos="4320"/>
+        </w:tabs>
+        <w:ind w:left="4320" w:hanging="360"/>
+      </w:pPr>
+    </w:lvl>
+    <w:lvl w:ilvl="6" w:tentative="1">
+      <w:start w:val="1"/>
+      <w:numFmt w:val="decimal"/>
+      <w:lvlText w:val="%7."/>
+      <w:lvlJc w:val="left"/>
+      <w:pPr>
+        <w:tabs>
+          <w:tab w:val="num" w:pos="5040"/>
+        </w:tabs>
+        <w:ind w:left="5040" w:hanging="360"/>
+      </w:pPr>
+    </w:lvl>
+    <w:lvl w:ilvl="7" w:tentative="1">
+      <w:start w:val="1"/>
+      <w:numFmt w:val="decimal"/>
+      <w:lvlText w:val="%8."/>
+      <w:lvlJc w:val="left"/>
+      <w:pPr>
+        <w:tabs>
+          <w:tab w:val="num" w:pos="5760"/>
+        </w:tabs>
+        <w:ind w:left="5760" w:hanging="360"/>
+      </w:pPr>
+    </w:lvl>
+    <w:lvl w:ilvl="8" w:tentative="1">
+      <w:start w:val="1"/>
+      <w:numFmt w:val="decimal"/>
+      <w:lvlText w:val="%9."/>
+      <w:lvlJc w:val="left"/>
+      <w:pPr>
+        <w:tabs>
+          <w:tab w:val="num" w:pos="6480"/>
+        </w:tabs>
+        <w:ind w:left="6480" w:hanging="360"/>
+      </w:pPr>
+    </w:lvl>
+  </w:abstractNum>
+  <w:abstractNum w:abstractNumId="5" w15:restartNumberingAfterBreak="0">
     <w:nsid w:val="39C567B4"/>
     <w:multiLevelType w:val="multilevel"/>
     <w:tmpl w:val="4EEADCB6"/>
@@ -1877,7 +3931,120 @@
       </w:pPr>
     </w:lvl>
   </w:abstractNum>
-  <w:abstractNum w:abstractNumId="3" w15:restartNumberingAfterBreak="0">
+  <w:abstractNum w:abstractNumId="6" w15:restartNumberingAfterBreak="0">
+    <w:nsid w:val="3B5A2C6E"/>
+    <w:multiLevelType w:val="multilevel"/>
+    <w:tmpl w:val="85208FD6"/>
+    <w:lvl w:ilvl="0">
+      <w:start w:val="21"/>
+      <w:numFmt w:val="decimal"/>
+      <w:lvlText w:val="%1."/>
+      <w:lvlJc w:val="left"/>
+      <w:pPr>
+        <w:tabs>
+          <w:tab w:val="num" w:pos="720"/>
+        </w:tabs>
+        <w:ind w:left="720" w:hanging="360"/>
+      </w:pPr>
+    </w:lvl>
+    <w:lvl w:ilvl="1" w:tentative="1">
+      <w:start w:val="1"/>
+      <w:numFmt w:val="decimal"/>
+      <w:lvlText w:val="%2."/>
+      <w:lvlJc w:val="left"/>
+      <w:pPr>
+        <w:tabs>
+          <w:tab w:val="num" w:pos="1440"/>
+        </w:tabs>
+        <w:ind w:left="1440" w:hanging="360"/>
+      </w:pPr>
+    </w:lvl>
+    <w:lvl w:ilvl="2" w:tentative="1">
+      <w:start w:val="1"/>
+      <w:numFmt w:val="decimal"/>
+      <w:lvlText w:val="%3."/>
+      <w:lvlJc w:val="left"/>
+      <w:pPr>
+        <w:tabs>
+          <w:tab w:val="num" w:pos="2160"/>
+        </w:tabs>
+        <w:ind w:left="2160" w:hanging="360"/>
+      </w:pPr>
+    </w:lvl>
+    <w:lvl w:ilvl="3" w:tentative="1">
+      <w:start w:val="1"/>
+      <w:numFmt w:val="decimal"/>
+      <w:lvlText w:val="%4."/>
+      <w:lvlJc w:val="left"/>
+      <w:pPr>
+        <w:tabs>
+          <w:tab w:val="num" w:pos="2880"/>
+        </w:tabs>
+        <w:ind w:left="2880" w:hanging="360"/>
+      </w:pPr>
+    </w:lvl>
+    <w:lvl w:ilvl="4" w:tentative="1">
+      <w:start w:val="1"/>
+      <w:numFmt w:val="decimal"/>
+      <w:lvlText w:val="%5."/>
+      <w:lvlJc w:val="left"/>
+      <w:pPr>
+        <w:tabs>
+          <w:tab w:val="num" w:pos="3600"/>
+        </w:tabs>
+        <w:ind w:left="3600" w:hanging="360"/>
+      </w:pPr>
+    </w:lvl>
+    <w:lvl w:ilvl="5" w:tentative="1">
+      <w:start w:val="1"/>
+      <w:numFmt w:val="decimal"/>
+      <w:lvlText w:val="%6."/>
+      <w:lvlJc w:val="left"/>
+      <w:pPr>
+        <w:tabs>
+          <w:tab w:val="num" w:pos="4320"/>
+        </w:tabs>
+        <w:ind w:left="4320" w:hanging="360"/>
+      </w:pPr>
+    </w:lvl>
+    <w:lvl w:ilvl="6" w:tentative="1">
+      <w:start w:val="1"/>
+      <w:numFmt w:val="decimal"/>
+      <w:lvlText w:val="%7."/>
+      <w:lvlJc w:val="left"/>
+      <w:pPr>
+        <w:tabs>
+          <w:tab w:val="num" w:pos="5040"/>
+        </w:tabs>
+        <w:ind w:left="5040" w:hanging="360"/>
+      </w:pPr>
+    </w:lvl>
+    <w:lvl w:ilvl="7" w:tentative="1">
+      <w:start w:val="1"/>
+      <w:numFmt w:val="decimal"/>
+      <w:lvlText w:val="%8."/>
+      <w:lvlJc w:val="left"/>
+      <w:pPr>
+        <w:tabs>
+          <w:tab w:val="num" w:pos="5760"/>
+        </w:tabs>
+        <w:ind w:left="5760" w:hanging="360"/>
+      </w:pPr>
+    </w:lvl>
+    <w:lvl w:ilvl="8" w:tentative="1">
+      <w:start w:val="1"/>
+      <w:numFmt w:val="decimal"/>
+      <w:lvlText w:val="%9."/>
+      <w:lvlJc w:val="left"/>
+      <w:pPr>
+        <w:tabs>
+          <w:tab w:val="num" w:pos="6480"/>
+        </w:tabs>
+        <w:ind w:left="6480" w:hanging="360"/>
+      </w:pPr>
+    </w:lvl>
+  </w:abstractNum>
+  <w:abstractNum w:abstractNumId="7" w15:restartNumberingAfterBreak="0">
     <w:nsid w:val="3D78662A"/>
     <w:multiLevelType w:val="multilevel"/>
     <w:tmpl w:val="2A22C802"/>
@@ -1990,7 +4157,7 @@
       </w:pPr>
     </w:lvl>
   </w:abstractNum>
-  <w:abstractNum w:abstractNumId="4" w15:restartNumberingAfterBreak="0">
+  <w:abstractNum w:abstractNumId="8" w15:restartNumberingAfterBreak="0">
     <w:nsid w:val="452B522E"/>
     <w:multiLevelType w:val="multilevel"/>
     <w:tmpl w:val="DAC421EA"/>
@@ -2103,7 +4270,156 @@
       </w:pPr>
     </w:lvl>
   </w:abstractNum>
-  <w:abstractNum w:abstractNumId="5" w15:restartNumberingAfterBreak="0">
+  <w:abstractNum w:abstractNumId="9" w15:restartNumberingAfterBreak="0">
+    <w:nsid w:val="54F92DF5"/>
+    <w:multiLevelType w:val="multilevel"/>
+    <w:tmpl w:val="8446DE2A"/>
+    <w:lvl w:ilvl="0">
+      <w:start w:val="1"/>
+      <w:numFmt w:val="bullet"/>
+      <w:lvlText w:val=""/>
+      <w:lvlJc w:val="left"/>
+      <w:pPr>
+        <w:tabs>
+          <w:tab w:val="num" w:pos="720"/>
+        </w:tabs>
+        <w:ind w:left="720" w:hanging="360"/>
+      </w:pPr>
+      <w:rPr>
+        <w:rFonts w:ascii="Symbol" w:hAnsi="Symbol" w:hint="default"/>
+        <w:sz w:val="20"/>
+      </w:rPr>
+    </w:lvl>
+    <w:lvl w:ilvl="1" w:tentative="1">
+      <w:start w:val="1"/>
+      <w:numFmt w:val="bullet"/>
+      <w:lvlText w:val="o"/>
+      <w:lvlJc w:val="left"/>
+      <w:pPr>
+        <w:tabs>
+          <w:tab w:val="num" w:pos="1440"/>
+        </w:tabs>
+        <w:ind w:left="1440" w:hanging="360"/>
+      </w:pPr>
+      <w:rPr>
+        <w:rFonts w:ascii="Courier New" w:hAnsi="Courier New" w:hint="default"/>
+        <w:sz w:val="20"/>
+      </w:rPr>
+    </w:lvl>
+    <w:lvl w:ilvl="2" w:tentative="1">
+      <w:start w:val="1"/>
+      <w:numFmt w:val="bullet"/>
+      <w:lvlText w:val=""/>
+      <w:lvlJc w:val="left"/>
+      <w:pPr>
+        <w:tabs>
+          <w:tab w:val="num" w:pos="2160"/>
+        </w:tabs>
+        <w:ind w:left="2160" w:hanging="360"/>
+      </w:pPr>
+      <w:rPr>
+        <w:rFonts w:ascii="Wingdings" w:hAnsi="Wingdings" w:hint="default"/>
+        <w:sz w:val="20"/>
+      </w:rPr>
+    </w:lvl>
+    <w:lvl w:ilvl="3" w:tentative="1">
+      <w:start w:val="1"/>
+      <w:numFmt w:val="bullet"/>
+      <w:lvlText w:val=""/>
+      <w:lvlJc w:val="left"/>
+      <w:pPr>
+        <w:tabs>
+          <w:tab w:val="num" w:pos="2880"/>
+        </w:tabs>
+        <w:ind w:left="2880" w:hanging="360"/>
+      </w:pPr>
+      <w:rPr>
+        <w:rFonts w:ascii="Wingdings" w:hAnsi="Wingdings" w:hint="default"/>
+        <w:sz w:val="20"/>
+      </w:rPr>
+    </w:lvl>
+    <w:lvl w:ilvl="4" w:tentative="1">
+      <w:start w:val="1"/>
+      <w:numFmt w:val="bullet"/>
+      <w:lvlText w:val=""/>
+      <w:lvlJc w:val="left"/>
+      <w:pPr>
+        <w:tabs>
+          <w:tab w:val="num" w:pos="3600"/>
+        </w:tabs>
+        <w:ind w:left="3600" w:hanging="360"/>
+      </w:pPr>
+      <w:rPr>
+        <w:rFonts w:ascii="Wingdings" w:hAnsi="Wingdings" w:hint="default"/>
+        <w:sz w:val="20"/>
+      </w:rPr>
+    </w:lvl>
+    <w:lvl w:ilvl="5" w:tentative="1">
+      <w:start w:val="1"/>
+      <w:numFmt w:val="bullet"/>
+      <w:lvlText w:val=""/>
+      <w:lvlJc w:val="left"/>
+      <w:pPr>
+        <w:tabs>
+          <w:tab w:val="num" w:pos="4320"/>
+        </w:tabs>
+        <w:ind w:left="4320" w:hanging="360"/>
+      </w:pPr>
+      <w:rPr>
+        <w:rFonts w:ascii="Wingdings" w:hAnsi="Wingdings" w:hint="default"/>
+        <w:sz w:val="20"/>
+      </w:rPr>
+    </w:lvl>
+    <w:lvl w:ilvl="6" w:tentative="1">
+      <w:start w:val="1"/>
+      <w:numFmt w:val="bullet"/>
+      <w:lvlText w:val=""/>
+      <w:lvlJc w:val="left"/>
+      <w:pPr>
+        <w:tabs>
+          <w:tab w:val="num" w:pos="5040"/>
+        </w:tabs>
+        <w:ind w:left="5040" w:hanging="360"/>
+      </w:pPr>
+      <w:rPr>
+        <w:rFonts w:ascii="Wingdings" w:hAnsi="Wingdings" w:hint="default"/>
+        <w:sz w:val="20"/>
+      </w:rPr>
+    </w:lvl>
+    <w:lvl w:ilvl="7" w:tentative="1">
+      <w:start w:val="1"/>
+      <w:numFmt w:val="bullet"/>
+      <w:lvlText w:val=""/>
+      <w:lvlJc w:val="left"/>
+      <w:pPr>
+        <w:tabs>
+          <w:tab w:val="num" w:pos="5760"/>
+        </w:tabs>
+        <w:ind w:left="5760" w:hanging="360"/>
+      </w:pPr>
+      <w:rPr>
+        <w:rFonts w:ascii="Wingdings" w:hAnsi="Wingdings" w:hint="default"/>
+        <w:sz w:val="20"/>
+      </w:rPr>
+    </w:lvl>
+    <w:lvl w:ilvl="8" w:tentative="1">
+      <w:start w:val="1"/>
+      <w:numFmt w:val="bullet"/>
+      <w:lvlText w:val=""/>
+      <w:lvlJc w:val="left"/>
+      <w:pPr>
+        <w:tabs>
+          <w:tab w:val="num" w:pos="6480"/>
+        </w:tabs>
+        <w:ind w:left="6480" w:hanging="360"/>
+      </w:pPr>
+      <w:rPr>
+        <w:rFonts w:ascii="Wingdings" w:hAnsi="Wingdings" w:hint="default"/>
+        <w:sz w:val="20"/>
+      </w:rPr>
+    </w:lvl>
+  </w:abstractNum>
+  <w:abstractNum w:abstractNumId="10" w15:restartNumberingAfterBreak="0">
     <w:nsid w:val="60753430"/>
     <w:multiLevelType w:val="multilevel"/>
     <w:tmpl w:val="C4D809BE"/>
@@ -2216,7 +4532,233 @@
       </w:pPr>
     </w:lvl>
   </w:abstractNum>
-  <w:abstractNum w:abstractNumId="6" w15:restartNumberingAfterBreak="0">
+  <w:abstractNum w:abstractNumId="11" w15:restartNumberingAfterBreak="0">
+    <w:nsid w:val="6AB320A8"/>
+    <w:multiLevelType w:val="multilevel"/>
+    <w:tmpl w:val="28BE8EC4"/>
+    <w:lvl w:ilvl="0">
+      <w:start w:val="11"/>
+      <w:numFmt w:val="decimal"/>
+      <w:lvlText w:val="%1."/>
+      <w:lvlJc w:val="left"/>
+      <w:pPr>
+        <w:tabs>
+          <w:tab w:val="num" w:pos="720"/>
+        </w:tabs>
+        <w:ind w:left="720" w:hanging="360"/>
+      </w:pPr>
+    </w:lvl>
+    <w:lvl w:ilvl="1" w:tentative="1">
+      <w:start w:val="1"/>
+      <w:numFmt w:val="decimal"/>
+      <w:lvlText w:val="%2."/>
+      <w:lvlJc w:val="left"/>
+      <w:pPr>
+        <w:tabs>
+          <w:tab w:val="num" w:pos="1440"/>
+        </w:tabs>
+        <w:ind w:left="1440" w:hanging="360"/>
+      </w:pPr>
+    </w:lvl>
+    <w:lvl w:ilvl="2" w:tentative="1">
+      <w:start w:val="1"/>
+      <w:numFmt w:val="decimal"/>
+      <w:lvlText w:val="%3."/>
+      <w:lvlJc w:val="left"/>
+      <w:pPr>
+        <w:tabs>
+          <w:tab w:val="num" w:pos="2160"/>
+        </w:tabs>
+        <w:ind w:left="2160" w:hanging="360"/>
+      </w:pPr>
+    </w:lvl>
+    <w:lvl w:ilvl="3" w:tentative="1">
+      <w:start w:val="1"/>
+      <w:numFmt w:val="decimal"/>
+      <w:lvlText w:val="%4."/>
+      <w:lvlJc w:val="left"/>
+      <w:pPr>
+        <w:tabs>
+          <w:tab w:val="num" w:pos="2880"/>
+        </w:tabs>
+        <w:ind w:left="2880" w:hanging="360"/>
+      </w:pPr>
+    </w:lvl>
+    <w:lvl w:ilvl="4" w:tentative="1">
+      <w:start w:val="1"/>
+      <w:numFmt w:val="decimal"/>
+      <w:lvlText w:val="%5."/>
+      <w:lvlJc w:val="left"/>
+      <w:pPr>
+        <w:tabs>
+          <w:tab w:val="num" w:pos="3600"/>
+        </w:tabs>
+        <w:ind w:left="3600" w:hanging="360"/>
+      </w:pPr>
+    </w:lvl>
+    <w:lvl w:ilvl="5" w:tentative="1">
+      <w:start w:val="1"/>
+      <w:numFmt w:val="decimal"/>
+      <w:lvlText w:val="%6."/>
+      <w:lvlJc w:val="left"/>
+      <w:pPr>
+        <w:tabs>
+          <w:tab w:val="num" w:pos="4320"/>
+        </w:tabs>
+        <w:ind w:left="4320" w:hanging="360"/>
+      </w:pPr>
+    </w:lvl>
+    <w:lvl w:ilvl="6" w:tentative="1">
+      <w:start w:val="1"/>
+      <w:numFmt w:val="decimal"/>
+      <w:lvlText w:val="%7."/>
+      <w:lvlJc w:val="left"/>
+      <w:pPr>
+        <w:tabs>
+          <w:tab w:val="num" w:pos="5040"/>
+        </w:tabs>
+        <w:ind w:left="5040" w:hanging="360"/>
+      </w:pPr>
+    </w:lvl>
+    <w:lvl w:ilvl="7" w:tentative="1">
+      <w:start w:val="1"/>
+      <w:numFmt w:val="decimal"/>
+      <w:lvlText w:val="%8."/>
+      <w:lvlJc w:val="left"/>
+      <w:pPr>
+        <w:tabs>
+          <w:tab w:val="num" w:pos="5760"/>
+        </w:tabs>
+        <w:ind w:left="5760" w:hanging="360"/>
+      </w:pPr>
+    </w:lvl>
+    <w:lvl w:ilvl="8" w:tentative="1">
+      <w:start w:val="1"/>
+      <w:numFmt w:val="decimal"/>
+      <w:lvlText w:val="%9."/>
+      <w:lvlJc w:val="left"/>
+      <w:pPr>
+        <w:tabs>
+          <w:tab w:val="num" w:pos="6480"/>
+        </w:tabs>
+        <w:ind w:left="6480" w:hanging="360"/>
+      </w:pPr>
+    </w:lvl>
+  </w:abstractNum>
+  <w:abstractNum w:abstractNumId="12" w15:restartNumberingAfterBreak="0">
+    <w:nsid w:val="6C596A39"/>
+    <w:multiLevelType w:val="multilevel"/>
+    <w:tmpl w:val="90A454D4"/>
+    <w:lvl w:ilvl="0">
+      <w:start w:val="41"/>
+      <w:numFmt w:val="decimal"/>
+      <w:lvlText w:val="%1."/>
+      <w:lvlJc w:val="left"/>
+      <w:pPr>
+        <w:tabs>
+          <w:tab w:val="num" w:pos="720"/>
+        </w:tabs>
+        <w:ind w:left="720" w:hanging="360"/>
+      </w:pPr>
+    </w:lvl>
+    <w:lvl w:ilvl="1" w:tentative="1">
+      <w:start w:val="1"/>
+      <w:numFmt w:val="decimal"/>
+      <w:lvlText w:val="%2."/>
+      <w:lvlJc w:val="left"/>
+      <w:pPr>
+        <w:tabs>
+          <w:tab w:val="num" w:pos="1440"/>
+        </w:tabs>
+        <w:ind w:left="1440" w:hanging="360"/>
+      </w:pPr>
+    </w:lvl>
+    <w:lvl w:ilvl="2" w:tentative="1">
+      <w:start w:val="1"/>
+      <w:numFmt w:val="decimal"/>
+      <w:lvlText w:val="%3."/>
+      <w:lvlJc w:val="left"/>
+      <w:pPr>
+        <w:tabs>
+          <w:tab w:val="num" w:pos="2160"/>
+        </w:tabs>
+        <w:ind w:left="2160" w:hanging="360"/>
+      </w:pPr>
+    </w:lvl>
+    <w:lvl w:ilvl="3" w:tentative="1">
+      <w:start w:val="1"/>
+      <w:numFmt w:val="decimal"/>
+      <w:lvlText w:val="%4."/>
+      <w:lvlJc w:val="left"/>
+      <w:pPr>
+        <w:tabs>
+          <w:tab w:val="num" w:pos="2880"/>
+        </w:tabs>
+        <w:ind w:left="2880" w:hanging="360"/>
+      </w:pPr>
+    </w:lvl>
+    <w:lvl w:ilvl="4" w:tentative="1">
+      <w:start w:val="1"/>
+      <w:numFmt w:val="decimal"/>
+      <w:lvlText w:val="%5."/>
+      <w:lvlJc w:val="left"/>
+      <w:pPr>
+        <w:tabs>
+          <w:tab w:val="num" w:pos="3600"/>
+        </w:tabs>
+        <w:ind w:left="3600" w:hanging="360"/>
+      </w:pPr>
+    </w:lvl>
+    <w:lvl w:ilvl="5" w:tentative="1">
+      <w:start w:val="1"/>
+      <w:numFmt w:val="decimal"/>
+      <w:lvlText w:val="%6."/>
+      <w:lvlJc w:val="left"/>
+      <w:pPr>
+        <w:tabs>
+          <w:tab w:val="num" w:pos="4320"/>
+        </w:tabs>
+        <w:ind w:left="4320" w:hanging="360"/>
+      </w:pPr>
+    </w:lvl>
+    <w:lvl w:ilvl="6" w:tentative="1">
+      <w:start w:val="1"/>
+      <w:numFmt w:val="decimal"/>
+      <w:lvlText w:val="%7."/>
+      <w:lvlJc w:val="left"/>
+      <w:pPr>
+        <w:tabs>
+          <w:tab w:val="num" w:pos="5040"/>
+        </w:tabs>
+        <w:ind w:left="5040" w:hanging="360"/>
+      </w:pPr>
+    </w:lvl>
+    <w:lvl w:ilvl="7" w:tentative="1">
+      <w:start w:val="1"/>
+      <w:numFmt w:val="decimal"/>
+      <w:lvlText w:val="%8."/>
+      <w:lvlJc w:val="left"/>
+      <w:pPr>
+        <w:tabs>
+          <w:tab w:val="num" w:pos="5760"/>
+        </w:tabs>
+        <w:ind w:left="5760" w:hanging="360"/>
+      </w:pPr>
+    </w:lvl>
+    <w:lvl w:ilvl="8" w:tentative="1">
+      <w:start w:val="1"/>
+      <w:numFmt w:val="decimal"/>
+      <w:lvlText w:val="%9."/>
+      <w:lvlJc w:val="left"/>
+      <w:pPr>
+        <w:tabs>
+          <w:tab w:val="num" w:pos="6480"/>
+        </w:tabs>
+        <w:ind w:left="6480" w:hanging="360"/>
+      </w:pPr>
+    </w:lvl>
+  </w:abstractNum>
+  <w:abstractNum w:abstractNumId="13" w15:restartNumberingAfterBreak="0">
     <w:nsid w:val="6C6B0E2F"/>
     <w:multiLevelType w:val="multilevel"/>
     <w:tmpl w:val="9620DDF8"/>
@@ -2329,7 +4871,7 @@
       </w:pPr>
     </w:lvl>
   </w:abstractNum>
-  <w:abstractNum w:abstractNumId="7" w15:restartNumberingAfterBreak="0">
+  <w:abstractNum w:abstractNumId="14" w15:restartNumberingAfterBreak="0">
     <w:nsid w:val="77490F66"/>
     <w:multiLevelType w:val="multilevel"/>
     <w:tmpl w:val="E902AAE4"/>
@@ -2442,7 +4984,7 @@
       </w:pPr>
     </w:lvl>
   </w:abstractNum>
-  <w:abstractNum w:abstractNumId="8" w15:restartNumberingAfterBreak="0">
+  <w:abstractNum w:abstractNumId="15" w15:restartNumberingAfterBreak="0">
     <w:nsid w:val="7BF001E6"/>
     <w:multiLevelType w:val="multilevel"/>
     <w:tmpl w:val="F4DAF134"/>
@@ -2555,7 +5097,7 @@
       </w:pPr>
     </w:lvl>
   </w:abstractNum>
-  <w:abstractNum w:abstractNumId="9" w15:restartNumberingAfterBreak="0">
+  <w:abstractNum w:abstractNumId="16" w15:restartNumberingAfterBreak="0">
     <w:nsid w:val="7F1E763C"/>
     <w:multiLevelType w:val="multilevel"/>
     <w:tmpl w:val="6C6C0DF2"/>
@@ -2669,33 +5211,54 @@
     </w:lvl>
   </w:abstractNum>
   <w:num w:numId="1" w16cid:durableId="215632660">
+    <w:abstractNumId w:val="5"/>
+  </w:num>
+  <w:num w:numId="2" w16cid:durableId="2041515961">
+    <w:abstractNumId w:val="14"/>
+  </w:num>
+  <w:num w:numId="3" w16cid:durableId="1830556483">
+    <w:abstractNumId w:val="1"/>
+  </w:num>
+  <w:num w:numId="4" w16cid:durableId="492257486">
+    <w:abstractNumId w:val="8"/>
+  </w:num>
+  <w:num w:numId="5" w16cid:durableId="1716151009">
+    <w:abstractNumId w:val="7"/>
+  </w:num>
+  <w:num w:numId="6" w16cid:durableId="1922830456">
+    <w:abstractNumId w:val="15"/>
+  </w:num>
+  <w:num w:numId="7" w16cid:durableId="2127456637">
+    <w:abstractNumId w:val="3"/>
+  </w:num>
+  <w:num w:numId="8" w16cid:durableId="863443097">
+    <w:abstractNumId w:val="13"/>
+  </w:num>
+  <w:num w:numId="9" w16cid:durableId="1740127723">
+    <w:abstractNumId w:val="10"/>
+  </w:num>
+  <w:num w:numId="10" w16cid:durableId="494614531">
+    <w:abstractNumId w:val="16"/>
+  </w:num>
+  <w:num w:numId="11" w16cid:durableId="4289954">
     <w:abstractNumId w:val="2"/>
   </w:num>
-  <w:num w:numId="2" w16cid:durableId="2041515961">
-    <w:abstractNumId w:val="7"/>
+  <w:num w:numId="12" w16cid:durableId="389421812">
+    <w:abstractNumId w:val="4"/>
   </w:num>
-  <w:num w:numId="3" w16cid:durableId="1830556483">
+  <w:num w:numId="13" w16cid:durableId="875392257">
+    <w:abstractNumId w:val="11"/>
+  </w:num>
+  <w:num w:numId="14" w16cid:durableId="23871572">
+    <w:abstractNumId w:val="6"/>
+  </w:num>
+  <w:num w:numId="15" w16cid:durableId="287129782">
     <w:abstractNumId w:val="0"/>
   </w:num>
-  <w:num w:numId="4" w16cid:durableId="492257486">
-    <w:abstractNumId w:val="4"/>
+  <w:num w:numId="16" w16cid:durableId="1006329522">
+    <w:abstractNumId w:val="12"/>
   </w:num>
-  <w:num w:numId="5" w16cid:durableId="1716151009">
-    <w:abstractNumId w:val="3"/>
-  </w:num>
-  <w:num w:numId="6" w16cid:durableId="1922830456">
-    <w:abstractNumId w:val="8"/>
-  </w:num>
-  <w:num w:numId="7" w16cid:durableId="2127456637">
-    <w:abstractNumId w:val="1"/>
-  </w:num>
-  <w:num w:numId="8" w16cid:durableId="863443097">
-    <w:abstractNumId w:val="6"/>
-  </w:num>
-  <w:num w:numId="9" w16cid:durableId="1740127723">
-    <w:abstractNumId w:val="5"/>
-  </w:num>
-  <w:num w:numId="10" w16cid:durableId="494614531">
+  <w:num w:numId="17" w16cid:durableId="745878041">
     <w:abstractNumId w:val="9"/>
   </w:num>
 </w:numbering>
@@ -3201,6 +5764,34 @@
       <w:lang w:eastAsia="en-IN"/>
     </w:rPr>
   </w:style>
+  <w:style w:type="paragraph" w:styleId="ListParagraph">
+    <w:name w:val="List Paragraph"/>
+    <w:basedOn w:val="Normal"/>
+    <w:uiPriority w:val="34"/>
+    <w:qFormat/>
+    <w:rsid w:val="003A1F28"/>
+    <w:pPr>
+      <w:ind w:left="720"/>
+      <w:contextualSpacing/>
+    </w:pPr>
+  </w:style>
+  <w:style w:type="paragraph" w:styleId="NormalWeb">
+    <w:name w:val="Normal (Web)"/>
+    <w:basedOn w:val="Normal"/>
+    <w:uiPriority w:val="99"/>
+    <w:semiHidden/>
+    <w:unhideWhenUsed/>
+    <w:rsid w:val="003A1F28"/>
+    <w:pPr>
+      <w:spacing w:before="100" w:beforeAutospacing="1" w:after="100" w:afterAutospacing="1" w:line="240" w:lineRule="auto"/>
+    </w:pPr>
+    <w:rPr>
+      <w:rFonts w:ascii="Times New Roman" w:eastAsia="Times New Roman" w:hAnsi="Times New Roman" w:cs="Times New Roman"/>
+      <w:sz w:val="24"/>
+      <w:szCs w:val="24"/>
+      <w:lang w:eastAsia="en-IN"/>
+    </w:rPr>
+  </w:style>
 </w:styles>
 </file>
 

--- a/list new set.docx
+++ b/list new set.docx
@@ -299,7 +299,7 @@
           <w:lang w:eastAsia="en-IN"/>
         </w:rPr>
         <w:pict w14:anchorId="3E873712">
-          <v:rect id="_x0000_i1025" style="width:0;height:1.5pt" o:hralign="center" o:hrstd="t" o:hr="t" fillcolor="#a0a0a0" stroked="f"/>
+          <v:rect id="_x0000_i1026" style="width:0;height:1.5pt" o:hralign="center" o:hrstd="t" o:hr="t" fillcolor="#a0a0a0" stroked="f"/>
         </w:pict>
       </w:r>
     </w:p>
@@ -600,7 +600,7 @@
           <w:lang w:eastAsia="en-IN"/>
         </w:rPr>
         <w:pict w14:anchorId="64588919">
-          <v:rect id="_x0000_i1026" style="width:0;height:1.5pt" o:hralign="center" o:hrstd="t" o:hr="t" fillcolor="#a0a0a0" stroked="f"/>
+          <v:rect id="_x0000_i1027" style="width:0;height:1.5pt" o:hralign="center" o:hrstd="t" o:hr="t" fillcolor="#a0a0a0" stroked="f"/>
         </w:pict>
       </w:r>
     </w:p>
@@ -902,7 +902,7 @@
           <w:lang w:eastAsia="en-IN"/>
         </w:rPr>
         <w:pict w14:anchorId="339082F0">
-          <v:rect id="_x0000_i1027" style="width:0;height:1.5pt" o:hralign="center" o:hrstd="t" o:hr="t" fillcolor="#a0a0a0" stroked="f"/>
+          <v:rect id="_x0000_i1028" style="width:0;height:1.5pt" o:hralign="center" o:hrstd="t" o:hr="t" fillcolor="#a0a0a0" stroked="f"/>
         </w:pict>
       </w:r>
     </w:p>
@@ -1203,7 +1203,7 @@
           <w:lang w:eastAsia="en-IN"/>
         </w:rPr>
         <w:pict w14:anchorId="49FBF885">
-          <v:rect id="_x0000_i1028" style="width:0;height:1.5pt" o:hralign="center" o:hrstd="t" o:hr="t" fillcolor="#a0a0a0" stroked="f"/>
+          <v:rect id="_x0000_i1029" style="width:0;height:1.5pt" o:hralign="center" o:hrstd="t" o:hr="t" fillcolor="#a0a0a0" stroked="f"/>
         </w:pict>
       </w:r>
     </w:p>
@@ -1822,7 +1822,7 @@
           <w:lang w:eastAsia="en-IN"/>
         </w:rPr>
         <w:pict w14:anchorId="3E6C9CF5">
-          <v:rect id="_x0000_i1031" style="width:0;height:1.5pt" o:hralign="center" o:hrstd="t" o:hr="t" fillcolor="#a0a0a0" stroked="f"/>
+          <v:rect id="_x0000_i1030" style="width:0;height:1.5pt" o:hralign="center" o:hrstd="t" o:hr="t" fillcolor="#a0a0a0" stroked="f"/>
         </w:pict>
       </w:r>
     </w:p>
@@ -2123,7 +2123,7 @@
           <w:lang w:eastAsia="en-IN"/>
         </w:rPr>
         <w:pict w14:anchorId="67CE35FC">
-          <v:rect id="_x0000_i1032" style="width:0;height:1.5pt" o:hralign="center" o:hrstd="t" o:hr="t" fillcolor="#a0a0a0" stroked="f"/>
+          <v:rect id="_x0000_i1031" style="width:0;height:1.5pt" o:hralign="center" o:hrstd="t" o:hr="t" fillcolor="#a0a0a0" stroked="f"/>
         </w:pict>
       </w:r>
     </w:p>
@@ -2424,7 +2424,7 @@
           <w:lang w:eastAsia="en-IN"/>
         </w:rPr>
         <w:pict w14:anchorId="6CF9F7EF">
-          <v:rect id="_x0000_i1033" style="width:0;height:1.5pt" o:hralign="center" o:hrstd="t" o:hr="t" fillcolor="#a0a0a0" stroked="f"/>
+          <v:rect id="_x0000_i1032" style="width:0;height:1.5pt" o:hralign="center" o:hrstd="t" o:hr="t" fillcolor="#a0a0a0" stroked="f"/>
         </w:pict>
       </w:r>
     </w:p>
@@ -2726,7 +2726,7 @@
           <w:lang w:eastAsia="en-IN"/>
         </w:rPr>
         <w:pict w14:anchorId="4CA98189">
-          <v:rect id="_x0000_i1034" style="width:0;height:1.5pt" o:hralign="center" o:hrstd="t" o:hr="t" fillcolor="#a0a0a0" stroked="f"/>
+          <v:rect id="_x0000_i1033" style="width:0;height:1.5pt" o:hralign="center" o:hrstd="t" o:hr="t" fillcolor="#a0a0a0" stroked="f"/>
         </w:pict>
       </w:r>
     </w:p>
@@ -3195,6 +3195,548 @@
           <w:lang w:eastAsia="en-IN"/>
         </w:rPr>
         <w:t>interview-style reasoning</w:t>
+      </w:r>
+    </w:p>
+    <w:p>
+      <w:pPr>
+        <w:spacing w:before="100" w:beforeAutospacing="1" w:after="100" w:afterAutospacing="1" w:line="240" w:lineRule="auto"/>
+        <w:outlineLvl w:val="0"/>
+        <w:rPr>
+          <w:rFonts w:ascii="Times New Roman" w:eastAsia="Times New Roman" w:hAnsi="Times New Roman" w:cs="Times New Roman"/>
+          <w:b/>
+          <w:bCs/>
+          <w:kern w:val="36"/>
+          <w:sz w:val="48"/>
+          <w:szCs w:val="48"/>
+          <w:lang w:eastAsia="en-IN"/>
+        </w:rPr>
+      </w:pPr>
+      <w:r>
+        <w:rPr>
+          <w:rFonts w:ascii="Segoe UI Emoji" w:eastAsia="Times New Roman" w:hAnsi="Segoe UI Emoji" w:cs="Segoe UI Emoji"/>
+          <w:b/>
+          <w:bCs/>
+          <w:kern w:val="36"/>
+          <w:sz w:val="48"/>
+          <w:szCs w:val="48"/>
+          <w:lang w:eastAsia="en-IN"/>
+        </w:rPr>
+        <w:t>🔹</w:t>
+      </w:r>
+      <w:r>
+        <w:rPr>
+          <w:rFonts w:ascii="Times New Roman" w:eastAsia="Times New Roman" w:hAnsi="Times New Roman" w:cs="Times New Roman"/>
+          <w:b/>
+          <w:bCs/>
+          <w:kern w:val="36"/>
+          <w:sz w:val="48"/>
+          <w:szCs w:val="48"/>
+          <w:lang w:eastAsia="en-IN"/>
+        </w:rPr>
+        <w:t xml:space="preserve"> MORE BONUS HARD MIXED LOGIC QUESTIONS (20)</w:t>
+      </w:r>
+    </w:p>
+    <w:p>
+      <w:pPr>
+        <w:numPr>
+          <w:ilvl w:val="0"/>
+          <w:numId w:val="18"/>
+        </w:numPr>
+        <w:spacing w:before="100" w:beforeAutospacing="1" w:after="100" w:afterAutospacing="1" w:line="240" w:lineRule="auto"/>
+        <w:rPr>
+          <w:rFonts w:ascii="Times New Roman" w:eastAsia="Times New Roman" w:hAnsi="Times New Roman" w:cs="Times New Roman"/>
+          <w:sz w:val="24"/>
+          <w:szCs w:val="24"/>
+          <w:lang w:eastAsia="en-IN"/>
+        </w:rPr>
+      </w:pPr>
+      <w:r>
+        <w:rPr>
+          <w:rFonts w:ascii="Times New Roman" w:eastAsia="Times New Roman" w:hAnsi="Times New Roman" w:cs="Times New Roman"/>
+          <w:sz w:val="24"/>
+          <w:szCs w:val="24"/>
+          <w:lang w:eastAsia="en-IN"/>
+        </w:rPr>
+        <w:t xml:space="preserve">Find numbers whose reverse has same digit sum as original </w:t>
+      </w:r>
+    </w:p>
+    <w:p>
+      <w:pPr>
+        <w:numPr>
+          <w:ilvl w:val="0"/>
+          <w:numId w:val="18"/>
+        </w:numPr>
+        <w:spacing w:before="100" w:beforeAutospacing="1" w:after="100" w:afterAutospacing="1" w:line="240" w:lineRule="auto"/>
+        <w:rPr>
+          <w:rFonts w:ascii="Times New Roman" w:eastAsia="Times New Roman" w:hAnsi="Times New Roman" w:cs="Times New Roman"/>
+          <w:sz w:val="24"/>
+          <w:szCs w:val="24"/>
+          <w:lang w:eastAsia="en-IN"/>
+        </w:rPr>
+      </w:pPr>
+      <w:r>
+        <w:rPr>
+          <w:rFonts w:ascii="Times New Roman" w:eastAsia="Times New Roman" w:hAnsi="Times New Roman" w:cs="Times New Roman"/>
+          <w:sz w:val="24"/>
+          <w:szCs w:val="24"/>
+          <w:lang w:eastAsia="en-IN"/>
+        </w:rPr>
+        <w:t xml:space="preserve">Replace elements whose binary digit count is prime with -1 </w:t>
+      </w:r>
+    </w:p>
+    <w:p>
+      <w:pPr>
+        <w:numPr>
+          <w:ilvl w:val="0"/>
+          <w:numId w:val="18"/>
+        </w:numPr>
+        <w:spacing w:before="100" w:beforeAutospacing="1" w:after="100" w:afterAutospacing="1" w:line="240" w:lineRule="auto"/>
+        <w:rPr>
+          <w:rFonts w:ascii="Times New Roman" w:eastAsia="Times New Roman" w:hAnsi="Times New Roman" w:cs="Times New Roman"/>
+          <w:sz w:val="24"/>
+          <w:szCs w:val="24"/>
+          <w:lang w:eastAsia="en-IN"/>
+        </w:rPr>
+      </w:pPr>
+      <w:r>
+        <w:rPr>
+          <w:rFonts w:ascii="Times New Roman" w:eastAsia="Times New Roman" w:hAnsi="Times New Roman" w:cs="Times New Roman"/>
+          <w:sz w:val="24"/>
+          <w:szCs w:val="24"/>
+          <w:lang w:eastAsia="en-IN"/>
+        </w:rPr>
+        <w:t xml:space="preserve">Count elements whose square ends with same digit </w:t>
+      </w:r>
+    </w:p>
+    <w:p>
+      <w:pPr>
+        <w:numPr>
+          <w:ilvl w:val="0"/>
+          <w:numId w:val="18"/>
+        </w:numPr>
+        <w:spacing w:before="100" w:beforeAutospacing="1" w:after="100" w:afterAutospacing="1" w:line="240" w:lineRule="auto"/>
+        <w:rPr>
+          <w:rFonts w:ascii="Times New Roman" w:eastAsia="Times New Roman" w:hAnsi="Times New Roman" w:cs="Times New Roman"/>
+          <w:sz w:val="24"/>
+          <w:szCs w:val="24"/>
+          <w:lang w:eastAsia="en-IN"/>
+        </w:rPr>
+      </w:pPr>
+      <w:r>
+        <w:rPr>
+          <w:rFonts w:ascii="Times New Roman" w:eastAsia="Times New Roman" w:hAnsi="Times New Roman" w:cs="Times New Roman"/>
+          <w:sz w:val="24"/>
+          <w:szCs w:val="24"/>
+          <w:lang w:eastAsia="en-IN"/>
+        </w:rPr>
+        <w:t xml:space="preserve">Keep numbers whose first half digit sum equals second half digit sum </w:t>
+      </w:r>
+    </w:p>
+    <w:p>
+      <w:pPr>
+        <w:numPr>
+          <w:ilvl w:val="0"/>
+          <w:numId w:val="18"/>
+        </w:numPr>
+        <w:spacing w:before="100" w:beforeAutospacing="1" w:after="100" w:afterAutospacing="1" w:line="240" w:lineRule="auto"/>
+        <w:rPr>
+          <w:rFonts w:ascii="Times New Roman" w:eastAsia="Times New Roman" w:hAnsi="Times New Roman" w:cs="Times New Roman"/>
+          <w:sz w:val="24"/>
+          <w:szCs w:val="24"/>
+          <w:lang w:eastAsia="en-IN"/>
+        </w:rPr>
+      </w:pPr>
+      <w:r>
+        <w:rPr>
+          <w:rFonts w:ascii="Times New Roman" w:eastAsia="Times New Roman" w:hAnsi="Times New Roman" w:cs="Times New Roman"/>
+          <w:sz w:val="24"/>
+          <w:szCs w:val="24"/>
+          <w:lang w:eastAsia="en-IN"/>
+        </w:rPr>
+        <w:t xml:space="preserve">Replace elements whose reverse is divisible by digit sum with 0 </w:t>
+      </w:r>
+    </w:p>
+    <w:p>
+      <w:pPr>
+        <w:numPr>
+          <w:ilvl w:val="0"/>
+          <w:numId w:val="18"/>
+        </w:numPr>
+        <w:spacing w:before="100" w:beforeAutospacing="1" w:after="100" w:afterAutospacing="1" w:line="240" w:lineRule="auto"/>
+        <w:rPr>
+          <w:rFonts w:ascii="Times New Roman" w:eastAsia="Times New Roman" w:hAnsi="Times New Roman" w:cs="Times New Roman"/>
+          <w:sz w:val="24"/>
+          <w:szCs w:val="24"/>
+          <w:lang w:eastAsia="en-IN"/>
+        </w:rPr>
+      </w:pPr>
+      <w:r>
+        <w:rPr>
+          <w:rFonts w:ascii="Times New Roman" w:eastAsia="Times New Roman" w:hAnsi="Times New Roman" w:cs="Times New Roman"/>
+          <w:sz w:val="24"/>
+          <w:szCs w:val="24"/>
+          <w:lang w:eastAsia="en-IN"/>
+        </w:rPr>
+        <w:t xml:space="preserve">Find longest streak of numbers having even digit sum </w:t>
+      </w:r>
+    </w:p>
+    <w:p>
+      <w:pPr>
+        <w:numPr>
+          <w:ilvl w:val="0"/>
+          <w:numId w:val="18"/>
+        </w:numPr>
+        <w:spacing w:before="100" w:beforeAutospacing="1" w:after="100" w:afterAutospacing="1" w:line="240" w:lineRule="auto"/>
+        <w:rPr>
+          <w:rFonts w:ascii="Times New Roman" w:eastAsia="Times New Roman" w:hAnsi="Times New Roman" w:cs="Times New Roman"/>
+          <w:sz w:val="24"/>
+          <w:szCs w:val="24"/>
+          <w:lang w:eastAsia="en-IN"/>
+        </w:rPr>
+      </w:pPr>
+      <w:r>
+        <w:rPr>
+          <w:rFonts w:ascii="Times New Roman" w:eastAsia="Times New Roman" w:hAnsi="Times New Roman" w:cs="Times New Roman"/>
+          <w:sz w:val="24"/>
+          <w:szCs w:val="24"/>
+          <w:lang w:eastAsia="en-IN"/>
+        </w:rPr>
+        <w:t xml:space="preserve">Replace each element with nearest palindrome prime </w:t>
+      </w:r>
+    </w:p>
+    <w:p>
+      <w:pPr>
+        <w:numPr>
+          <w:ilvl w:val="0"/>
+          <w:numId w:val="18"/>
+        </w:numPr>
+        <w:spacing w:before="100" w:beforeAutospacing="1" w:after="100" w:afterAutospacing="1" w:line="240" w:lineRule="auto"/>
+        <w:rPr>
+          <w:rFonts w:ascii="Times New Roman" w:eastAsia="Times New Roman" w:hAnsi="Times New Roman" w:cs="Times New Roman"/>
+          <w:sz w:val="24"/>
+          <w:szCs w:val="24"/>
+          <w:lang w:eastAsia="en-IN"/>
+        </w:rPr>
+      </w:pPr>
+      <w:r>
+        <w:rPr>
+          <w:rFonts w:ascii="Times New Roman" w:eastAsia="Times New Roman" w:hAnsi="Times New Roman" w:cs="Times New Roman"/>
+          <w:sz w:val="24"/>
+          <w:szCs w:val="24"/>
+          <w:lang w:eastAsia="en-IN"/>
+        </w:rPr>
+        <w:lastRenderedPageBreak/>
+        <w:t xml:space="preserve">Keep numbers whose product of digits is greater than reverse </w:t>
+      </w:r>
+    </w:p>
+    <w:p>
+      <w:pPr>
+        <w:numPr>
+          <w:ilvl w:val="0"/>
+          <w:numId w:val="18"/>
+        </w:numPr>
+        <w:spacing w:before="100" w:beforeAutospacing="1" w:after="100" w:afterAutospacing="1" w:line="240" w:lineRule="auto"/>
+        <w:rPr>
+          <w:rFonts w:ascii="Times New Roman" w:eastAsia="Times New Roman" w:hAnsi="Times New Roman" w:cs="Times New Roman"/>
+          <w:sz w:val="24"/>
+          <w:szCs w:val="24"/>
+          <w:lang w:eastAsia="en-IN"/>
+        </w:rPr>
+      </w:pPr>
+      <w:r>
+        <w:rPr>
+          <w:rFonts w:ascii="Times New Roman" w:eastAsia="Times New Roman" w:hAnsi="Times New Roman" w:cs="Times New Roman"/>
+          <w:sz w:val="24"/>
+          <w:szCs w:val="24"/>
+          <w:lang w:eastAsia="en-IN"/>
+        </w:rPr>
+        <w:t xml:space="preserve">Replace elements whose largest digit frequency is odd with 1 </w:t>
+      </w:r>
+    </w:p>
+    <w:p>
+      <w:pPr>
+        <w:numPr>
+          <w:ilvl w:val="0"/>
+          <w:numId w:val="18"/>
+        </w:numPr>
+        <w:spacing w:before="100" w:beforeAutospacing="1" w:after="100" w:afterAutospacing="1" w:line="240" w:lineRule="auto"/>
+        <w:rPr>
+          <w:rFonts w:ascii="Times New Roman" w:eastAsia="Times New Roman" w:hAnsi="Times New Roman" w:cs="Times New Roman"/>
+          <w:sz w:val="24"/>
+          <w:szCs w:val="24"/>
+          <w:lang w:eastAsia="en-IN"/>
+        </w:rPr>
+      </w:pPr>
+      <w:r>
+        <w:rPr>
+          <w:rFonts w:ascii="Times New Roman" w:eastAsia="Times New Roman" w:hAnsi="Times New Roman" w:cs="Times New Roman"/>
+          <w:sz w:val="24"/>
+          <w:szCs w:val="24"/>
+          <w:lang w:eastAsia="en-IN"/>
+        </w:rPr>
+        <w:t xml:space="preserve">Count numbers whose reverse square is palindrome </w:t>
+      </w:r>
+    </w:p>
+    <w:p>
+      <w:pPr>
+        <w:spacing w:after="0" w:line="240" w:lineRule="auto"/>
+        <w:rPr>
+          <w:rFonts w:ascii="Times New Roman" w:eastAsia="Times New Roman" w:hAnsi="Times New Roman" w:cs="Times New Roman"/>
+          <w:sz w:val="24"/>
+          <w:szCs w:val="24"/>
+          <w:lang w:eastAsia="en-IN"/>
+        </w:rPr>
+      </w:pPr>
+      <w:r>
+        <w:rPr>
+          <w:rFonts w:ascii="Times New Roman" w:eastAsia="Times New Roman" w:hAnsi="Times New Roman" w:cs="Times New Roman"/>
+          <w:sz w:val="24"/>
+          <w:szCs w:val="24"/>
+          <w:lang w:eastAsia="en-IN"/>
+        </w:rPr>
+        <w:pict w14:anchorId="7CAC109F">
+          <v:rect id="_x0000_i1034" style="width:0;height:1.5pt" o:hralign="center" o:hrstd="t" o:hr="t" fillcolor="#a0a0a0" stroked="f"/>
+        </w:pict>
+      </w:r>
+    </w:p>
+    <w:p>
+      <w:pPr>
+        <w:numPr>
+          <w:ilvl w:val="0"/>
+          <w:numId w:val="19"/>
+        </w:numPr>
+        <w:spacing w:before="100" w:beforeAutospacing="1" w:after="100" w:afterAutospacing="1" w:line="240" w:lineRule="auto"/>
+        <w:rPr>
+          <w:rFonts w:ascii="Times New Roman" w:eastAsia="Times New Roman" w:hAnsi="Times New Roman" w:cs="Times New Roman"/>
+          <w:sz w:val="24"/>
+          <w:szCs w:val="24"/>
+          <w:lang w:eastAsia="en-IN"/>
+        </w:rPr>
+      </w:pPr>
+      <w:r>
+        <w:rPr>
+          <w:rFonts w:ascii="Times New Roman" w:eastAsia="Times New Roman" w:hAnsi="Times New Roman" w:cs="Times New Roman"/>
+          <w:sz w:val="24"/>
+          <w:szCs w:val="24"/>
+          <w:lang w:eastAsia="en-IN"/>
+        </w:rPr>
+        <w:t xml:space="preserve">Find elements whose divisor count equals digit count </w:t>
+      </w:r>
+    </w:p>
+    <w:p>
+      <w:pPr>
+        <w:numPr>
+          <w:ilvl w:val="0"/>
+          <w:numId w:val="19"/>
+        </w:numPr>
+        <w:spacing w:before="100" w:beforeAutospacing="1" w:after="100" w:afterAutospacing="1" w:line="240" w:lineRule="auto"/>
+        <w:rPr>
+          <w:rFonts w:ascii="Times New Roman" w:eastAsia="Times New Roman" w:hAnsi="Times New Roman" w:cs="Times New Roman"/>
+          <w:sz w:val="24"/>
+          <w:szCs w:val="24"/>
+          <w:lang w:eastAsia="en-IN"/>
+        </w:rPr>
+      </w:pPr>
+      <w:r>
+        <w:rPr>
+          <w:rFonts w:ascii="Times New Roman" w:eastAsia="Times New Roman" w:hAnsi="Times New Roman" w:cs="Times New Roman"/>
+          <w:sz w:val="24"/>
+          <w:szCs w:val="24"/>
+          <w:lang w:eastAsia="en-IN"/>
+        </w:rPr>
+        <w:t xml:space="preserve">Replace numbers whose alternating digit sum is prime with -1 </w:t>
+      </w:r>
+    </w:p>
+    <w:p>
+      <w:pPr>
+        <w:numPr>
+          <w:ilvl w:val="0"/>
+          <w:numId w:val="19"/>
+        </w:numPr>
+        <w:spacing w:before="100" w:beforeAutospacing="1" w:after="100" w:afterAutospacing="1" w:line="240" w:lineRule="auto"/>
+        <w:rPr>
+          <w:rFonts w:ascii="Times New Roman" w:eastAsia="Times New Roman" w:hAnsi="Times New Roman" w:cs="Times New Roman"/>
+          <w:sz w:val="24"/>
+          <w:szCs w:val="24"/>
+          <w:lang w:eastAsia="en-IN"/>
+        </w:rPr>
+      </w:pPr>
+      <w:r>
+        <w:rPr>
+          <w:rFonts w:ascii="Times New Roman" w:eastAsia="Times New Roman" w:hAnsi="Times New Roman" w:cs="Times New Roman"/>
+          <w:sz w:val="24"/>
+          <w:szCs w:val="24"/>
+          <w:lang w:eastAsia="en-IN"/>
+        </w:rPr>
+        <w:t xml:space="preserve">Keep elements whose binary form contains more 1s than 0s </w:t>
+      </w:r>
+    </w:p>
+    <w:p>
+      <w:pPr>
+        <w:numPr>
+          <w:ilvl w:val="0"/>
+          <w:numId w:val="19"/>
+        </w:numPr>
+        <w:spacing w:before="100" w:beforeAutospacing="1" w:after="100" w:afterAutospacing="1" w:line="240" w:lineRule="auto"/>
+        <w:rPr>
+          <w:rFonts w:ascii="Times New Roman" w:eastAsia="Times New Roman" w:hAnsi="Times New Roman" w:cs="Times New Roman"/>
+          <w:sz w:val="24"/>
+          <w:szCs w:val="24"/>
+          <w:lang w:eastAsia="en-IN"/>
+        </w:rPr>
+      </w:pPr>
+      <w:r>
+        <w:rPr>
+          <w:rFonts w:ascii="Times New Roman" w:eastAsia="Times New Roman" w:hAnsi="Times New Roman" w:cs="Times New Roman"/>
+          <w:sz w:val="24"/>
+          <w:szCs w:val="24"/>
+          <w:lang w:eastAsia="en-IN"/>
+        </w:rPr>
+        <w:t xml:space="preserve">Replace elements whose reverse has prime frequency with 0 </w:t>
+      </w:r>
+    </w:p>
+    <w:p>
+      <w:pPr>
+        <w:numPr>
+          <w:ilvl w:val="0"/>
+          <w:numId w:val="19"/>
+        </w:numPr>
+        <w:spacing w:before="100" w:beforeAutospacing="1" w:after="100" w:afterAutospacing="1" w:line="240" w:lineRule="auto"/>
+        <w:rPr>
+          <w:rFonts w:ascii="Times New Roman" w:eastAsia="Times New Roman" w:hAnsi="Times New Roman" w:cs="Times New Roman"/>
+          <w:sz w:val="24"/>
+          <w:szCs w:val="24"/>
+          <w:lang w:eastAsia="en-IN"/>
+        </w:rPr>
+      </w:pPr>
+      <w:r>
+        <w:rPr>
+          <w:rFonts w:ascii="Times New Roman" w:eastAsia="Times New Roman" w:hAnsi="Times New Roman" w:cs="Times New Roman"/>
+          <w:sz w:val="24"/>
+          <w:szCs w:val="24"/>
+          <w:lang w:eastAsia="en-IN"/>
+        </w:rPr>
+        <w:t xml:space="preserve">Count numbers whose sorted digits form a palindrome </w:t>
+      </w:r>
+    </w:p>
+    <w:p>
+      <w:pPr>
+        <w:numPr>
+          <w:ilvl w:val="0"/>
+          <w:numId w:val="19"/>
+        </w:numPr>
+        <w:spacing w:before="100" w:beforeAutospacing="1" w:after="100" w:afterAutospacing="1" w:line="240" w:lineRule="auto"/>
+        <w:rPr>
+          <w:rFonts w:ascii="Times New Roman" w:eastAsia="Times New Roman" w:hAnsi="Times New Roman" w:cs="Times New Roman"/>
+          <w:sz w:val="24"/>
+          <w:szCs w:val="24"/>
+          <w:lang w:eastAsia="en-IN"/>
+        </w:rPr>
+      </w:pPr>
+      <w:r>
+        <w:rPr>
+          <w:rFonts w:ascii="Times New Roman" w:eastAsia="Times New Roman" w:hAnsi="Times New Roman" w:cs="Times New Roman"/>
+          <w:sz w:val="24"/>
+          <w:szCs w:val="24"/>
+          <w:lang w:eastAsia="en-IN"/>
+        </w:rPr>
+        <w:t xml:space="preserve">Find longest streak of composite numbers </w:t>
+      </w:r>
+    </w:p>
+    <w:p>
+      <w:pPr>
+        <w:numPr>
+          <w:ilvl w:val="0"/>
+          <w:numId w:val="19"/>
+        </w:numPr>
+        <w:spacing w:before="100" w:beforeAutospacing="1" w:after="100" w:afterAutospacing="1" w:line="240" w:lineRule="auto"/>
+        <w:rPr>
+          <w:rFonts w:ascii="Times New Roman" w:eastAsia="Times New Roman" w:hAnsi="Times New Roman" w:cs="Times New Roman"/>
+          <w:sz w:val="24"/>
+          <w:szCs w:val="24"/>
+          <w:lang w:eastAsia="en-IN"/>
+        </w:rPr>
+      </w:pPr>
+      <w:r>
+        <w:rPr>
+          <w:rFonts w:ascii="Times New Roman" w:eastAsia="Times New Roman" w:hAnsi="Times New Roman" w:cs="Times New Roman"/>
+          <w:sz w:val="24"/>
+          <w:szCs w:val="24"/>
+          <w:lang w:eastAsia="en-IN"/>
+        </w:rPr>
+        <w:t xml:space="preserve">Replace each element with count of unique prime factors </w:t>
+      </w:r>
+    </w:p>
+    <w:p>
+      <w:pPr>
+        <w:numPr>
+          <w:ilvl w:val="0"/>
+          <w:numId w:val="19"/>
+        </w:numPr>
+        <w:spacing w:before="100" w:beforeAutospacing="1" w:after="100" w:afterAutospacing="1" w:line="240" w:lineRule="auto"/>
+        <w:rPr>
+          <w:rFonts w:ascii="Times New Roman" w:eastAsia="Times New Roman" w:hAnsi="Times New Roman" w:cs="Times New Roman"/>
+          <w:sz w:val="24"/>
+          <w:szCs w:val="24"/>
+          <w:lang w:eastAsia="en-IN"/>
+        </w:rPr>
+      </w:pPr>
+      <w:r>
+        <w:rPr>
+          <w:rFonts w:ascii="Times New Roman" w:eastAsia="Times New Roman" w:hAnsi="Times New Roman" w:cs="Times New Roman"/>
+          <w:sz w:val="24"/>
+          <w:szCs w:val="24"/>
+          <w:lang w:eastAsia="en-IN"/>
+        </w:rPr>
+        <w:t xml:space="preserve">Keep numbers where even-position digit sum is greater than odd-position digit sum </w:t>
+      </w:r>
+    </w:p>
+    <w:p>
+      <w:pPr>
+        <w:numPr>
+          <w:ilvl w:val="0"/>
+          <w:numId w:val="19"/>
+        </w:numPr>
+        <w:spacing w:before="100" w:beforeAutospacing="1" w:after="100" w:afterAutospacing="1" w:line="240" w:lineRule="auto"/>
+        <w:rPr>
+          <w:rFonts w:ascii="Times New Roman" w:eastAsia="Times New Roman" w:hAnsi="Times New Roman" w:cs="Times New Roman"/>
+          <w:sz w:val="24"/>
+          <w:szCs w:val="24"/>
+          <w:lang w:eastAsia="en-IN"/>
+        </w:rPr>
+      </w:pPr>
+      <w:r>
+        <w:rPr>
+          <w:rFonts w:ascii="Times New Roman" w:eastAsia="Times New Roman" w:hAnsi="Times New Roman" w:cs="Times New Roman"/>
+          <w:sz w:val="24"/>
+          <w:szCs w:val="24"/>
+          <w:lang w:eastAsia="en-IN"/>
+        </w:rPr>
+        <w:t xml:space="preserve">Replace elements whose cube digit sum is even with 8 </w:t>
+      </w:r>
+    </w:p>
+    <w:p>
+      <w:pPr>
+        <w:numPr>
+          <w:ilvl w:val="0"/>
+          <w:numId w:val="19"/>
+        </w:numPr>
+        <w:spacing w:before="100" w:beforeAutospacing="1" w:after="100" w:afterAutospacing="1" w:line="240" w:lineRule="auto"/>
+        <w:rPr>
+          <w:rFonts w:ascii="Times New Roman" w:eastAsia="Times New Roman" w:hAnsi="Times New Roman" w:cs="Times New Roman"/>
+          <w:sz w:val="24"/>
+          <w:szCs w:val="24"/>
+          <w:lang w:eastAsia="en-IN"/>
+        </w:rPr>
+      </w:pPr>
+      <w:r>
+        <w:rPr>
+          <w:rFonts w:ascii="Times New Roman" w:eastAsia="Times New Roman" w:hAnsi="Times New Roman" w:cs="Times New Roman"/>
+          <w:sz w:val="24"/>
+          <w:szCs w:val="24"/>
+          <w:lang w:eastAsia="en-IN"/>
+        </w:rPr>
+        <w:t>Count elements whose reverse factorial digit sum is prime</w:t>
       </w:r>
     </w:p>
     <w:p>
@@ -3222,7 +3764,7 @@
 <w:numbering xmlns:wpc="http://schemas.microsoft.com/office/word/2010/wordprocessingCanvas" xmlns:cx="http://schemas.microsoft.com/office/drawing/2014/chartex" xmlns:cx1="http://schemas.microsoft.com/office/drawing/2015/9/8/chartex" xmlns:cx2="http://schemas.microsoft.com/office/drawing/2015/10/21/chartex" xmlns:cx3="http://schemas.microsoft.com/office/drawing/2016/5/9/chartex" xmlns:cx4="http://schemas.microsoft.com/office/drawing/2016/5/10/chartex" xmlns:cx5="http://schemas.microsoft.com/office/drawing/2016/5/11/chartex" xmlns:cx6="http://schemas.microsoft.com/office/drawing/2016/5/12/chartex" xmlns:cx7="http://schemas.microsoft.com/office/drawing/2016/5/13/chartex" xmlns:cx8="http://schemas.microsoft.com/office/drawing/2016/5/14/chartex" xmlns:mc="http://schemas.openxmlformats.org/markup-compatibility/2006" xmlns:aink="http://schemas.microsoft.com/office/drawing/2016/ink" xmlns:am3d="http://schemas.microsoft.com/office/drawing/2017/model3d" xmlns:o="urn:schemas-microsoft-com:office:office" xmlns:oel="http://schemas.microsoft.com/office/2019/extlst" xmlns:r="http://schemas.openxmlformats.org/officeDocument/2006/relationships" xmlns:m="http://schemas.openxmlformats.org/officeDocument/2006/math" xmlns:v="urn:schemas-microsoft-com:vml" xmlns:wp14="http://schemas.microsoft.com/office/word/2010/wordprocessingDrawing" xmlns:wp="http://schemas.openxmlformats.org/drawingml/2006/wordprocessingDrawing" xmlns:w10="urn:schemas-microsoft-com:office:word" xmlns:w="http://schemas.openxmlformats.org/wordprocessingml/2006/main" xmlns:w14="http://schemas.microsoft.com/office/word/2010/wordml" xmlns:w15="http://schemas.microsoft.com/office/word/2012/wordml" xmlns:w16cex="http://schemas.microsoft.com/office/word/2018/wordml/cex" xmlns:w16cid="http://schemas.microsoft.com/office/word/2016/wordml/cid" xmlns:w16="http://schemas.microsoft.com/office/word/2018/wordml" xmlns:w16sdtdh="http://schemas.microsoft.com/office/word/2020/wordml/sdtdatahash" xmlns:w16se="http://schemas.microsoft.com/office/word/2015/wordml/symex" xmlns:wpg="http://schemas.microsoft.com/office/word/2010/wordprocessingGroup" xmlns:wpi="http://schemas.microsoft.com/office/word/2010/wordprocessingInk" xmlns:wne="http://schemas.microsoft.com/office/word/2006/wordml" xmlns:wps="http://schemas.microsoft.com/office/word/2010/wordprocessingShape" mc:Ignorable="w14 w15 w16se w16cid w16 w16cex w16sdtdh wp14">
   <w:numPicBullet w:numPicBulletId="0">
     <w:pict>
-      <v:rect id="_x0000_i1043" style="width:0;height:1.5pt" o:hralign="center" o:bullet="t" o:hrstd="t" o:hr="t" fillcolor="#a0a0a0" stroked="f"/>
+      <v:rect id="_x0000_i1042" style="width:0;height:1.5pt" o:hralign="center" o:bullet="t" o:hrstd="t" o:hr="t" fillcolor="#a0a0a0" stroked="f"/>
     </w:pict>
   </w:numPicBullet>
   <w:abstractNum w:abstractNumId="0" w15:restartNumberingAfterBreak="0">
@@ -3339,6 +3881,119 @@
     </w:lvl>
   </w:abstractNum>
   <w:abstractNum w:abstractNumId="1" w15:restartNumberingAfterBreak="0">
+    <w:nsid w:val="08124B1E"/>
+    <w:multiLevelType w:val="multilevel"/>
+    <w:tmpl w:val="E6943C18"/>
+    <w:lvl w:ilvl="0">
+      <w:start w:val="1"/>
+      <w:numFmt w:val="decimal"/>
+      <w:lvlText w:val="%1."/>
+      <w:lvlJc w:val="left"/>
+      <w:pPr>
+        <w:tabs>
+          <w:tab w:val="num" w:pos="720"/>
+        </w:tabs>
+        <w:ind w:left="720" w:hanging="360"/>
+      </w:pPr>
+    </w:lvl>
+    <w:lvl w:ilvl="1" w:tentative="1">
+      <w:start w:val="1"/>
+      <w:numFmt w:val="decimal"/>
+      <w:lvlText w:val="%2."/>
+      <w:lvlJc w:val="left"/>
+      <w:pPr>
+        <w:tabs>
+          <w:tab w:val="num" w:pos="1440"/>
+        </w:tabs>
+        <w:ind w:left="1440" w:hanging="360"/>
+      </w:pPr>
+    </w:lvl>
+    <w:lvl w:ilvl="2" w:tentative="1">
+      <w:start w:val="1"/>
+      <w:numFmt w:val="decimal"/>
+      <w:lvlText w:val="%3."/>
+      <w:lvlJc w:val="left"/>
+      <w:pPr>
+        <w:tabs>
+          <w:tab w:val="num" w:pos="2160"/>
+        </w:tabs>
+        <w:ind w:left="2160" w:hanging="360"/>
+      </w:pPr>
+    </w:lvl>
+    <w:lvl w:ilvl="3" w:tentative="1">
+      <w:start w:val="1"/>
+      <w:numFmt w:val="decimal"/>
+      <w:lvlText w:val="%4."/>
+      <w:lvlJc w:val="left"/>
+      <w:pPr>
+        <w:tabs>
+          <w:tab w:val="num" w:pos="2880"/>
+        </w:tabs>
+        <w:ind w:left="2880" w:hanging="360"/>
+      </w:pPr>
+    </w:lvl>
+    <w:lvl w:ilvl="4" w:tentative="1">
+      <w:start w:val="1"/>
+      <w:numFmt w:val="decimal"/>
+      <w:lvlText w:val="%5."/>
+      <w:lvlJc w:val="left"/>
+      <w:pPr>
+        <w:tabs>
+          <w:tab w:val="num" w:pos="3600"/>
+        </w:tabs>
+        <w:ind w:left="3600" w:hanging="360"/>
+      </w:pPr>
+    </w:lvl>
+    <w:lvl w:ilvl="5" w:tentative="1">
+      <w:start w:val="1"/>
+      <w:numFmt w:val="decimal"/>
+      <w:lvlText w:val="%6."/>
+      <w:lvlJc w:val="left"/>
+      <w:pPr>
+        <w:tabs>
+          <w:tab w:val="num" w:pos="4320"/>
+        </w:tabs>
+        <w:ind w:left="4320" w:hanging="360"/>
+      </w:pPr>
+    </w:lvl>
+    <w:lvl w:ilvl="6" w:tentative="1">
+      <w:start w:val="1"/>
+      <w:numFmt w:val="decimal"/>
+      <w:lvlText w:val="%7."/>
+      <w:lvlJc w:val="left"/>
+      <w:pPr>
+        <w:tabs>
+          <w:tab w:val="num" w:pos="5040"/>
+        </w:tabs>
+        <w:ind w:left="5040" w:hanging="360"/>
+      </w:pPr>
+    </w:lvl>
+    <w:lvl w:ilvl="7" w:tentative="1">
+      <w:start w:val="1"/>
+      <w:numFmt w:val="decimal"/>
+      <w:lvlText w:val="%8."/>
+      <w:lvlJc w:val="left"/>
+      <w:pPr>
+        <w:tabs>
+          <w:tab w:val="num" w:pos="5760"/>
+        </w:tabs>
+        <w:ind w:left="5760" w:hanging="360"/>
+      </w:pPr>
+    </w:lvl>
+    <w:lvl w:ilvl="8" w:tentative="1">
+      <w:start w:val="1"/>
+      <w:numFmt w:val="decimal"/>
+      <w:lvlText w:val="%9."/>
+      <w:lvlJc w:val="left"/>
+      <w:pPr>
+        <w:tabs>
+          <w:tab w:val="num" w:pos="6480"/>
+        </w:tabs>
+        <w:ind w:left="6480" w:hanging="360"/>
+      </w:pPr>
+    </w:lvl>
+  </w:abstractNum>
+  <w:abstractNum w:abstractNumId="2" w15:restartNumberingAfterBreak="0">
     <w:nsid w:val="0FA27D6E"/>
     <w:multiLevelType w:val="multilevel"/>
     <w:tmpl w:val="4B462012"/>
@@ -3451,7 +4106,7 @@
       </w:pPr>
     </w:lvl>
   </w:abstractNum>
-  <w:abstractNum w:abstractNumId="2" w15:restartNumberingAfterBreak="0">
+  <w:abstractNum w:abstractNumId="3" w15:restartNumberingAfterBreak="0">
     <w:nsid w:val="159D634E"/>
     <w:multiLevelType w:val="hybridMultilevel"/>
     <w:tmpl w:val="E7FA0AC0"/>
@@ -3592,7 +4247,7 @@
       </w:rPr>
     </w:lvl>
   </w:abstractNum>
-  <w:abstractNum w:abstractNumId="3" w15:restartNumberingAfterBreak="0">
+  <w:abstractNum w:abstractNumId="4" w15:restartNumberingAfterBreak="0">
     <w:nsid w:val="286B43A6"/>
     <w:multiLevelType w:val="multilevel"/>
     <w:tmpl w:val="CF8EF9D4"/>
@@ -3705,7 +4360,7 @@
       </w:pPr>
     </w:lvl>
   </w:abstractNum>
-  <w:abstractNum w:abstractNumId="4" w15:restartNumberingAfterBreak="0">
+  <w:abstractNum w:abstractNumId="5" w15:restartNumberingAfterBreak="0">
     <w:nsid w:val="2C515536"/>
     <w:multiLevelType w:val="multilevel"/>
     <w:tmpl w:val="8378FEA4"/>
@@ -3818,7 +4473,7 @@
       </w:pPr>
     </w:lvl>
   </w:abstractNum>
-  <w:abstractNum w:abstractNumId="5" w15:restartNumberingAfterBreak="0">
+  <w:abstractNum w:abstractNumId="6" w15:restartNumberingAfterBreak="0">
     <w:nsid w:val="39C567B4"/>
     <w:multiLevelType w:val="multilevel"/>
     <w:tmpl w:val="4EEADCB6"/>
@@ -3931,7 +4586,7 @@
       </w:pPr>
     </w:lvl>
   </w:abstractNum>
-  <w:abstractNum w:abstractNumId="6" w15:restartNumberingAfterBreak="0">
+  <w:abstractNum w:abstractNumId="7" w15:restartNumberingAfterBreak="0">
     <w:nsid w:val="3B5A2C6E"/>
     <w:multiLevelType w:val="multilevel"/>
     <w:tmpl w:val="85208FD6"/>
@@ -4044,7 +4699,7 @@
       </w:pPr>
     </w:lvl>
   </w:abstractNum>
-  <w:abstractNum w:abstractNumId="7" w15:restartNumberingAfterBreak="0">
+  <w:abstractNum w:abstractNumId="8" w15:restartNumberingAfterBreak="0">
     <w:nsid w:val="3D78662A"/>
     <w:multiLevelType w:val="multilevel"/>
     <w:tmpl w:val="2A22C802"/>
@@ -4157,7 +4812,7 @@
       </w:pPr>
     </w:lvl>
   </w:abstractNum>
-  <w:abstractNum w:abstractNumId="8" w15:restartNumberingAfterBreak="0">
+  <w:abstractNum w:abstractNumId="9" w15:restartNumberingAfterBreak="0">
     <w:nsid w:val="452B522E"/>
     <w:multiLevelType w:val="multilevel"/>
     <w:tmpl w:val="DAC421EA"/>
@@ -4270,7 +4925,7 @@
       </w:pPr>
     </w:lvl>
   </w:abstractNum>
-  <w:abstractNum w:abstractNumId="9" w15:restartNumberingAfterBreak="0">
+  <w:abstractNum w:abstractNumId="10" w15:restartNumberingAfterBreak="0">
     <w:nsid w:val="54F92DF5"/>
     <w:multiLevelType w:val="multilevel"/>
     <w:tmpl w:val="8446DE2A"/>
@@ -4419,7 +5074,7 @@
       </w:rPr>
     </w:lvl>
   </w:abstractNum>
-  <w:abstractNum w:abstractNumId="10" w15:restartNumberingAfterBreak="0">
+  <w:abstractNum w:abstractNumId="11" w15:restartNumberingAfterBreak="0">
     <w:nsid w:val="60753430"/>
     <w:multiLevelType w:val="multilevel"/>
     <w:tmpl w:val="C4D809BE"/>
@@ -4532,7 +5187,7 @@
       </w:pPr>
     </w:lvl>
   </w:abstractNum>
-  <w:abstractNum w:abstractNumId="11" w15:restartNumberingAfterBreak="0">
+  <w:abstractNum w:abstractNumId="12" w15:restartNumberingAfterBreak="0">
     <w:nsid w:val="6AB320A8"/>
     <w:multiLevelType w:val="multilevel"/>
     <w:tmpl w:val="28BE8EC4"/>
@@ -4645,7 +5300,7 @@
       </w:pPr>
     </w:lvl>
   </w:abstractNum>
-  <w:abstractNum w:abstractNumId="12" w15:restartNumberingAfterBreak="0">
+  <w:abstractNum w:abstractNumId="13" w15:restartNumberingAfterBreak="0">
     <w:nsid w:val="6C596A39"/>
     <w:multiLevelType w:val="multilevel"/>
     <w:tmpl w:val="90A454D4"/>
@@ -4758,7 +5413,7 @@
       </w:pPr>
     </w:lvl>
   </w:abstractNum>
-  <w:abstractNum w:abstractNumId="13" w15:restartNumberingAfterBreak="0">
+  <w:abstractNum w:abstractNumId="14" w15:restartNumberingAfterBreak="0">
     <w:nsid w:val="6C6B0E2F"/>
     <w:multiLevelType w:val="multilevel"/>
     <w:tmpl w:val="9620DDF8"/>
@@ -4871,7 +5526,7 @@
       </w:pPr>
     </w:lvl>
   </w:abstractNum>
-  <w:abstractNum w:abstractNumId="14" w15:restartNumberingAfterBreak="0">
+  <w:abstractNum w:abstractNumId="15" w15:restartNumberingAfterBreak="0">
     <w:nsid w:val="77490F66"/>
     <w:multiLevelType w:val="multilevel"/>
     <w:tmpl w:val="E902AAE4"/>
@@ -4984,7 +5639,120 @@
       </w:pPr>
     </w:lvl>
   </w:abstractNum>
-  <w:abstractNum w:abstractNumId="15" w15:restartNumberingAfterBreak="0">
+  <w:abstractNum w:abstractNumId="16" w15:restartNumberingAfterBreak="0">
+    <w:nsid w:val="78563DBA"/>
+    <w:multiLevelType w:val="multilevel"/>
+    <w:tmpl w:val="B2A03C04"/>
+    <w:lvl w:ilvl="0">
+      <w:start w:val="11"/>
+      <w:numFmt w:val="decimal"/>
+      <w:lvlText w:val="%1."/>
+      <w:lvlJc w:val="left"/>
+      <w:pPr>
+        <w:tabs>
+          <w:tab w:val="num" w:pos="720"/>
+        </w:tabs>
+        <w:ind w:left="720" w:hanging="360"/>
+      </w:pPr>
+    </w:lvl>
+    <w:lvl w:ilvl="1" w:tentative="1">
+      <w:start w:val="1"/>
+      <w:numFmt w:val="decimal"/>
+      <w:lvlText w:val="%2."/>
+      <w:lvlJc w:val="left"/>
+      <w:pPr>
+        <w:tabs>
+          <w:tab w:val="num" w:pos="1440"/>
+        </w:tabs>
+        <w:ind w:left="1440" w:hanging="360"/>
+      </w:pPr>
+    </w:lvl>
+    <w:lvl w:ilvl="2" w:tentative="1">
+      <w:start w:val="1"/>
+      <w:numFmt w:val="decimal"/>
+      <w:lvlText w:val="%3."/>
+      <w:lvlJc w:val="left"/>
+      <w:pPr>
+        <w:tabs>
+          <w:tab w:val="num" w:pos="2160"/>
+        </w:tabs>
+        <w:ind w:left="2160" w:hanging="360"/>
+      </w:pPr>
+    </w:lvl>
+    <w:lvl w:ilvl="3" w:tentative="1">
+      <w:start w:val="1"/>
+      <w:numFmt w:val="decimal"/>
+      <w:lvlText w:val="%4."/>
+      <w:lvlJc w:val="left"/>
+      <w:pPr>
+        <w:tabs>
+          <w:tab w:val="num" w:pos="2880"/>
+        </w:tabs>
+        <w:ind w:left="2880" w:hanging="360"/>
+      </w:pPr>
+    </w:lvl>
+    <w:lvl w:ilvl="4" w:tentative="1">
+      <w:start w:val="1"/>
+      <w:numFmt w:val="decimal"/>
+      <w:lvlText w:val="%5."/>
+      <w:lvlJc w:val="left"/>
+      <w:pPr>
+        <w:tabs>
+          <w:tab w:val="num" w:pos="3600"/>
+        </w:tabs>
+        <w:ind w:left="3600" w:hanging="360"/>
+      </w:pPr>
+    </w:lvl>
+    <w:lvl w:ilvl="5" w:tentative="1">
+      <w:start w:val="1"/>
+      <w:numFmt w:val="decimal"/>
+      <w:lvlText w:val="%6."/>
+      <w:lvlJc w:val="left"/>
+      <w:pPr>
+        <w:tabs>
+          <w:tab w:val="num" w:pos="4320"/>
+        </w:tabs>
+        <w:ind w:left="4320" w:hanging="360"/>
+      </w:pPr>
+    </w:lvl>
+    <w:lvl w:ilvl="6" w:tentative="1">
+      <w:start w:val="1"/>
+      <w:numFmt w:val="decimal"/>
+      <w:lvlText w:val="%7."/>
+      <w:lvlJc w:val="left"/>
+      <w:pPr>
+        <w:tabs>
+          <w:tab w:val="num" w:pos="5040"/>
+        </w:tabs>
+        <w:ind w:left="5040" w:hanging="360"/>
+      </w:pPr>
+    </w:lvl>
+    <w:lvl w:ilvl="7" w:tentative="1">
+      <w:start w:val="1"/>
+      <w:numFmt w:val="decimal"/>
+      <w:lvlText w:val="%8."/>
+      <w:lvlJc w:val="left"/>
+      <w:pPr>
+        <w:tabs>
+          <w:tab w:val="num" w:pos="5760"/>
+        </w:tabs>
+        <w:ind w:left="5760" w:hanging="360"/>
+      </w:pPr>
+    </w:lvl>
+    <w:lvl w:ilvl="8" w:tentative="1">
+      <w:start w:val="1"/>
+      <w:numFmt w:val="decimal"/>
+      <w:lvlText w:val="%9."/>
+      <w:lvlJc w:val="left"/>
+      <w:pPr>
+        <w:tabs>
+          <w:tab w:val="num" w:pos="6480"/>
+        </w:tabs>
+        <w:ind w:left="6480" w:hanging="360"/>
+      </w:pPr>
+    </w:lvl>
+  </w:abstractNum>
+  <w:abstractNum w:abstractNumId="17" w15:restartNumberingAfterBreak="0">
     <w:nsid w:val="7BF001E6"/>
     <w:multiLevelType w:val="multilevel"/>
     <w:tmpl w:val="F4DAF134"/>
@@ -5097,7 +5865,7 @@
       </w:pPr>
     </w:lvl>
   </w:abstractNum>
-  <w:abstractNum w:abstractNumId="16" w15:restartNumberingAfterBreak="0">
+  <w:abstractNum w:abstractNumId="18" w15:restartNumberingAfterBreak="0">
     <w:nsid w:val="7F1E763C"/>
     <w:multiLevelType w:val="multilevel"/>
     <w:tmpl w:val="6C6C0DF2"/>
@@ -5211,55 +5979,61 @@
     </w:lvl>
   </w:abstractNum>
   <w:num w:numId="1" w16cid:durableId="215632660">
+    <w:abstractNumId w:val="6"/>
+  </w:num>
+  <w:num w:numId="2" w16cid:durableId="2041515961">
+    <w:abstractNumId w:val="15"/>
+  </w:num>
+  <w:num w:numId="3" w16cid:durableId="1830556483">
+    <w:abstractNumId w:val="2"/>
+  </w:num>
+  <w:num w:numId="4" w16cid:durableId="492257486">
+    <w:abstractNumId w:val="9"/>
+  </w:num>
+  <w:num w:numId="5" w16cid:durableId="1716151009">
+    <w:abstractNumId w:val="8"/>
+  </w:num>
+  <w:num w:numId="6" w16cid:durableId="1922830456">
+    <w:abstractNumId w:val="17"/>
+  </w:num>
+  <w:num w:numId="7" w16cid:durableId="2127456637">
+    <w:abstractNumId w:val="4"/>
+  </w:num>
+  <w:num w:numId="8" w16cid:durableId="863443097">
+    <w:abstractNumId w:val="14"/>
+  </w:num>
+  <w:num w:numId="9" w16cid:durableId="1740127723">
+    <w:abstractNumId w:val="11"/>
+  </w:num>
+  <w:num w:numId="10" w16cid:durableId="494614531">
+    <w:abstractNumId w:val="18"/>
+  </w:num>
+  <w:num w:numId="11" w16cid:durableId="4289954">
+    <w:abstractNumId w:val="3"/>
+  </w:num>
+  <w:num w:numId="12" w16cid:durableId="389421812">
     <w:abstractNumId w:val="5"/>
   </w:num>
-  <w:num w:numId="2" w16cid:durableId="2041515961">
-    <w:abstractNumId w:val="14"/>
-  </w:num>
-  <w:num w:numId="3" w16cid:durableId="1830556483">
-    <w:abstractNumId w:val="1"/>
-  </w:num>
-  <w:num w:numId="4" w16cid:durableId="492257486">
-    <w:abstractNumId w:val="8"/>
-  </w:num>
-  <w:num w:numId="5" w16cid:durableId="1716151009">
-    <w:abstractNumId w:val="7"/>
-  </w:num>
-  <w:num w:numId="6" w16cid:durableId="1922830456">
-    <w:abstractNumId w:val="15"/>
-  </w:num>
-  <w:num w:numId="7" w16cid:durableId="2127456637">
-    <w:abstractNumId w:val="3"/>
-  </w:num>
-  <w:num w:numId="8" w16cid:durableId="863443097">
-    <w:abstractNumId w:val="13"/>
-  </w:num>
-  <w:num w:numId="9" w16cid:durableId="1740127723">
-    <w:abstractNumId w:val="10"/>
-  </w:num>
-  <w:num w:numId="10" w16cid:durableId="494614531">
-    <w:abstractNumId w:val="16"/>
-  </w:num>
-  <w:num w:numId="11" w16cid:durableId="4289954">
-    <w:abstractNumId w:val="2"/>
-  </w:num>
-  <w:num w:numId="12" w16cid:durableId="389421812">
-    <w:abstractNumId w:val="4"/>
-  </w:num>
   <w:num w:numId="13" w16cid:durableId="875392257">
-    <w:abstractNumId w:val="11"/>
+    <w:abstractNumId w:val="12"/>
   </w:num>
   <w:num w:numId="14" w16cid:durableId="23871572">
-    <w:abstractNumId w:val="6"/>
+    <w:abstractNumId w:val="7"/>
   </w:num>
   <w:num w:numId="15" w16cid:durableId="287129782">
     <w:abstractNumId w:val="0"/>
   </w:num>
   <w:num w:numId="16" w16cid:durableId="1006329522">
-    <w:abstractNumId w:val="12"/>
+    <w:abstractNumId w:val="13"/>
   </w:num>
   <w:num w:numId="17" w16cid:durableId="745878041">
-    <w:abstractNumId w:val="9"/>
+    <w:abstractNumId w:val="10"/>
+  </w:num>
+  <w:num w:numId="18" w16cid:durableId="440033498">
+    <w:abstractNumId w:val="1"/>
+  </w:num>
+  <w:num w:numId="19" w16cid:durableId="1689210416">
+    <w:abstractNumId w:val="16"/>
   </w:num>
 </w:numbering>
 </file>

--- a/list new set.docx
+++ b/list new set.docx
@@ -3738,6 +3738,991 @@
         </w:rPr>
         <w:t>Count elements whose reverse factorial digit sum is prime</w:t>
       </w:r>
+    </w:p>
+    <w:p>
+      <w:pPr>
+        <w:spacing w:before="100" w:beforeAutospacing="1" w:after="100" w:afterAutospacing="1" w:line="240" w:lineRule="auto"/>
+        <w:rPr>
+          <w:rFonts w:ascii="Times New Roman" w:eastAsia="Times New Roman" w:hAnsi="Times New Roman" w:cs="Times New Roman"/>
+          <w:sz w:val="24"/>
+          <w:szCs w:val="24"/>
+          <w:lang w:eastAsia="en-IN"/>
+        </w:rPr>
+      </w:pPr>
+    </w:p>
+    <w:p>
+      <w:pPr>
+        <w:spacing w:before="100" w:beforeAutospacing="1" w:after="100" w:afterAutospacing="1" w:line="240" w:lineRule="auto"/>
+        <w:outlineLvl w:val="0"/>
+        <w:rPr>
+          <w:rFonts w:ascii="Times New Roman" w:eastAsia="Times New Roman" w:hAnsi="Times New Roman" w:cs="Times New Roman"/>
+          <w:b/>
+          <w:bCs/>
+          <w:kern w:val="36"/>
+          <w:sz w:val="48"/>
+          <w:szCs w:val="48"/>
+          <w:lang w:eastAsia="en-IN"/>
+        </w:rPr>
+      </w:pPr>
+      <w:r>
+        <w:rPr>
+          <w:rFonts w:ascii="Segoe UI Emoji" w:eastAsia="Times New Roman" w:hAnsi="Segoe UI Emoji" w:cs="Segoe UI Emoji"/>
+          <w:b/>
+          <w:bCs/>
+          <w:kern w:val="36"/>
+          <w:sz w:val="48"/>
+          <w:szCs w:val="48"/>
+          <w:lang w:eastAsia="en-IN"/>
+        </w:rPr>
+        <w:t>🔥</w:t>
+      </w:r>
+      <w:r>
+        <w:rPr>
+          <w:rFonts w:ascii="Times New Roman" w:eastAsia="Times New Roman" w:hAnsi="Times New Roman" w:cs="Times New Roman"/>
+          <w:b/>
+          <w:bCs/>
+          <w:kern w:val="36"/>
+          <w:sz w:val="48"/>
+          <w:szCs w:val="48"/>
+          <w:lang w:eastAsia="en-IN"/>
+        </w:rPr>
+        <w:t xml:space="preserve"> +1 Level Up Logic Questions</w:t>
+      </w:r>
+    </w:p>
+    <w:p>
+      <w:pPr>
+        <w:spacing w:before="100" w:beforeAutospacing="1" w:after="100" w:afterAutospacing="1" w:line="240" w:lineRule="auto"/>
+        <w:rPr>
+          <w:rFonts w:ascii="Times New Roman" w:eastAsia="Times New Roman" w:hAnsi="Times New Roman" w:cs="Times New Roman"/>
+          <w:sz w:val="24"/>
+          <w:szCs w:val="24"/>
+          <w:lang w:eastAsia="en-IN"/>
+        </w:rPr>
+      </w:pPr>
+      <w:r>
+        <w:rPr>
+          <w:rFonts w:ascii="Times New Roman" w:eastAsia="Times New Roman" w:hAnsi="Times New Roman" w:cs="Times New Roman"/>
+          <w:sz w:val="24"/>
+          <w:szCs w:val="24"/>
+          <w:lang w:eastAsia="en-IN"/>
+        </w:rPr>
+        <w:t xml:space="preserve">These are slightly harder than your current set </w:t>
+      </w:r>
+      <w:r>
+        <w:rPr>
+          <w:rFonts w:ascii="Segoe UI Emoji" w:eastAsia="Times New Roman" w:hAnsi="Segoe UI Emoji" w:cs="Segoe UI Emoji"/>
+          <w:sz w:val="24"/>
+          <w:szCs w:val="24"/>
+          <w:lang w:eastAsia="en-IN"/>
+        </w:rPr>
+        <w:t>👍</w:t>
+      </w:r>
+      <w:r>
+        <w:rPr>
+          <w:rFonts w:ascii="Times New Roman" w:eastAsia="Times New Roman" w:hAnsi="Times New Roman" w:cs="Times New Roman"/>
+          <w:sz w:val="24"/>
+          <w:szCs w:val="24"/>
+          <w:lang w:eastAsia="en-IN"/>
+        </w:rPr>
+        <w:br/>
+        <w:t>More thinking, nested logic, mixed conditions involved.</w:t>
+      </w:r>
+    </w:p>
+    <w:p>
+      <w:pPr>
+        <w:spacing w:after="0" w:line="240" w:lineRule="auto"/>
+        <w:rPr>
+          <w:rFonts w:ascii="Times New Roman" w:eastAsia="Times New Roman" w:hAnsi="Times New Roman" w:cs="Times New Roman"/>
+          <w:sz w:val="24"/>
+          <w:szCs w:val="24"/>
+          <w:lang w:eastAsia="en-IN"/>
+        </w:rPr>
+      </w:pPr>
+      <w:r>
+        <w:rPr>
+          <w:rFonts w:ascii="Times New Roman" w:eastAsia="Times New Roman" w:hAnsi="Times New Roman" w:cs="Times New Roman"/>
+          <w:sz w:val="24"/>
+          <w:szCs w:val="24"/>
+          <w:lang w:eastAsia="en-IN"/>
+        </w:rPr>
+        <w:pict w14:anchorId="0BDD03F6">
+          <v:rect id="_x0000_i1035" style="width:0;height:1.5pt" o:hralign="center" o:hrstd="t" o:hr="t" fillcolor="#a0a0a0" stroked="f"/>
+        </w:pict>
+      </w:r>
+    </w:p>
+    <w:p>
+      <w:pPr>
+        <w:spacing w:before="100" w:beforeAutospacing="1" w:after="100" w:afterAutospacing="1" w:line="240" w:lineRule="auto"/>
+        <w:outlineLvl w:val="0"/>
+        <w:rPr>
+          <w:rFonts w:ascii="Times New Roman" w:eastAsia="Times New Roman" w:hAnsi="Times New Roman" w:cs="Times New Roman"/>
+          <w:b/>
+          <w:bCs/>
+          <w:kern w:val="36"/>
+          <w:sz w:val="48"/>
+          <w:szCs w:val="48"/>
+          <w:lang w:eastAsia="en-IN"/>
+        </w:rPr>
+      </w:pPr>
+      <w:r>
+        <w:rPr>
+          <w:rFonts w:ascii="Segoe UI Emoji" w:eastAsia="Times New Roman" w:hAnsi="Segoe UI Emoji" w:cs="Segoe UI Emoji"/>
+          <w:b/>
+          <w:bCs/>
+          <w:kern w:val="36"/>
+          <w:sz w:val="48"/>
+          <w:szCs w:val="48"/>
+          <w:lang w:eastAsia="en-IN"/>
+        </w:rPr>
+        <w:t>🧠</w:t>
+      </w:r>
+      <w:r>
+        <w:rPr>
+          <w:rFonts w:ascii="Times New Roman" w:eastAsia="Times New Roman" w:hAnsi="Times New Roman" w:cs="Times New Roman"/>
+          <w:b/>
+          <w:bCs/>
+          <w:kern w:val="36"/>
+          <w:sz w:val="48"/>
+          <w:szCs w:val="48"/>
+          <w:lang w:eastAsia="en-IN"/>
+        </w:rPr>
+        <w:t xml:space="preserve"> LEVEL UP QUESTIONS (20)</w:t>
+      </w:r>
+    </w:p>
+    <w:p>
+      <w:pPr>
+        <w:numPr>
+          <w:ilvl w:val="0"/>
+          <w:numId w:val="20"/>
+        </w:numPr>
+        <w:spacing w:before="100" w:beforeAutospacing="1" w:after="100" w:afterAutospacing="1" w:line="240" w:lineRule="auto"/>
+        <w:rPr>
+          <w:rFonts w:ascii="Times New Roman" w:eastAsia="Times New Roman" w:hAnsi="Times New Roman" w:cs="Times New Roman"/>
+          <w:sz w:val="24"/>
+          <w:szCs w:val="24"/>
+          <w:lang w:eastAsia="en-IN"/>
+        </w:rPr>
+      </w:pPr>
+      <w:r>
+        <w:rPr>
+          <w:rFonts w:ascii="Times New Roman" w:eastAsia="Times New Roman" w:hAnsi="Times New Roman" w:cs="Times New Roman"/>
+          <w:sz w:val="24"/>
+          <w:szCs w:val="24"/>
+          <w:lang w:eastAsia="en-IN"/>
+        </w:rPr>
+        <w:t xml:space="preserve">Find numbers whose reverse factorial is palindrome </w:t>
+      </w:r>
+    </w:p>
+    <w:p>
+      <w:pPr>
+        <w:numPr>
+          <w:ilvl w:val="0"/>
+          <w:numId w:val="20"/>
+        </w:numPr>
+        <w:spacing w:before="100" w:beforeAutospacing="1" w:after="100" w:afterAutospacing="1" w:line="240" w:lineRule="auto"/>
+        <w:rPr>
+          <w:rFonts w:ascii="Times New Roman" w:eastAsia="Times New Roman" w:hAnsi="Times New Roman" w:cs="Times New Roman"/>
+          <w:sz w:val="24"/>
+          <w:szCs w:val="24"/>
+          <w:lang w:eastAsia="en-IN"/>
+        </w:rPr>
+      </w:pPr>
+      <w:r>
+        <w:rPr>
+          <w:rFonts w:ascii="Times New Roman" w:eastAsia="Times New Roman" w:hAnsi="Times New Roman" w:cs="Times New Roman"/>
+          <w:sz w:val="24"/>
+          <w:szCs w:val="24"/>
+          <w:lang w:eastAsia="en-IN"/>
+        </w:rPr>
+        <w:t xml:space="preserve">Replace elements whose binary reverse is prime with -1 </w:t>
+      </w:r>
+    </w:p>
+    <w:p>
+      <w:pPr>
+        <w:numPr>
+          <w:ilvl w:val="0"/>
+          <w:numId w:val="20"/>
+        </w:numPr>
+        <w:spacing w:before="100" w:beforeAutospacing="1" w:after="100" w:afterAutospacing="1" w:line="240" w:lineRule="auto"/>
+        <w:rPr>
+          <w:rFonts w:ascii="Times New Roman" w:eastAsia="Times New Roman" w:hAnsi="Times New Roman" w:cs="Times New Roman"/>
+          <w:sz w:val="24"/>
+          <w:szCs w:val="24"/>
+          <w:lang w:eastAsia="en-IN"/>
+        </w:rPr>
+      </w:pPr>
+      <w:r>
+        <w:rPr>
+          <w:rFonts w:ascii="Times New Roman" w:eastAsia="Times New Roman" w:hAnsi="Times New Roman" w:cs="Times New Roman"/>
+          <w:sz w:val="24"/>
+          <w:szCs w:val="24"/>
+          <w:lang w:eastAsia="en-IN"/>
+        </w:rPr>
+        <w:t xml:space="preserve">Count elements whose square root digit sum is even </w:t>
+      </w:r>
+    </w:p>
+    <w:p>
+      <w:pPr>
+        <w:numPr>
+          <w:ilvl w:val="0"/>
+          <w:numId w:val="20"/>
+        </w:numPr>
+        <w:spacing w:before="100" w:beforeAutospacing="1" w:after="100" w:afterAutospacing="1" w:line="240" w:lineRule="auto"/>
+        <w:rPr>
+          <w:rFonts w:ascii="Times New Roman" w:eastAsia="Times New Roman" w:hAnsi="Times New Roman" w:cs="Times New Roman"/>
+          <w:sz w:val="24"/>
+          <w:szCs w:val="24"/>
+          <w:lang w:eastAsia="en-IN"/>
+        </w:rPr>
+      </w:pPr>
+      <w:r>
+        <w:rPr>
+          <w:rFonts w:ascii="Times New Roman" w:eastAsia="Times New Roman" w:hAnsi="Times New Roman" w:cs="Times New Roman"/>
+          <w:sz w:val="24"/>
+          <w:szCs w:val="24"/>
+          <w:lang w:eastAsia="en-IN"/>
+        </w:rPr>
+        <w:t xml:space="preserve">Keep numbers whose first-half product equals second-half sum </w:t>
+      </w:r>
+    </w:p>
+    <w:p>
+      <w:pPr>
+        <w:numPr>
+          <w:ilvl w:val="0"/>
+          <w:numId w:val="20"/>
+        </w:numPr>
+        <w:spacing w:before="100" w:beforeAutospacing="1" w:after="100" w:afterAutospacing="1" w:line="240" w:lineRule="auto"/>
+        <w:rPr>
+          <w:rFonts w:ascii="Times New Roman" w:eastAsia="Times New Roman" w:hAnsi="Times New Roman" w:cs="Times New Roman"/>
+          <w:sz w:val="24"/>
+          <w:szCs w:val="24"/>
+          <w:lang w:eastAsia="en-IN"/>
+        </w:rPr>
+      </w:pPr>
+      <w:r>
+        <w:rPr>
+          <w:rFonts w:ascii="Times New Roman" w:eastAsia="Times New Roman" w:hAnsi="Times New Roman" w:cs="Times New Roman"/>
+          <w:sz w:val="24"/>
+          <w:szCs w:val="24"/>
+          <w:lang w:eastAsia="en-IN"/>
+        </w:rPr>
+        <w:t xml:space="preserve">Replace elements whose reverse divisor sum is prime with 0 </w:t>
+      </w:r>
+    </w:p>
+    <w:p>
+      <w:pPr>
+        <w:numPr>
+          <w:ilvl w:val="0"/>
+          <w:numId w:val="20"/>
+        </w:numPr>
+        <w:spacing w:before="100" w:beforeAutospacing="1" w:after="100" w:afterAutospacing="1" w:line="240" w:lineRule="auto"/>
+        <w:rPr>
+          <w:rFonts w:ascii="Times New Roman" w:eastAsia="Times New Roman" w:hAnsi="Times New Roman" w:cs="Times New Roman"/>
+          <w:sz w:val="24"/>
+          <w:szCs w:val="24"/>
+          <w:lang w:eastAsia="en-IN"/>
+        </w:rPr>
+      </w:pPr>
+      <w:r>
+        <w:rPr>
+          <w:rFonts w:ascii="Times New Roman" w:eastAsia="Times New Roman" w:hAnsi="Times New Roman" w:cs="Times New Roman"/>
+          <w:sz w:val="24"/>
+          <w:szCs w:val="24"/>
+          <w:lang w:eastAsia="en-IN"/>
+        </w:rPr>
+        <w:t xml:space="preserve">Find longest streak of numbers having prime digit count </w:t>
+      </w:r>
+    </w:p>
+    <w:p>
+      <w:pPr>
+        <w:numPr>
+          <w:ilvl w:val="0"/>
+          <w:numId w:val="20"/>
+        </w:numPr>
+        <w:spacing w:before="100" w:beforeAutospacing="1" w:after="100" w:afterAutospacing="1" w:line="240" w:lineRule="auto"/>
+        <w:rPr>
+          <w:rFonts w:ascii="Times New Roman" w:eastAsia="Times New Roman" w:hAnsi="Times New Roman" w:cs="Times New Roman"/>
+          <w:sz w:val="24"/>
+          <w:szCs w:val="24"/>
+          <w:lang w:eastAsia="en-IN"/>
+        </w:rPr>
+      </w:pPr>
+      <w:r>
+        <w:rPr>
+          <w:rFonts w:ascii="Times New Roman" w:eastAsia="Times New Roman" w:hAnsi="Times New Roman" w:cs="Times New Roman"/>
+          <w:sz w:val="24"/>
+          <w:szCs w:val="24"/>
+          <w:lang w:eastAsia="en-IN"/>
+        </w:rPr>
+        <w:t xml:space="preserve">Replace each element with nearest composite palindrome </w:t>
+      </w:r>
+    </w:p>
+    <w:p>
+      <w:pPr>
+        <w:numPr>
+          <w:ilvl w:val="0"/>
+          <w:numId w:val="20"/>
+        </w:numPr>
+        <w:spacing w:before="100" w:beforeAutospacing="1" w:after="100" w:afterAutospacing="1" w:line="240" w:lineRule="auto"/>
+        <w:rPr>
+          <w:rFonts w:ascii="Times New Roman" w:eastAsia="Times New Roman" w:hAnsi="Times New Roman" w:cs="Times New Roman"/>
+          <w:sz w:val="24"/>
+          <w:szCs w:val="24"/>
+          <w:lang w:eastAsia="en-IN"/>
+        </w:rPr>
+      </w:pPr>
+      <w:r>
+        <w:rPr>
+          <w:rFonts w:ascii="Times New Roman" w:eastAsia="Times New Roman" w:hAnsi="Times New Roman" w:cs="Times New Roman"/>
+          <w:sz w:val="24"/>
+          <w:szCs w:val="24"/>
+          <w:lang w:eastAsia="en-IN"/>
+        </w:rPr>
+        <w:t xml:space="preserve">Keep numbers whose product of odd digits is greater than product of even digits </w:t>
+      </w:r>
+    </w:p>
+    <w:p>
+      <w:pPr>
+        <w:numPr>
+          <w:ilvl w:val="0"/>
+          <w:numId w:val="20"/>
+        </w:numPr>
+        <w:spacing w:before="100" w:beforeAutospacing="1" w:after="100" w:afterAutospacing="1" w:line="240" w:lineRule="auto"/>
+        <w:rPr>
+          <w:rFonts w:ascii="Times New Roman" w:eastAsia="Times New Roman" w:hAnsi="Times New Roman" w:cs="Times New Roman"/>
+          <w:sz w:val="24"/>
+          <w:szCs w:val="24"/>
+          <w:lang w:eastAsia="en-IN"/>
+        </w:rPr>
+      </w:pPr>
+      <w:r>
+        <w:rPr>
+          <w:rFonts w:ascii="Times New Roman" w:eastAsia="Times New Roman" w:hAnsi="Times New Roman" w:cs="Times New Roman"/>
+          <w:sz w:val="24"/>
+          <w:szCs w:val="24"/>
+          <w:lang w:eastAsia="en-IN"/>
+        </w:rPr>
+        <w:t xml:space="preserve">Replace elements whose smallest digit frequency is even with 1 </w:t>
+      </w:r>
+    </w:p>
+    <w:p>
+      <w:pPr>
+        <w:numPr>
+          <w:ilvl w:val="0"/>
+          <w:numId w:val="20"/>
+        </w:numPr>
+        <w:spacing w:before="100" w:beforeAutospacing="1" w:after="100" w:afterAutospacing="1" w:line="240" w:lineRule="auto"/>
+        <w:rPr>
+          <w:rFonts w:ascii="Times New Roman" w:eastAsia="Times New Roman" w:hAnsi="Times New Roman" w:cs="Times New Roman"/>
+          <w:sz w:val="24"/>
+          <w:szCs w:val="24"/>
+          <w:lang w:eastAsia="en-IN"/>
+        </w:rPr>
+      </w:pPr>
+      <w:r>
+        <w:rPr>
+          <w:rFonts w:ascii="Times New Roman" w:eastAsia="Times New Roman" w:hAnsi="Times New Roman" w:cs="Times New Roman"/>
+          <w:sz w:val="24"/>
+          <w:szCs w:val="24"/>
+          <w:lang w:eastAsia="en-IN"/>
+        </w:rPr>
+        <w:t xml:space="preserve">Count numbers whose reverse cube is palindrome </w:t>
+      </w:r>
+    </w:p>
+    <w:p>
+      <w:pPr>
+        <w:spacing w:after="0" w:line="240" w:lineRule="auto"/>
+        <w:rPr>
+          <w:rFonts w:ascii="Times New Roman" w:eastAsia="Times New Roman" w:hAnsi="Times New Roman" w:cs="Times New Roman"/>
+          <w:sz w:val="24"/>
+          <w:szCs w:val="24"/>
+          <w:lang w:eastAsia="en-IN"/>
+        </w:rPr>
+      </w:pPr>
+      <w:r>
+        <w:rPr>
+          <w:rFonts w:ascii="Times New Roman" w:eastAsia="Times New Roman" w:hAnsi="Times New Roman" w:cs="Times New Roman"/>
+          <w:sz w:val="24"/>
+          <w:szCs w:val="24"/>
+          <w:lang w:eastAsia="en-IN"/>
+        </w:rPr>
+        <w:pict w14:anchorId="38EDA273">
+          <v:rect id="_x0000_i1036" style="width:0;height:1.5pt" o:hralign="center" o:hrstd="t" o:hr="t" fillcolor="#a0a0a0" stroked="f"/>
+        </w:pict>
+      </w:r>
+    </w:p>
+    <w:p>
+      <w:pPr>
+        <w:numPr>
+          <w:ilvl w:val="0"/>
+          <w:numId w:val="21"/>
+        </w:numPr>
+        <w:spacing w:before="100" w:beforeAutospacing="1" w:after="100" w:afterAutospacing="1" w:line="240" w:lineRule="auto"/>
+        <w:rPr>
+          <w:rFonts w:ascii="Times New Roman" w:eastAsia="Times New Roman" w:hAnsi="Times New Roman" w:cs="Times New Roman"/>
+          <w:sz w:val="24"/>
+          <w:szCs w:val="24"/>
+          <w:lang w:eastAsia="en-IN"/>
+        </w:rPr>
+      </w:pPr>
+      <w:r>
+        <w:rPr>
+          <w:rFonts w:ascii="Times New Roman" w:eastAsia="Times New Roman" w:hAnsi="Times New Roman" w:cs="Times New Roman"/>
+          <w:sz w:val="24"/>
+          <w:szCs w:val="24"/>
+          <w:lang w:eastAsia="en-IN"/>
+        </w:rPr>
+        <w:t xml:space="preserve">Find elements whose prime factor count equals digit sum </w:t>
+      </w:r>
+    </w:p>
+    <w:p>
+      <w:pPr>
+        <w:numPr>
+          <w:ilvl w:val="0"/>
+          <w:numId w:val="21"/>
+        </w:numPr>
+        <w:spacing w:before="100" w:beforeAutospacing="1" w:after="100" w:afterAutospacing="1" w:line="240" w:lineRule="auto"/>
+        <w:rPr>
+          <w:rFonts w:ascii="Times New Roman" w:eastAsia="Times New Roman" w:hAnsi="Times New Roman" w:cs="Times New Roman"/>
+          <w:sz w:val="24"/>
+          <w:szCs w:val="24"/>
+          <w:lang w:eastAsia="en-IN"/>
+        </w:rPr>
+      </w:pPr>
+      <w:r>
+        <w:rPr>
+          <w:rFonts w:ascii="Times New Roman" w:eastAsia="Times New Roman" w:hAnsi="Times New Roman" w:cs="Times New Roman"/>
+          <w:sz w:val="24"/>
+          <w:szCs w:val="24"/>
+          <w:lang w:eastAsia="en-IN"/>
+        </w:rPr>
+        <w:t xml:space="preserve">Replace numbers whose alternating product is composite with -1 </w:t>
+      </w:r>
+    </w:p>
+    <w:p>
+      <w:pPr>
+        <w:numPr>
+          <w:ilvl w:val="0"/>
+          <w:numId w:val="21"/>
+        </w:numPr>
+        <w:spacing w:before="100" w:beforeAutospacing="1" w:after="100" w:afterAutospacing="1" w:line="240" w:lineRule="auto"/>
+        <w:rPr>
+          <w:rFonts w:ascii="Times New Roman" w:eastAsia="Times New Roman" w:hAnsi="Times New Roman" w:cs="Times New Roman"/>
+          <w:sz w:val="24"/>
+          <w:szCs w:val="24"/>
+          <w:lang w:eastAsia="en-IN"/>
+        </w:rPr>
+      </w:pPr>
+      <w:r>
+        <w:rPr>
+          <w:rFonts w:ascii="Times New Roman" w:eastAsia="Times New Roman" w:hAnsi="Times New Roman" w:cs="Times New Roman"/>
+          <w:sz w:val="24"/>
+          <w:szCs w:val="24"/>
+          <w:lang w:eastAsia="en-IN"/>
+        </w:rPr>
+        <w:t xml:space="preserve">Keep elements whose binary contains consecutive 0s </w:t>
+      </w:r>
+    </w:p>
+    <w:p>
+      <w:pPr>
+        <w:numPr>
+          <w:ilvl w:val="0"/>
+          <w:numId w:val="21"/>
+        </w:numPr>
+        <w:spacing w:before="100" w:beforeAutospacing="1" w:after="100" w:afterAutospacing="1" w:line="240" w:lineRule="auto"/>
+        <w:rPr>
+          <w:rFonts w:ascii="Times New Roman" w:eastAsia="Times New Roman" w:hAnsi="Times New Roman" w:cs="Times New Roman"/>
+          <w:sz w:val="24"/>
+          <w:szCs w:val="24"/>
+          <w:lang w:eastAsia="en-IN"/>
+        </w:rPr>
+      </w:pPr>
+      <w:r>
+        <w:rPr>
+          <w:rFonts w:ascii="Times New Roman" w:eastAsia="Times New Roman" w:hAnsi="Times New Roman" w:cs="Times New Roman"/>
+          <w:sz w:val="24"/>
+          <w:szCs w:val="24"/>
+          <w:lang w:eastAsia="en-IN"/>
+        </w:rPr>
+        <w:t xml:space="preserve">Replace elements whose reverse digit sum frequency is odd with 0 </w:t>
+      </w:r>
+    </w:p>
+    <w:p>
+      <w:pPr>
+        <w:numPr>
+          <w:ilvl w:val="0"/>
+          <w:numId w:val="21"/>
+        </w:numPr>
+        <w:spacing w:before="100" w:beforeAutospacing="1" w:after="100" w:afterAutospacing="1" w:line="240" w:lineRule="auto"/>
+        <w:rPr>
+          <w:rFonts w:ascii="Times New Roman" w:eastAsia="Times New Roman" w:hAnsi="Times New Roman" w:cs="Times New Roman"/>
+          <w:sz w:val="24"/>
+          <w:szCs w:val="24"/>
+          <w:lang w:eastAsia="en-IN"/>
+        </w:rPr>
+      </w:pPr>
+      <w:r>
+        <w:rPr>
+          <w:rFonts w:ascii="Times New Roman" w:eastAsia="Times New Roman" w:hAnsi="Times New Roman" w:cs="Times New Roman"/>
+          <w:sz w:val="24"/>
+          <w:szCs w:val="24"/>
+          <w:lang w:eastAsia="en-IN"/>
+        </w:rPr>
+        <w:t xml:space="preserve">Count numbers whose sorted reverse digits form palindrome </w:t>
+      </w:r>
+    </w:p>
+    <w:p>
+      <w:pPr>
+        <w:numPr>
+          <w:ilvl w:val="0"/>
+          <w:numId w:val="21"/>
+        </w:numPr>
+        <w:spacing w:before="100" w:beforeAutospacing="1" w:after="100" w:afterAutospacing="1" w:line="240" w:lineRule="auto"/>
+        <w:rPr>
+          <w:rFonts w:ascii="Times New Roman" w:eastAsia="Times New Roman" w:hAnsi="Times New Roman" w:cs="Times New Roman"/>
+          <w:sz w:val="24"/>
+          <w:szCs w:val="24"/>
+          <w:lang w:eastAsia="en-IN"/>
+        </w:rPr>
+      </w:pPr>
+      <w:r>
+        <w:rPr>
+          <w:rFonts w:ascii="Times New Roman" w:eastAsia="Times New Roman" w:hAnsi="Times New Roman" w:cs="Times New Roman"/>
+          <w:sz w:val="24"/>
+          <w:szCs w:val="24"/>
+          <w:lang w:eastAsia="en-IN"/>
+        </w:rPr>
+        <w:t xml:space="preserve">Find longest streak of numbers having prime reverse </w:t>
+      </w:r>
+    </w:p>
+    <w:p>
+      <w:pPr>
+        <w:numPr>
+          <w:ilvl w:val="0"/>
+          <w:numId w:val="21"/>
+        </w:numPr>
+        <w:spacing w:before="100" w:beforeAutospacing="1" w:after="100" w:afterAutospacing="1" w:line="240" w:lineRule="auto"/>
+        <w:rPr>
+          <w:rFonts w:ascii="Times New Roman" w:eastAsia="Times New Roman" w:hAnsi="Times New Roman" w:cs="Times New Roman"/>
+          <w:sz w:val="24"/>
+          <w:szCs w:val="24"/>
+          <w:lang w:eastAsia="en-IN"/>
+        </w:rPr>
+      </w:pPr>
+      <w:r>
+        <w:rPr>
+          <w:rFonts w:ascii="Times New Roman" w:eastAsia="Times New Roman" w:hAnsi="Times New Roman" w:cs="Times New Roman"/>
+          <w:sz w:val="24"/>
+          <w:szCs w:val="24"/>
+          <w:lang w:eastAsia="en-IN"/>
+        </w:rPr>
+        <w:lastRenderedPageBreak/>
+        <w:t xml:space="preserve">Replace each element with largest unique prime factor </w:t>
+      </w:r>
+    </w:p>
+    <w:p>
+      <w:pPr>
+        <w:numPr>
+          <w:ilvl w:val="0"/>
+          <w:numId w:val="21"/>
+        </w:numPr>
+        <w:spacing w:before="100" w:beforeAutospacing="1" w:after="100" w:afterAutospacing="1" w:line="240" w:lineRule="auto"/>
+        <w:rPr>
+          <w:rFonts w:ascii="Times New Roman" w:eastAsia="Times New Roman" w:hAnsi="Times New Roman" w:cs="Times New Roman"/>
+          <w:sz w:val="24"/>
+          <w:szCs w:val="24"/>
+          <w:lang w:eastAsia="en-IN"/>
+        </w:rPr>
+      </w:pPr>
+      <w:r>
+        <w:rPr>
+          <w:rFonts w:ascii="Times New Roman" w:eastAsia="Times New Roman" w:hAnsi="Times New Roman" w:cs="Times New Roman"/>
+          <w:sz w:val="24"/>
+          <w:szCs w:val="24"/>
+          <w:lang w:eastAsia="en-IN"/>
+        </w:rPr>
+        <w:t xml:space="preserve">Keep numbers where odd-position product is greater than even-position product </w:t>
+      </w:r>
+    </w:p>
+    <w:p>
+      <w:pPr>
+        <w:numPr>
+          <w:ilvl w:val="0"/>
+          <w:numId w:val="21"/>
+        </w:numPr>
+        <w:spacing w:before="100" w:beforeAutospacing="1" w:after="100" w:afterAutospacing="1" w:line="240" w:lineRule="auto"/>
+        <w:rPr>
+          <w:rFonts w:ascii="Times New Roman" w:eastAsia="Times New Roman" w:hAnsi="Times New Roman" w:cs="Times New Roman"/>
+          <w:sz w:val="24"/>
+          <w:szCs w:val="24"/>
+          <w:lang w:eastAsia="en-IN"/>
+        </w:rPr>
+      </w:pPr>
+      <w:r>
+        <w:rPr>
+          <w:rFonts w:ascii="Times New Roman" w:eastAsia="Times New Roman" w:hAnsi="Times New Roman" w:cs="Times New Roman"/>
+          <w:sz w:val="24"/>
+          <w:szCs w:val="24"/>
+          <w:lang w:eastAsia="en-IN"/>
+        </w:rPr>
+        <w:t xml:space="preserve">Replace elements whose cube reverse digit sum is odd with 8 </w:t>
+      </w:r>
+    </w:p>
+    <w:p>
+      <w:pPr>
+        <w:numPr>
+          <w:ilvl w:val="0"/>
+          <w:numId w:val="21"/>
+        </w:numPr>
+        <w:spacing w:before="100" w:beforeAutospacing="1" w:after="100" w:afterAutospacing="1" w:line="240" w:lineRule="auto"/>
+        <w:rPr>
+          <w:rFonts w:ascii="Times New Roman" w:eastAsia="Times New Roman" w:hAnsi="Times New Roman" w:cs="Times New Roman"/>
+          <w:sz w:val="24"/>
+          <w:szCs w:val="24"/>
+          <w:lang w:eastAsia="en-IN"/>
+        </w:rPr>
+      </w:pPr>
+      <w:r>
+        <w:rPr>
+          <w:rFonts w:ascii="Times New Roman" w:eastAsia="Times New Roman" w:hAnsi="Times New Roman" w:cs="Times New Roman"/>
+          <w:sz w:val="24"/>
+          <w:szCs w:val="24"/>
+          <w:lang w:eastAsia="en-IN"/>
+        </w:rPr>
+        <w:t xml:space="preserve">Count elements whose factorial reverse is divisible by digit sum </w:t>
+      </w:r>
+    </w:p>
+    <w:p>
+      <w:pPr>
+        <w:spacing w:after="0" w:line="240" w:lineRule="auto"/>
+        <w:rPr>
+          <w:rFonts w:ascii="Times New Roman" w:eastAsia="Times New Roman" w:hAnsi="Times New Roman" w:cs="Times New Roman"/>
+          <w:sz w:val="24"/>
+          <w:szCs w:val="24"/>
+          <w:lang w:eastAsia="en-IN"/>
+        </w:rPr>
+      </w:pPr>
+      <w:r>
+        <w:rPr>
+          <w:rFonts w:ascii="Times New Roman" w:eastAsia="Times New Roman" w:hAnsi="Times New Roman" w:cs="Times New Roman"/>
+          <w:sz w:val="24"/>
+          <w:szCs w:val="24"/>
+          <w:lang w:eastAsia="en-IN"/>
+        </w:rPr>
+        <w:pict w14:anchorId="0F7DE475">
+          <v:rect id="_x0000_i1037" style="width:0;height:1.5pt" o:hralign="center" o:hrstd="t" o:hr="t" fillcolor="#a0a0a0" stroked="f"/>
+        </w:pict>
+      </w:r>
+    </w:p>
+    <w:p>
+      <w:pPr>
+        <w:spacing w:before="100" w:beforeAutospacing="1" w:after="100" w:afterAutospacing="1" w:line="240" w:lineRule="auto"/>
+        <w:outlineLvl w:val="0"/>
+        <w:rPr>
+          <w:rFonts w:ascii="Times New Roman" w:eastAsia="Times New Roman" w:hAnsi="Times New Roman" w:cs="Times New Roman"/>
+          <w:b/>
+          <w:bCs/>
+          <w:kern w:val="36"/>
+          <w:sz w:val="48"/>
+          <w:szCs w:val="48"/>
+          <w:lang w:eastAsia="en-IN"/>
+        </w:rPr>
+      </w:pPr>
+      <w:r>
+        <w:rPr>
+          <w:rFonts w:ascii="Segoe UI Emoji" w:eastAsia="Times New Roman" w:hAnsi="Segoe UI Emoji" w:cs="Segoe UI Emoji"/>
+          <w:b/>
+          <w:bCs/>
+          <w:kern w:val="36"/>
+          <w:sz w:val="48"/>
+          <w:szCs w:val="48"/>
+          <w:lang w:eastAsia="en-IN"/>
+        </w:rPr>
+        <w:t>🔥</w:t>
+      </w:r>
+      <w:r>
+        <w:rPr>
+          <w:rFonts w:ascii="Times New Roman" w:eastAsia="Times New Roman" w:hAnsi="Times New Roman" w:cs="Times New Roman"/>
+          <w:b/>
+          <w:bCs/>
+          <w:kern w:val="36"/>
+          <w:sz w:val="48"/>
+          <w:szCs w:val="48"/>
+          <w:lang w:eastAsia="en-IN"/>
+        </w:rPr>
+        <w:t xml:space="preserve"> EVEN HARDER MIXED ONES</w:t>
+      </w:r>
+    </w:p>
+    <w:p>
+      <w:pPr>
+        <w:numPr>
+          <w:ilvl w:val="0"/>
+          <w:numId w:val="22"/>
+        </w:numPr>
+        <w:spacing w:before="100" w:beforeAutospacing="1" w:after="100" w:afterAutospacing="1" w:line="240" w:lineRule="auto"/>
+        <w:rPr>
+          <w:rFonts w:ascii="Times New Roman" w:eastAsia="Times New Roman" w:hAnsi="Times New Roman" w:cs="Times New Roman"/>
+          <w:sz w:val="24"/>
+          <w:szCs w:val="24"/>
+          <w:lang w:eastAsia="en-IN"/>
+        </w:rPr>
+      </w:pPr>
+      <w:r>
+        <w:rPr>
+          <w:rFonts w:ascii="Times New Roman" w:eastAsia="Times New Roman" w:hAnsi="Times New Roman" w:cs="Times New Roman"/>
+          <w:sz w:val="24"/>
+          <w:szCs w:val="24"/>
+          <w:lang w:eastAsia="en-IN"/>
+        </w:rPr>
+        <w:t xml:space="preserve">Replace elements whose reverse square root is integer with 0 </w:t>
+      </w:r>
+    </w:p>
+    <w:p>
+      <w:pPr>
+        <w:numPr>
+          <w:ilvl w:val="0"/>
+          <w:numId w:val="22"/>
+        </w:numPr>
+        <w:spacing w:before="100" w:beforeAutospacing="1" w:after="100" w:afterAutospacing="1" w:line="240" w:lineRule="auto"/>
+        <w:rPr>
+          <w:rFonts w:ascii="Times New Roman" w:eastAsia="Times New Roman" w:hAnsi="Times New Roman" w:cs="Times New Roman"/>
+          <w:sz w:val="24"/>
+          <w:szCs w:val="24"/>
+          <w:lang w:eastAsia="en-IN"/>
+        </w:rPr>
+      </w:pPr>
+      <w:r>
+        <w:rPr>
+          <w:rFonts w:ascii="Times New Roman" w:eastAsia="Times New Roman" w:hAnsi="Times New Roman" w:cs="Times New Roman"/>
+          <w:sz w:val="24"/>
+          <w:szCs w:val="24"/>
+          <w:lang w:eastAsia="en-IN"/>
+        </w:rPr>
+        <w:t xml:space="preserve">Count numbers whose binary palindrome length is prime </w:t>
+      </w:r>
+    </w:p>
+    <w:p>
+      <w:pPr>
+        <w:numPr>
+          <w:ilvl w:val="0"/>
+          <w:numId w:val="22"/>
+        </w:numPr>
+        <w:spacing w:before="100" w:beforeAutospacing="1" w:after="100" w:afterAutospacing="1" w:line="240" w:lineRule="auto"/>
+        <w:rPr>
+          <w:rFonts w:ascii="Times New Roman" w:eastAsia="Times New Roman" w:hAnsi="Times New Roman" w:cs="Times New Roman"/>
+          <w:sz w:val="24"/>
+          <w:szCs w:val="24"/>
+          <w:lang w:eastAsia="en-IN"/>
+        </w:rPr>
+      </w:pPr>
+      <w:r>
+        <w:rPr>
+          <w:rFonts w:ascii="Times New Roman" w:eastAsia="Times New Roman" w:hAnsi="Times New Roman" w:cs="Times New Roman"/>
+          <w:sz w:val="24"/>
+          <w:szCs w:val="24"/>
+          <w:lang w:eastAsia="en-IN"/>
+        </w:rPr>
+        <w:t xml:space="preserve">Keep numbers whose digit frequency sum is palindrome </w:t>
+      </w:r>
+    </w:p>
+    <w:p>
+      <w:pPr>
+        <w:numPr>
+          <w:ilvl w:val="0"/>
+          <w:numId w:val="22"/>
+        </w:numPr>
+        <w:spacing w:before="100" w:beforeAutospacing="1" w:after="100" w:afterAutospacing="1" w:line="240" w:lineRule="auto"/>
+        <w:rPr>
+          <w:rFonts w:ascii="Times New Roman" w:eastAsia="Times New Roman" w:hAnsi="Times New Roman" w:cs="Times New Roman"/>
+          <w:sz w:val="24"/>
+          <w:szCs w:val="24"/>
+          <w:lang w:eastAsia="en-IN"/>
+        </w:rPr>
+      </w:pPr>
+      <w:r>
+        <w:rPr>
+          <w:rFonts w:ascii="Times New Roman" w:eastAsia="Times New Roman" w:hAnsi="Times New Roman" w:cs="Times New Roman"/>
+          <w:sz w:val="24"/>
+          <w:szCs w:val="24"/>
+          <w:lang w:eastAsia="en-IN"/>
+        </w:rPr>
+        <w:t xml:space="preserve">Find longest streak of numbers having composite reverse </w:t>
+      </w:r>
+    </w:p>
+    <w:p>
+      <w:pPr>
+        <w:numPr>
+          <w:ilvl w:val="0"/>
+          <w:numId w:val="22"/>
+        </w:numPr>
+        <w:spacing w:before="100" w:beforeAutospacing="1" w:after="100" w:afterAutospacing="1" w:line="240" w:lineRule="auto"/>
+        <w:rPr>
+          <w:rFonts w:ascii="Times New Roman" w:eastAsia="Times New Roman" w:hAnsi="Times New Roman" w:cs="Times New Roman"/>
+          <w:sz w:val="24"/>
+          <w:szCs w:val="24"/>
+          <w:lang w:eastAsia="en-IN"/>
+        </w:rPr>
+      </w:pPr>
+      <w:r>
+        <w:rPr>
+          <w:rFonts w:ascii="Times New Roman" w:eastAsia="Times New Roman" w:hAnsi="Times New Roman" w:cs="Times New Roman"/>
+          <w:sz w:val="24"/>
+          <w:szCs w:val="24"/>
+          <w:lang w:eastAsia="en-IN"/>
+        </w:rPr>
+        <w:t xml:space="preserve">Replace each element with count of palindrome divisors </w:t>
+      </w:r>
+    </w:p>
+    <w:p>
+      <w:pPr>
+        <w:numPr>
+          <w:ilvl w:val="0"/>
+          <w:numId w:val="22"/>
+        </w:numPr>
+        <w:spacing w:before="100" w:beforeAutospacing="1" w:after="100" w:afterAutospacing="1" w:line="240" w:lineRule="auto"/>
+        <w:rPr>
+          <w:rFonts w:ascii="Times New Roman" w:eastAsia="Times New Roman" w:hAnsi="Times New Roman" w:cs="Times New Roman"/>
+          <w:sz w:val="24"/>
+          <w:szCs w:val="24"/>
+          <w:lang w:eastAsia="en-IN"/>
+        </w:rPr>
+      </w:pPr>
+      <w:r>
+        <w:rPr>
+          <w:rFonts w:ascii="Times New Roman" w:eastAsia="Times New Roman" w:hAnsi="Times New Roman" w:cs="Times New Roman"/>
+          <w:sz w:val="24"/>
+          <w:szCs w:val="24"/>
+          <w:lang w:eastAsia="en-IN"/>
+        </w:rPr>
+        <w:t xml:space="preserve">Keep numbers whose reverse digit product is divisible by original </w:t>
+      </w:r>
+    </w:p>
+    <w:p>
+      <w:pPr>
+        <w:numPr>
+          <w:ilvl w:val="0"/>
+          <w:numId w:val="22"/>
+        </w:numPr>
+        <w:spacing w:before="100" w:beforeAutospacing="1" w:after="100" w:afterAutospacing="1" w:line="240" w:lineRule="auto"/>
+        <w:rPr>
+          <w:rFonts w:ascii="Times New Roman" w:eastAsia="Times New Roman" w:hAnsi="Times New Roman" w:cs="Times New Roman"/>
+          <w:sz w:val="24"/>
+          <w:szCs w:val="24"/>
+          <w:lang w:eastAsia="en-IN"/>
+        </w:rPr>
+      </w:pPr>
+      <w:r>
+        <w:rPr>
+          <w:rFonts w:ascii="Times New Roman" w:eastAsia="Times New Roman" w:hAnsi="Times New Roman" w:cs="Times New Roman"/>
+          <w:sz w:val="24"/>
+          <w:szCs w:val="24"/>
+          <w:lang w:eastAsia="en-IN"/>
+        </w:rPr>
+        <w:t xml:space="preserve">Replace elements </w:t>
+      </w:r>
+      <w:proofErr w:type="gramStart"/>
+      <w:r>
+        <w:rPr>
+          <w:rFonts w:ascii="Times New Roman" w:eastAsia="Times New Roman" w:hAnsi="Times New Roman" w:cs="Times New Roman"/>
+          <w:sz w:val="24"/>
+          <w:szCs w:val="24"/>
+          <w:lang w:eastAsia="en-IN"/>
+        </w:rPr>
+        <w:t>whose</w:t>
+      </w:r>
+      <w:proofErr w:type="gramEnd"/>
+      <w:r>
+        <w:rPr>
+          <w:rFonts w:ascii="Times New Roman" w:eastAsia="Times New Roman" w:hAnsi="Times New Roman" w:cs="Times New Roman"/>
+          <w:sz w:val="24"/>
+          <w:szCs w:val="24"/>
+          <w:lang w:eastAsia="en-IN"/>
+        </w:rPr>
+        <w:t xml:space="preserve"> binary 1-count frequency is prime with 6 </w:t>
+      </w:r>
+    </w:p>
+    <w:p>
+      <w:pPr>
+        <w:numPr>
+          <w:ilvl w:val="0"/>
+          <w:numId w:val="22"/>
+        </w:numPr>
+        <w:spacing w:before="100" w:beforeAutospacing="1" w:after="100" w:afterAutospacing="1" w:line="240" w:lineRule="auto"/>
+        <w:rPr>
+          <w:rFonts w:ascii="Times New Roman" w:eastAsia="Times New Roman" w:hAnsi="Times New Roman" w:cs="Times New Roman"/>
+          <w:sz w:val="24"/>
+          <w:szCs w:val="24"/>
+          <w:lang w:eastAsia="en-IN"/>
+        </w:rPr>
+      </w:pPr>
+      <w:r>
+        <w:rPr>
+          <w:rFonts w:ascii="Times New Roman" w:eastAsia="Times New Roman" w:hAnsi="Times New Roman" w:cs="Times New Roman"/>
+          <w:sz w:val="24"/>
+          <w:szCs w:val="24"/>
+          <w:lang w:eastAsia="en-IN"/>
+        </w:rPr>
+        <w:t xml:space="preserve">Count elements whose alternating digit sum equals reverse digit sum </w:t>
+      </w:r>
+    </w:p>
+    <w:p>
+      <w:pPr>
+        <w:numPr>
+          <w:ilvl w:val="0"/>
+          <w:numId w:val="22"/>
+        </w:numPr>
+        <w:spacing w:before="100" w:beforeAutospacing="1" w:after="100" w:afterAutospacing="1" w:line="240" w:lineRule="auto"/>
+        <w:rPr>
+          <w:rFonts w:ascii="Times New Roman" w:eastAsia="Times New Roman" w:hAnsi="Times New Roman" w:cs="Times New Roman"/>
+          <w:sz w:val="24"/>
+          <w:szCs w:val="24"/>
+          <w:lang w:eastAsia="en-IN"/>
+        </w:rPr>
+      </w:pPr>
+      <w:r>
+        <w:rPr>
+          <w:rFonts w:ascii="Times New Roman" w:eastAsia="Times New Roman" w:hAnsi="Times New Roman" w:cs="Times New Roman"/>
+          <w:sz w:val="24"/>
+          <w:szCs w:val="24"/>
+          <w:lang w:eastAsia="en-IN"/>
+        </w:rPr>
+        <w:t xml:space="preserve">Find pair whose combined digit sum is palindrome </w:t>
+      </w:r>
+    </w:p>
+    <w:p>
+      <w:pPr>
+        <w:numPr>
+          <w:ilvl w:val="0"/>
+          <w:numId w:val="22"/>
+        </w:numPr>
+        <w:spacing w:before="100" w:beforeAutospacing="1" w:after="100" w:afterAutospacing="1" w:line="240" w:lineRule="auto"/>
+        <w:rPr>
+          <w:rFonts w:ascii="Times New Roman" w:eastAsia="Times New Roman" w:hAnsi="Times New Roman" w:cs="Times New Roman"/>
+          <w:sz w:val="24"/>
+          <w:szCs w:val="24"/>
+          <w:lang w:eastAsia="en-IN"/>
+        </w:rPr>
+      </w:pPr>
+      <w:r>
+        <w:rPr>
+          <w:rFonts w:ascii="Times New Roman" w:eastAsia="Times New Roman" w:hAnsi="Times New Roman" w:cs="Times New Roman"/>
+          <w:sz w:val="24"/>
+          <w:szCs w:val="24"/>
+          <w:lang w:eastAsia="en-IN"/>
+        </w:rPr>
+        <w:t>Replace elements whose largest divisor is palindrome with -1</w:t>
+      </w:r>
+    </w:p>
+    <w:p>
+      <w:pPr>
+        <w:spacing w:before="100" w:beforeAutospacing="1" w:after="100" w:afterAutospacing="1" w:line="240" w:lineRule="auto"/>
+        <w:rPr>
+          <w:rFonts w:ascii="Times New Roman" w:eastAsia="Times New Roman" w:hAnsi="Times New Roman" w:cs="Times New Roman"/>
+          <w:sz w:val="24"/>
+          <w:szCs w:val="24"/>
+          <w:lang w:eastAsia="en-IN"/>
+        </w:rPr>
+      </w:pPr>
     </w:p>
     <w:p>
       <w:pPr>
@@ -3881,6 +4866,119 @@
     </w:lvl>
   </w:abstractNum>
   <w:abstractNum w:abstractNumId="1" w15:restartNumberingAfterBreak="0">
+    <w:nsid w:val="016F3C76"/>
+    <w:multiLevelType w:val="multilevel"/>
+    <w:tmpl w:val="7AF8EF60"/>
+    <w:lvl w:ilvl="0">
+      <w:start w:val="21"/>
+      <w:numFmt w:val="decimal"/>
+      <w:lvlText w:val="%1."/>
+      <w:lvlJc w:val="left"/>
+      <w:pPr>
+        <w:tabs>
+          <w:tab w:val="num" w:pos="720"/>
+        </w:tabs>
+        <w:ind w:left="720" w:hanging="360"/>
+      </w:pPr>
+    </w:lvl>
+    <w:lvl w:ilvl="1" w:tentative="1">
+      <w:start w:val="1"/>
+      <w:numFmt w:val="decimal"/>
+      <w:lvlText w:val="%2."/>
+      <w:lvlJc w:val="left"/>
+      <w:pPr>
+        <w:tabs>
+          <w:tab w:val="num" w:pos="1440"/>
+        </w:tabs>
+        <w:ind w:left="1440" w:hanging="360"/>
+      </w:pPr>
+    </w:lvl>
+    <w:lvl w:ilvl="2" w:tentative="1">
+      <w:start w:val="1"/>
+      <w:numFmt w:val="decimal"/>
+      <w:lvlText w:val="%3."/>
+      <w:lvlJc w:val="left"/>
+      <w:pPr>
+        <w:tabs>
+          <w:tab w:val="num" w:pos="2160"/>
+        </w:tabs>
+        <w:ind w:left="2160" w:hanging="360"/>
+      </w:pPr>
+    </w:lvl>
+    <w:lvl w:ilvl="3" w:tentative="1">
+      <w:start w:val="1"/>
+      <w:numFmt w:val="decimal"/>
+      <w:lvlText w:val="%4."/>
+      <w:lvlJc w:val="left"/>
+      <w:pPr>
+        <w:tabs>
+          <w:tab w:val="num" w:pos="2880"/>
+        </w:tabs>
+        <w:ind w:left="2880" w:hanging="360"/>
+      </w:pPr>
+    </w:lvl>
+    <w:lvl w:ilvl="4" w:tentative="1">
+      <w:start w:val="1"/>
+      <w:numFmt w:val="decimal"/>
+      <w:lvlText w:val="%5."/>
+      <w:lvlJc w:val="left"/>
+      <w:pPr>
+        <w:tabs>
+          <w:tab w:val="num" w:pos="3600"/>
+        </w:tabs>
+        <w:ind w:left="3600" w:hanging="360"/>
+      </w:pPr>
+    </w:lvl>
+    <w:lvl w:ilvl="5" w:tentative="1">
+      <w:start w:val="1"/>
+      <w:numFmt w:val="decimal"/>
+      <w:lvlText w:val="%6."/>
+      <w:lvlJc w:val="left"/>
+      <w:pPr>
+        <w:tabs>
+          <w:tab w:val="num" w:pos="4320"/>
+        </w:tabs>
+        <w:ind w:left="4320" w:hanging="360"/>
+      </w:pPr>
+    </w:lvl>
+    <w:lvl w:ilvl="6" w:tentative="1">
+      <w:start w:val="1"/>
+      <w:numFmt w:val="decimal"/>
+      <w:lvlText w:val="%7."/>
+      <w:lvlJc w:val="left"/>
+      <w:pPr>
+        <w:tabs>
+          <w:tab w:val="num" w:pos="5040"/>
+        </w:tabs>
+        <w:ind w:left="5040" w:hanging="360"/>
+      </w:pPr>
+    </w:lvl>
+    <w:lvl w:ilvl="7" w:tentative="1">
+      <w:start w:val="1"/>
+      <w:numFmt w:val="decimal"/>
+      <w:lvlText w:val="%8."/>
+      <w:lvlJc w:val="left"/>
+      <w:pPr>
+        <w:tabs>
+          <w:tab w:val="num" w:pos="5760"/>
+        </w:tabs>
+        <w:ind w:left="5760" w:hanging="360"/>
+      </w:pPr>
+    </w:lvl>
+    <w:lvl w:ilvl="8" w:tentative="1">
+      <w:start w:val="1"/>
+      <w:numFmt w:val="decimal"/>
+      <w:lvlText w:val="%9."/>
+      <w:lvlJc w:val="left"/>
+      <w:pPr>
+        <w:tabs>
+          <w:tab w:val="num" w:pos="6480"/>
+        </w:tabs>
+        <w:ind w:left="6480" w:hanging="360"/>
+      </w:pPr>
+    </w:lvl>
+  </w:abstractNum>
+  <w:abstractNum w:abstractNumId="2" w15:restartNumberingAfterBreak="0">
     <w:nsid w:val="08124B1E"/>
     <w:multiLevelType w:val="multilevel"/>
     <w:tmpl w:val="E6943C18"/>
@@ -3993,7 +5091,7 @@
       </w:pPr>
     </w:lvl>
   </w:abstractNum>
-  <w:abstractNum w:abstractNumId="2" w15:restartNumberingAfterBreak="0">
+  <w:abstractNum w:abstractNumId="3" w15:restartNumberingAfterBreak="0">
     <w:nsid w:val="0FA27D6E"/>
     <w:multiLevelType w:val="multilevel"/>
     <w:tmpl w:val="4B462012"/>
@@ -4106,7 +5204,7 @@
       </w:pPr>
     </w:lvl>
   </w:abstractNum>
-  <w:abstractNum w:abstractNumId="3" w15:restartNumberingAfterBreak="0">
+  <w:abstractNum w:abstractNumId="4" w15:restartNumberingAfterBreak="0">
     <w:nsid w:val="159D634E"/>
     <w:multiLevelType w:val="hybridMultilevel"/>
     <w:tmpl w:val="E7FA0AC0"/>
@@ -4247,7 +5345,233 @@
       </w:rPr>
     </w:lvl>
   </w:abstractNum>
-  <w:abstractNum w:abstractNumId="4" w15:restartNumberingAfterBreak="0">
+  <w:abstractNum w:abstractNumId="5" w15:restartNumberingAfterBreak="0">
+    <w:nsid w:val="1F582B80"/>
+    <w:multiLevelType w:val="multilevel"/>
+    <w:tmpl w:val="31F4A4CE"/>
+    <w:lvl w:ilvl="0">
+      <w:start w:val="11"/>
+      <w:numFmt w:val="decimal"/>
+      <w:lvlText w:val="%1."/>
+      <w:lvlJc w:val="left"/>
+      <w:pPr>
+        <w:tabs>
+          <w:tab w:val="num" w:pos="720"/>
+        </w:tabs>
+        <w:ind w:left="720" w:hanging="360"/>
+      </w:pPr>
+    </w:lvl>
+    <w:lvl w:ilvl="1" w:tentative="1">
+      <w:start w:val="1"/>
+      <w:numFmt w:val="decimal"/>
+      <w:lvlText w:val="%2."/>
+      <w:lvlJc w:val="left"/>
+      <w:pPr>
+        <w:tabs>
+          <w:tab w:val="num" w:pos="1440"/>
+        </w:tabs>
+        <w:ind w:left="1440" w:hanging="360"/>
+      </w:pPr>
+    </w:lvl>
+    <w:lvl w:ilvl="2" w:tentative="1">
+      <w:start w:val="1"/>
+      <w:numFmt w:val="decimal"/>
+      <w:lvlText w:val="%3."/>
+      <w:lvlJc w:val="left"/>
+      <w:pPr>
+        <w:tabs>
+          <w:tab w:val="num" w:pos="2160"/>
+        </w:tabs>
+        <w:ind w:left="2160" w:hanging="360"/>
+      </w:pPr>
+    </w:lvl>
+    <w:lvl w:ilvl="3" w:tentative="1">
+      <w:start w:val="1"/>
+      <w:numFmt w:val="decimal"/>
+      <w:lvlText w:val="%4."/>
+      <w:lvlJc w:val="left"/>
+      <w:pPr>
+        <w:tabs>
+          <w:tab w:val="num" w:pos="2880"/>
+        </w:tabs>
+        <w:ind w:left="2880" w:hanging="360"/>
+      </w:pPr>
+    </w:lvl>
+    <w:lvl w:ilvl="4" w:tentative="1">
+      <w:start w:val="1"/>
+      <w:numFmt w:val="decimal"/>
+      <w:lvlText w:val="%5."/>
+      <w:lvlJc w:val="left"/>
+      <w:pPr>
+        <w:tabs>
+          <w:tab w:val="num" w:pos="3600"/>
+        </w:tabs>
+        <w:ind w:left="3600" w:hanging="360"/>
+      </w:pPr>
+    </w:lvl>
+    <w:lvl w:ilvl="5" w:tentative="1">
+      <w:start w:val="1"/>
+      <w:numFmt w:val="decimal"/>
+      <w:lvlText w:val="%6."/>
+      <w:lvlJc w:val="left"/>
+      <w:pPr>
+        <w:tabs>
+          <w:tab w:val="num" w:pos="4320"/>
+        </w:tabs>
+        <w:ind w:left="4320" w:hanging="360"/>
+      </w:pPr>
+    </w:lvl>
+    <w:lvl w:ilvl="6" w:tentative="1">
+      <w:start w:val="1"/>
+      <w:numFmt w:val="decimal"/>
+      <w:lvlText w:val="%7."/>
+      <w:lvlJc w:val="left"/>
+      <w:pPr>
+        <w:tabs>
+          <w:tab w:val="num" w:pos="5040"/>
+        </w:tabs>
+        <w:ind w:left="5040" w:hanging="360"/>
+      </w:pPr>
+    </w:lvl>
+    <w:lvl w:ilvl="7" w:tentative="1">
+      <w:start w:val="1"/>
+      <w:numFmt w:val="decimal"/>
+      <w:lvlText w:val="%8."/>
+      <w:lvlJc w:val="left"/>
+      <w:pPr>
+        <w:tabs>
+          <w:tab w:val="num" w:pos="5760"/>
+        </w:tabs>
+        <w:ind w:left="5760" w:hanging="360"/>
+      </w:pPr>
+    </w:lvl>
+    <w:lvl w:ilvl="8" w:tentative="1">
+      <w:start w:val="1"/>
+      <w:numFmt w:val="decimal"/>
+      <w:lvlText w:val="%9."/>
+      <w:lvlJc w:val="left"/>
+      <w:pPr>
+        <w:tabs>
+          <w:tab w:val="num" w:pos="6480"/>
+        </w:tabs>
+        <w:ind w:left="6480" w:hanging="360"/>
+      </w:pPr>
+    </w:lvl>
+  </w:abstractNum>
+  <w:abstractNum w:abstractNumId="6" w15:restartNumberingAfterBreak="0">
+    <w:nsid w:val="283A73A1"/>
+    <w:multiLevelType w:val="multilevel"/>
+    <w:tmpl w:val="557A801A"/>
+    <w:lvl w:ilvl="0">
+      <w:start w:val="1"/>
+      <w:numFmt w:val="decimal"/>
+      <w:lvlText w:val="%1."/>
+      <w:lvlJc w:val="left"/>
+      <w:pPr>
+        <w:tabs>
+          <w:tab w:val="num" w:pos="720"/>
+        </w:tabs>
+        <w:ind w:left="720" w:hanging="360"/>
+      </w:pPr>
+    </w:lvl>
+    <w:lvl w:ilvl="1" w:tentative="1">
+      <w:start w:val="1"/>
+      <w:numFmt w:val="decimal"/>
+      <w:lvlText w:val="%2."/>
+      <w:lvlJc w:val="left"/>
+      <w:pPr>
+        <w:tabs>
+          <w:tab w:val="num" w:pos="1440"/>
+        </w:tabs>
+        <w:ind w:left="1440" w:hanging="360"/>
+      </w:pPr>
+    </w:lvl>
+    <w:lvl w:ilvl="2" w:tentative="1">
+      <w:start w:val="1"/>
+      <w:numFmt w:val="decimal"/>
+      <w:lvlText w:val="%3."/>
+      <w:lvlJc w:val="left"/>
+      <w:pPr>
+        <w:tabs>
+          <w:tab w:val="num" w:pos="2160"/>
+        </w:tabs>
+        <w:ind w:left="2160" w:hanging="360"/>
+      </w:pPr>
+    </w:lvl>
+    <w:lvl w:ilvl="3" w:tentative="1">
+      <w:start w:val="1"/>
+      <w:numFmt w:val="decimal"/>
+      <w:lvlText w:val="%4."/>
+      <w:lvlJc w:val="left"/>
+      <w:pPr>
+        <w:tabs>
+          <w:tab w:val="num" w:pos="2880"/>
+        </w:tabs>
+        <w:ind w:left="2880" w:hanging="360"/>
+      </w:pPr>
+    </w:lvl>
+    <w:lvl w:ilvl="4" w:tentative="1">
+      <w:start w:val="1"/>
+      <w:numFmt w:val="decimal"/>
+      <w:lvlText w:val="%5."/>
+      <w:lvlJc w:val="left"/>
+      <w:pPr>
+        <w:tabs>
+          <w:tab w:val="num" w:pos="3600"/>
+        </w:tabs>
+        <w:ind w:left="3600" w:hanging="360"/>
+      </w:pPr>
+    </w:lvl>
+    <w:lvl w:ilvl="5" w:tentative="1">
+      <w:start w:val="1"/>
+      <w:numFmt w:val="decimal"/>
+      <w:lvlText w:val="%6."/>
+      <w:lvlJc w:val="left"/>
+      <w:pPr>
+        <w:tabs>
+          <w:tab w:val="num" w:pos="4320"/>
+        </w:tabs>
+        <w:ind w:left="4320" w:hanging="360"/>
+      </w:pPr>
+    </w:lvl>
+    <w:lvl w:ilvl="6" w:tentative="1">
+      <w:start w:val="1"/>
+      <w:numFmt w:val="decimal"/>
+      <w:lvlText w:val="%7."/>
+      <w:lvlJc w:val="left"/>
+      <w:pPr>
+        <w:tabs>
+          <w:tab w:val="num" w:pos="5040"/>
+        </w:tabs>
+        <w:ind w:left="5040" w:hanging="360"/>
+      </w:pPr>
+    </w:lvl>
+    <w:lvl w:ilvl="7" w:tentative="1">
+      <w:start w:val="1"/>
+      <w:numFmt w:val="decimal"/>
+      <w:lvlText w:val="%8."/>
+      <w:lvlJc w:val="left"/>
+      <w:pPr>
+        <w:tabs>
+          <w:tab w:val="num" w:pos="5760"/>
+        </w:tabs>
+        <w:ind w:left="5760" w:hanging="360"/>
+      </w:pPr>
+    </w:lvl>
+    <w:lvl w:ilvl="8" w:tentative="1">
+      <w:start w:val="1"/>
+      <w:numFmt w:val="decimal"/>
+      <w:lvlText w:val="%9."/>
+      <w:lvlJc w:val="left"/>
+      <w:pPr>
+        <w:tabs>
+          <w:tab w:val="num" w:pos="6480"/>
+        </w:tabs>
+        <w:ind w:left="6480" w:hanging="360"/>
+      </w:pPr>
+    </w:lvl>
+  </w:abstractNum>
+  <w:abstractNum w:abstractNumId="7" w15:restartNumberingAfterBreak="0">
     <w:nsid w:val="286B43A6"/>
     <w:multiLevelType w:val="multilevel"/>
     <w:tmpl w:val="CF8EF9D4"/>
@@ -4360,7 +5684,7 @@
       </w:pPr>
     </w:lvl>
   </w:abstractNum>
-  <w:abstractNum w:abstractNumId="5" w15:restartNumberingAfterBreak="0">
+  <w:abstractNum w:abstractNumId="8" w15:restartNumberingAfterBreak="0">
     <w:nsid w:val="2C515536"/>
     <w:multiLevelType w:val="multilevel"/>
     <w:tmpl w:val="8378FEA4"/>
@@ -4473,7 +5797,7 @@
       </w:pPr>
     </w:lvl>
   </w:abstractNum>
-  <w:abstractNum w:abstractNumId="6" w15:restartNumberingAfterBreak="0">
+  <w:abstractNum w:abstractNumId="9" w15:restartNumberingAfterBreak="0">
     <w:nsid w:val="39C567B4"/>
     <w:multiLevelType w:val="multilevel"/>
     <w:tmpl w:val="4EEADCB6"/>
@@ -4586,7 +5910,7 @@
       </w:pPr>
     </w:lvl>
   </w:abstractNum>
-  <w:abstractNum w:abstractNumId="7" w15:restartNumberingAfterBreak="0">
+  <w:abstractNum w:abstractNumId="10" w15:restartNumberingAfterBreak="0">
     <w:nsid w:val="3B5A2C6E"/>
     <w:multiLevelType w:val="multilevel"/>
     <w:tmpl w:val="85208FD6"/>
@@ -4699,7 +6023,7 @@
       </w:pPr>
     </w:lvl>
   </w:abstractNum>
-  <w:abstractNum w:abstractNumId="8" w15:restartNumberingAfterBreak="0">
+  <w:abstractNum w:abstractNumId="11" w15:restartNumberingAfterBreak="0">
     <w:nsid w:val="3D78662A"/>
     <w:multiLevelType w:val="multilevel"/>
     <w:tmpl w:val="2A22C802"/>
@@ -4812,7 +6136,7 @@
       </w:pPr>
     </w:lvl>
   </w:abstractNum>
-  <w:abstractNum w:abstractNumId="9" w15:restartNumberingAfterBreak="0">
+  <w:abstractNum w:abstractNumId="12" w15:restartNumberingAfterBreak="0">
     <w:nsid w:val="452B522E"/>
     <w:multiLevelType w:val="multilevel"/>
     <w:tmpl w:val="DAC421EA"/>
@@ -4925,7 +6249,7 @@
       </w:pPr>
     </w:lvl>
   </w:abstractNum>
-  <w:abstractNum w:abstractNumId="10" w15:restartNumberingAfterBreak="0">
+  <w:abstractNum w:abstractNumId="13" w15:restartNumberingAfterBreak="0">
     <w:nsid w:val="54F92DF5"/>
     <w:multiLevelType w:val="multilevel"/>
     <w:tmpl w:val="8446DE2A"/>
@@ -5074,7 +6398,7 @@
       </w:rPr>
     </w:lvl>
   </w:abstractNum>
-  <w:abstractNum w:abstractNumId="11" w15:restartNumberingAfterBreak="0">
+  <w:abstractNum w:abstractNumId="14" w15:restartNumberingAfterBreak="0">
     <w:nsid w:val="60753430"/>
     <w:multiLevelType w:val="multilevel"/>
     <w:tmpl w:val="C4D809BE"/>
@@ -5187,7 +6511,7 @@
       </w:pPr>
     </w:lvl>
   </w:abstractNum>
-  <w:abstractNum w:abstractNumId="12" w15:restartNumberingAfterBreak="0">
+  <w:abstractNum w:abstractNumId="15" w15:restartNumberingAfterBreak="0">
     <w:nsid w:val="6AB320A8"/>
     <w:multiLevelType w:val="multilevel"/>
     <w:tmpl w:val="28BE8EC4"/>
@@ -5300,7 +6624,7 @@
       </w:pPr>
     </w:lvl>
   </w:abstractNum>
-  <w:abstractNum w:abstractNumId="13" w15:restartNumberingAfterBreak="0">
+  <w:abstractNum w:abstractNumId="16" w15:restartNumberingAfterBreak="0">
     <w:nsid w:val="6C596A39"/>
     <w:multiLevelType w:val="multilevel"/>
     <w:tmpl w:val="90A454D4"/>
@@ -5413,7 +6737,7 @@
       </w:pPr>
     </w:lvl>
   </w:abstractNum>
-  <w:abstractNum w:abstractNumId="14" w15:restartNumberingAfterBreak="0">
+  <w:abstractNum w:abstractNumId="17" w15:restartNumberingAfterBreak="0">
     <w:nsid w:val="6C6B0E2F"/>
     <w:multiLevelType w:val="multilevel"/>
     <w:tmpl w:val="9620DDF8"/>
@@ -5526,7 +6850,7 @@
       </w:pPr>
     </w:lvl>
   </w:abstractNum>
-  <w:abstractNum w:abstractNumId="15" w15:restartNumberingAfterBreak="0">
+  <w:abstractNum w:abstractNumId="18" w15:restartNumberingAfterBreak="0">
     <w:nsid w:val="77490F66"/>
     <w:multiLevelType w:val="multilevel"/>
     <w:tmpl w:val="E902AAE4"/>
@@ -5639,7 +6963,7 @@
       </w:pPr>
     </w:lvl>
   </w:abstractNum>
-  <w:abstractNum w:abstractNumId="16" w15:restartNumberingAfterBreak="0">
+  <w:abstractNum w:abstractNumId="19" w15:restartNumberingAfterBreak="0">
     <w:nsid w:val="78563DBA"/>
     <w:multiLevelType w:val="multilevel"/>
     <w:tmpl w:val="B2A03C04"/>
@@ -5752,7 +7076,7 @@
       </w:pPr>
     </w:lvl>
   </w:abstractNum>
-  <w:abstractNum w:abstractNumId="17" w15:restartNumberingAfterBreak="0">
+  <w:abstractNum w:abstractNumId="20" w15:restartNumberingAfterBreak="0">
     <w:nsid w:val="7BF001E6"/>
     <w:multiLevelType w:val="multilevel"/>
     <w:tmpl w:val="F4DAF134"/>
@@ -5865,7 +7189,7 @@
       </w:pPr>
     </w:lvl>
   </w:abstractNum>
-  <w:abstractNum w:abstractNumId="18" w15:restartNumberingAfterBreak="0">
+  <w:abstractNum w:abstractNumId="21" w15:restartNumberingAfterBreak="0">
     <w:nsid w:val="7F1E763C"/>
     <w:multiLevelType w:val="multilevel"/>
     <w:tmpl w:val="6C6C0DF2"/>
@@ -5979,61 +7303,70 @@
     </w:lvl>
   </w:abstractNum>
   <w:num w:numId="1" w16cid:durableId="215632660">
-    <w:abstractNumId w:val="6"/>
+    <w:abstractNumId w:val="9"/>
   </w:num>
   <w:num w:numId="2" w16cid:durableId="2041515961">
+    <w:abstractNumId w:val="18"/>
+  </w:num>
+  <w:num w:numId="3" w16cid:durableId="1830556483">
+    <w:abstractNumId w:val="3"/>
+  </w:num>
+  <w:num w:numId="4" w16cid:durableId="492257486">
+    <w:abstractNumId w:val="12"/>
+  </w:num>
+  <w:num w:numId="5" w16cid:durableId="1716151009">
+    <w:abstractNumId w:val="11"/>
+  </w:num>
+  <w:num w:numId="6" w16cid:durableId="1922830456">
+    <w:abstractNumId w:val="20"/>
+  </w:num>
+  <w:num w:numId="7" w16cid:durableId="2127456637">
+    <w:abstractNumId w:val="7"/>
+  </w:num>
+  <w:num w:numId="8" w16cid:durableId="863443097">
+    <w:abstractNumId w:val="17"/>
+  </w:num>
+  <w:num w:numId="9" w16cid:durableId="1740127723">
+    <w:abstractNumId w:val="14"/>
+  </w:num>
+  <w:num w:numId="10" w16cid:durableId="494614531">
+    <w:abstractNumId w:val="21"/>
+  </w:num>
+  <w:num w:numId="11" w16cid:durableId="4289954">
+    <w:abstractNumId w:val="4"/>
+  </w:num>
+  <w:num w:numId="12" w16cid:durableId="389421812">
+    <w:abstractNumId w:val="8"/>
+  </w:num>
+  <w:num w:numId="13" w16cid:durableId="875392257">
     <w:abstractNumId w:val="15"/>
   </w:num>
-  <w:num w:numId="3" w16cid:durableId="1830556483">
-    <w:abstractNumId w:val="2"/>
-  </w:num>
-  <w:num w:numId="4" w16cid:durableId="492257486">
-    <w:abstractNumId w:val="9"/>
-  </w:num>
-  <w:num w:numId="5" w16cid:durableId="1716151009">
-    <w:abstractNumId w:val="8"/>
-  </w:num>
-  <w:num w:numId="6" w16cid:durableId="1922830456">
-    <w:abstractNumId w:val="17"/>
-  </w:num>
-  <w:num w:numId="7" w16cid:durableId="2127456637">
-    <w:abstractNumId w:val="4"/>
-  </w:num>
-  <w:num w:numId="8" w16cid:durableId="863443097">
-    <w:abstractNumId w:val="14"/>
-  </w:num>
-  <w:num w:numId="9" w16cid:durableId="1740127723">
-    <w:abstractNumId w:val="11"/>
-  </w:num>
-  <w:num w:numId="10" w16cid:durableId="494614531">
-    <w:abstractNumId w:val="18"/>
-  </w:num>
-  <w:num w:numId="11" w16cid:durableId="4289954">
-    <w:abstractNumId w:val="3"/>
-  </w:num>
-  <w:num w:numId="12" w16cid:durableId="389421812">
-    <w:abstractNumId w:val="5"/>
-  </w:num>
-  <w:num w:numId="13" w16cid:durableId="875392257">
-    <w:abstractNumId w:val="12"/>
-  </w:num>
   <w:num w:numId="14" w16cid:durableId="23871572">
-    <w:abstractNumId w:val="7"/>
+    <w:abstractNumId w:val="10"/>
   </w:num>
   <w:num w:numId="15" w16cid:durableId="287129782">
     <w:abstractNumId w:val="0"/>
   </w:num>
   <w:num w:numId="16" w16cid:durableId="1006329522">
+    <w:abstractNumId w:val="16"/>
+  </w:num>
+  <w:num w:numId="17" w16cid:durableId="745878041">
     <w:abstractNumId w:val="13"/>
   </w:num>
-  <w:num w:numId="17" w16cid:durableId="745878041">
-    <w:abstractNumId w:val="10"/>
-  </w:num>
   <w:num w:numId="18" w16cid:durableId="440033498">
-    <w:abstractNumId w:val="1"/>
+    <w:abstractNumId w:val="2"/>
   </w:num>
   <w:num w:numId="19" w16cid:durableId="1689210416">
-    <w:abstractNumId w:val="16"/>
+    <w:abstractNumId w:val="19"/>
+  </w:num>
+  <w:num w:numId="20" w16cid:durableId="932082715">
+    <w:abstractNumId w:val="6"/>
+  </w:num>
+  <w:num w:numId="21" w16cid:durableId="2082751625">
+    <w:abstractNumId w:val="5"/>
+  </w:num>
+  <w:num w:numId="22" w16cid:durableId="1806435758">
+    <w:abstractNumId w:val="1"/>
   </w:num>
 </w:numbering>
 </file>
